--- a/doc/CS673_STD_team1.docx
+++ b/doc/CS673_STD_team1.docx
@@ -1178,594 +1178,6 @@
           </w:p>
         </w:tc>
       </w:tr>
-      <w:tr>
-        <w:trPr>
-          <w:cantSplit w:val="0"/>
-          <w:tblHeader w:val="0"/>
-        </w:trPr>
-        <w:tc>
-          <w:tcPr>
-            <w:shd w:fill="auto" w:val="clear"/>
-            <w:tcMar>
-              <w:top w:w="0.0" w:type="dxa"/>
-              <w:left w:w="40.0" w:type="dxa"/>
-              <w:bottom w:w="0.0" w:type="dxa"/>
-              <w:right w:w="40.0" w:type="dxa"/>
-            </w:tcMar>
-            <w:vAlign w:val="bottom"/>
-          </w:tcPr>
-          <w:p>
-            <w:pPr>
-              <w:keepNext w:val="0"/>
-              <w:keepLines w:val="0"/>
-              <w:pageBreakBefore w:val="0"/>
-              <w:widowControl w:val="0"/>
-              <w:pBdr>
-                <w:top w:space="0" w:sz="0" w:val="nil"/>
-                <w:left w:space="0" w:sz="0" w:val="nil"/>
-                <w:bottom w:space="0" w:sz="0" w:val="nil"/>
-                <w:right w:space="0" w:sz="0" w:val="nil"/>
-                <w:between w:space="0" w:sz="0" w:val="nil"/>
-              </w:pBdr>
-              <w:shd w:fill="auto" w:val="clear"/>
-              <w:spacing w:line="240" w:lineRule="auto"/>
-              <w:rPr>
-                <w:sz w:val="24"/>
-                <w:szCs w:val="24"/>
-              </w:rPr>
-            </w:pPr>
-            <w:r>
-              <w:rPr>
-                <w:rtl w:val="0"/>
-              </w:rPr>
-            </w:r>
-          </w:p>
-        </w:tc>
-        <w:tc>
-          <w:tcPr>
-            <w:shd w:fill="auto" w:val="clear"/>
-            <w:tcMar>
-              <w:top w:w="100.0" w:type="dxa"/>
-              <w:left w:w="100.0" w:type="dxa"/>
-              <w:bottom w:w="100.0" w:type="dxa"/>
-              <w:right w:w="100.0" w:type="dxa"/>
-            </w:tcMar>
-            <w:vAlign w:val="top"/>
-          </w:tcPr>
-          <w:p>
-            <w:pPr>
-              <w:keepNext w:val="0"/>
-              <w:keepLines w:val="0"/>
-              <w:pageBreakBefore w:val="0"/>
-              <w:widowControl w:val="0"/>
-              <w:pBdr>
-                <w:top w:space="0" w:sz="0" w:val="nil"/>
-                <w:left w:space="0" w:sz="0" w:val="nil"/>
-                <w:bottom w:space="0" w:sz="0" w:val="nil"/>
-                <w:right w:space="0" w:sz="0" w:val="nil"/>
-                <w:between w:space="0" w:sz="0" w:val="nil"/>
-              </w:pBdr>
-              <w:shd w:fill="auto" w:val="clear"/>
-              <w:spacing w:after="0" w:before="0" w:line="240" w:lineRule="auto"/>
-              <w:ind w:left="0" w:right="0" w:firstLine="0"/>
-              <w:jc w:val="left"/>
-              <w:rPr>
-                <w:rFonts w:ascii="Arial" w:cs="Arial" w:eastAsia="Arial" w:hAnsi="Arial"/>
-                <w:b w:val="0"/>
-                <w:bCs w:val="0"/>
-                <w:i w:val="0"/>
-                <w:iCs w:val="0"/>
-                <w:smallCaps w:val="0"/>
-                <w:strike w:val="0"/>
-                <w:color w:val="000000"/>
-                <w:sz w:val="24"/>
-                <w:szCs w:val="24"/>
-                <w:shd w:fill="auto" w:val="clear"/>
-                <w:vertAlign w:val="baseline"/>
-              </w:rPr>
-            </w:pPr>
-            <w:r>
-              <w:rPr>
-                <w:rtl w:val="0"/>
-              </w:rPr>
-            </w:r>
-          </w:p>
-        </w:tc>
-        <w:tc>
-          <w:tcPr>
-            <w:shd w:fill="auto" w:val="clear"/>
-            <w:tcMar>
-              <w:top w:w="100.0" w:type="dxa"/>
-              <w:left w:w="100.0" w:type="dxa"/>
-              <w:bottom w:w="100.0" w:type="dxa"/>
-              <w:right w:w="100.0" w:type="dxa"/>
-            </w:tcMar>
-            <w:vAlign w:val="top"/>
-          </w:tcPr>
-          <w:p>
-            <w:pPr>
-              <w:keepNext w:val="0"/>
-              <w:keepLines w:val="0"/>
-              <w:pageBreakBefore w:val="0"/>
-              <w:widowControl w:val="0"/>
-              <w:pBdr>
-                <w:top w:space="0" w:sz="0" w:val="nil"/>
-                <w:left w:space="0" w:sz="0" w:val="nil"/>
-                <w:bottom w:space="0" w:sz="0" w:val="nil"/>
-                <w:right w:space="0" w:sz="0" w:val="nil"/>
-                <w:between w:space="0" w:sz="0" w:val="nil"/>
-              </w:pBdr>
-              <w:shd w:fill="auto" w:val="clear"/>
-              <w:spacing w:after="0" w:before="0" w:line="240" w:lineRule="auto"/>
-              <w:ind w:left="0" w:right="0" w:firstLine="0"/>
-              <w:jc w:val="left"/>
-              <w:rPr>
-                <w:rFonts w:ascii="Arial" w:cs="Arial" w:eastAsia="Arial" w:hAnsi="Arial"/>
-                <w:b w:val="0"/>
-                <w:bCs w:val="0"/>
-                <w:i w:val="1"/>
-                <w:iCs w:val="1"/>
-                <w:smallCaps w:val="0"/>
-                <w:strike w:val="0"/>
-                <w:color w:val="000000"/>
-                <w:sz w:val="24"/>
-                <w:szCs w:val="24"/>
-                <w:u w:val="single"/>
-                <w:shd w:fill="auto" w:val="clear"/>
-                <w:vertAlign w:val="baseline"/>
-              </w:rPr>
-            </w:pPr>
-            <w:r>
-              <w:rPr>
-                <w:rtl w:val="0"/>
-              </w:rPr>
-            </w:r>
-          </w:p>
-        </w:tc>
-        <w:tc>
-          <w:tcPr>
-            <w:shd w:fill="auto" w:val="clear"/>
-            <w:tcMar>
-              <w:top w:w="100.0" w:type="dxa"/>
-              <w:left w:w="100.0" w:type="dxa"/>
-              <w:bottom w:w="100.0" w:type="dxa"/>
-              <w:right w:w="100.0" w:type="dxa"/>
-            </w:tcMar>
-            <w:vAlign w:val="top"/>
-          </w:tcPr>
-          <w:p>
-            <w:pPr>
-              <w:keepNext w:val="0"/>
-              <w:keepLines w:val="0"/>
-              <w:pageBreakBefore w:val="0"/>
-              <w:widowControl w:val="0"/>
-              <w:pBdr>
-                <w:top w:space="0" w:sz="0" w:val="nil"/>
-                <w:left w:space="0" w:sz="0" w:val="nil"/>
-                <w:bottom w:space="0" w:sz="0" w:val="nil"/>
-                <w:right w:space="0" w:sz="0" w:val="nil"/>
-                <w:between w:space="0" w:sz="0" w:val="nil"/>
-              </w:pBdr>
-              <w:shd w:fill="auto" w:val="clear"/>
-              <w:spacing w:after="0" w:before="0" w:line="240" w:lineRule="auto"/>
-              <w:ind w:left="0" w:right="0" w:firstLine="0"/>
-              <w:jc w:val="left"/>
-              <w:rPr>
-                <w:rFonts w:ascii="Arial" w:cs="Arial" w:eastAsia="Arial" w:hAnsi="Arial"/>
-                <w:b w:val="0"/>
-                <w:bCs w:val="0"/>
-                <w:i w:val="0"/>
-                <w:iCs w:val="0"/>
-                <w:smallCaps w:val="0"/>
-                <w:strike w:val="0"/>
-                <w:color w:val="000000"/>
-                <w:sz w:val="24"/>
-                <w:szCs w:val="24"/>
-                <w:u w:val="single"/>
-                <w:shd w:fill="auto" w:val="clear"/>
-                <w:vertAlign w:val="baseline"/>
-              </w:rPr>
-            </w:pPr>
-            <w:r>
-              <w:rPr>
-                <w:rtl w:val="0"/>
-              </w:rPr>
-            </w:r>
-          </w:p>
-        </w:tc>
-      </w:tr>
-      <w:tr>
-        <w:trPr>
-          <w:cantSplit w:val="0"/>
-          <w:tblHeader w:val="0"/>
-        </w:trPr>
-        <w:tc>
-          <w:tcPr>
-            <w:shd w:fill="auto" w:val="clear"/>
-            <w:tcMar>
-              <w:top w:w="0.0" w:type="dxa"/>
-              <w:left w:w="40.0" w:type="dxa"/>
-              <w:bottom w:w="0.0" w:type="dxa"/>
-              <w:right w:w="40.0" w:type="dxa"/>
-            </w:tcMar>
-            <w:vAlign w:val="bottom"/>
-          </w:tcPr>
-          <w:p>
-            <w:pPr>
-              <w:keepNext w:val="0"/>
-              <w:keepLines w:val="0"/>
-              <w:pageBreakBefore w:val="0"/>
-              <w:widowControl w:val="0"/>
-              <w:pBdr>
-                <w:top w:space="0" w:sz="0" w:val="nil"/>
-                <w:left w:space="0" w:sz="0" w:val="nil"/>
-                <w:bottom w:space="0" w:sz="0" w:val="nil"/>
-                <w:right w:space="0" w:sz="0" w:val="nil"/>
-                <w:between w:space="0" w:sz="0" w:val="nil"/>
-              </w:pBdr>
-              <w:shd w:fill="auto" w:val="clear"/>
-              <w:spacing w:line="240" w:lineRule="auto"/>
-              <w:rPr>
-                <w:sz w:val="24"/>
-                <w:szCs w:val="24"/>
-              </w:rPr>
-            </w:pPr>
-            <w:r>
-              <w:rPr>
-                <w:rtl w:val="0"/>
-              </w:rPr>
-            </w:r>
-          </w:p>
-        </w:tc>
-        <w:tc>
-          <w:tcPr>
-            <w:shd w:fill="auto" w:val="clear"/>
-            <w:tcMar>
-              <w:top w:w="100.0" w:type="dxa"/>
-              <w:left w:w="100.0" w:type="dxa"/>
-              <w:bottom w:w="100.0" w:type="dxa"/>
-              <w:right w:w="100.0" w:type="dxa"/>
-            </w:tcMar>
-            <w:vAlign w:val="top"/>
-          </w:tcPr>
-          <w:p>
-            <w:pPr>
-              <w:keepNext w:val="0"/>
-              <w:keepLines w:val="0"/>
-              <w:pageBreakBefore w:val="0"/>
-              <w:widowControl w:val="0"/>
-              <w:pBdr>
-                <w:top w:space="0" w:sz="0" w:val="nil"/>
-                <w:left w:space="0" w:sz="0" w:val="nil"/>
-                <w:bottom w:space="0" w:sz="0" w:val="nil"/>
-                <w:right w:space="0" w:sz="0" w:val="nil"/>
-                <w:between w:space="0" w:sz="0" w:val="nil"/>
-              </w:pBdr>
-              <w:shd w:fill="auto" w:val="clear"/>
-              <w:spacing w:after="0" w:before="0" w:line="240" w:lineRule="auto"/>
-              <w:ind w:left="0" w:right="0" w:firstLine="0"/>
-              <w:jc w:val="left"/>
-              <w:rPr>
-                <w:rFonts w:ascii="Arial" w:cs="Arial" w:eastAsia="Arial" w:hAnsi="Arial"/>
-                <w:b w:val="0"/>
-                <w:bCs w:val="0"/>
-                <w:i w:val="0"/>
-                <w:iCs w:val="0"/>
-                <w:smallCaps w:val="0"/>
-                <w:strike w:val="0"/>
-                <w:color w:val="000000"/>
-                <w:sz w:val="24"/>
-                <w:szCs w:val="24"/>
-                <w:shd w:fill="auto" w:val="clear"/>
-                <w:vertAlign w:val="baseline"/>
-              </w:rPr>
-            </w:pPr>
-            <w:r>
-              <w:rPr>
-                <w:rtl w:val="0"/>
-              </w:rPr>
-            </w:r>
-          </w:p>
-        </w:tc>
-        <w:tc>
-          <w:tcPr>
-            <w:shd w:fill="auto" w:val="clear"/>
-            <w:tcMar>
-              <w:top w:w="100.0" w:type="dxa"/>
-              <w:left w:w="100.0" w:type="dxa"/>
-              <w:bottom w:w="100.0" w:type="dxa"/>
-              <w:right w:w="100.0" w:type="dxa"/>
-            </w:tcMar>
-            <w:vAlign w:val="top"/>
-          </w:tcPr>
-          <w:p>
-            <w:pPr>
-              <w:keepNext w:val="0"/>
-              <w:keepLines w:val="0"/>
-              <w:pageBreakBefore w:val="0"/>
-              <w:widowControl w:val="0"/>
-              <w:pBdr>
-                <w:top w:space="0" w:sz="0" w:val="nil"/>
-                <w:left w:space="0" w:sz="0" w:val="nil"/>
-                <w:bottom w:space="0" w:sz="0" w:val="nil"/>
-                <w:right w:space="0" w:sz="0" w:val="nil"/>
-                <w:between w:space="0" w:sz="0" w:val="nil"/>
-              </w:pBdr>
-              <w:shd w:fill="auto" w:val="clear"/>
-              <w:spacing w:after="0" w:before="0" w:line="240" w:lineRule="auto"/>
-              <w:ind w:left="0" w:right="0" w:firstLine="0"/>
-              <w:jc w:val="left"/>
-              <w:rPr>
-                <w:rFonts w:ascii="Arial" w:cs="Arial" w:eastAsia="Arial" w:hAnsi="Arial"/>
-                <w:b w:val="0"/>
-                <w:bCs w:val="0"/>
-                <w:i w:val="1"/>
-                <w:iCs w:val="1"/>
-                <w:smallCaps w:val="0"/>
-                <w:strike w:val="0"/>
-                <w:color w:val="000000"/>
-                <w:sz w:val="24"/>
-                <w:szCs w:val="24"/>
-                <w:u w:val="single"/>
-                <w:shd w:fill="auto" w:val="clear"/>
-                <w:vertAlign w:val="baseline"/>
-              </w:rPr>
-            </w:pPr>
-            <w:r>
-              <w:rPr>
-                <w:rtl w:val="0"/>
-              </w:rPr>
-            </w:r>
-          </w:p>
-        </w:tc>
-        <w:tc>
-          <w:tcPr>
-            <w:shd w:fill="auto" w:val="clear"/>
-            <w:tcMar>
-              <w:top w:w="100.0" w:type="dxa"/>
-              <w:left w:w="100.0" w:type="dxa"/>
-              <w:bottom w:w="100.0" w:type="dxa"/>
-              <w:right w:w="100.0" w:type="dxa"/>
-            </w:tcMar>
-            <w:vAlign w:val="top"/>
-          </w:tcPr>
-          <w:p>
-            <w:pPr>
-              <w:keepNext w:val="0"/>
-              <w:keepLines w:val="0"/>
-              <w:pageBreakBefore w:val="0"/>
-              <w:widowControl w:val="0"/>
-              <w:pBdr>
-                <w:top w:space="0" w:sz="0" w:val="nil"/>
-                <w:left w:space="0" w:sz="0" w:val="nil"/>
-                <w:bottom w:space="0" w:sz="0" w:val="nil"/>
-                <w:right w:space="0" w:sz="0" w:val="nil"/>
-                <w:between w:space="0" w:sz="0" w:val="nil"/>
-              </w:pBdr>
-              <w:shd w:fill="auto" w:val="clear"/>
-              <w:spacing w:after="0" w:before="0" w:line="240" w:lineRule="auto"/>
-              <w:ind w:left="0" w:right="0" w:firstLine="0"/>
-              <w:jc w:val="left"/>
-              <w:rPr>
-                <w:rFonts w:ascii="Arial" w:cs="Arial" w:eastAsia="Arial" w:hAnsi="Arial"/>
-                <w:b w:val="0"/>
-                <w:bCs w:val="0"/>
-                <w:i w:val="0"/>
-                <w:iCs w:val="0"/>
-                <w:smallCaps w:val="0"/>
-                <w:strike w:val="0"/>
-                <w:color w:val="000000"/>
-                <w:sz w:val="24"/>
-                <w:szCs w:val="24"/>
-                <w:u w:val="single"/>
-                <w:shd w:fill="auto" w:val="clear"/>
-                <w:vertAlign w:val="baseline"/>
-              </w:rPr>
-            </w:pPr>
-            <w:r>
-              <w:rPr>
-                <w:rtl w:val="0"/>
-              </w:rPr>
-            </w:r>
-          </w:p>
-        </w:tc>
-      </w:tr>
-      <w:tr>
-        <w:trPr>
-          <w:cantSplit w:val="0"/>
-          <w:tblHeader w:val="0"/>
-        </w:trPr>
-        <w:tc>
-          <w:tcPr>
-            <w:shd w:fill="auto" w:val="clear"/>
-            <w:tcMar>
-              <w:top w:w="0.0" w:type="dxa"/>
-              <w:left w:w="40.0" w:type="dxa"/>
-              <w:bottom w:w="0.0" w:type="dxa"/>
-              <w:right w:w="40.0" w:type="dxa"/>
-            </w:tcMar>
-            <w:vAlign w:val="bottom"/>
-          </w:tcPr>
-          <w:p>
-            <w:pPr>
-              <w:keepNext w:val="0"/>
-              <w:keepLines w:val="0"/>
-              <w:pageBreakBefore w:val="0"/>
-              <w:widowControl w:val="0"/>
-              <w:pBdr>
-                <w:top w:space="0" w:sz="0" w:val="nil"/>
-                <w:left w:space="0" w:sz="0" w:val="nil"/>
-                <w:bottom w:space="0" w:sz="0" w:val="nil"/>
-                <w:right w:space="0" w:sz="0" w:val="nil"/>
-                <w:between w:space="0" w:sz="0" w:val="nil"/>
-              </w:pBdr>
-              <w:shd w:fill="auto" w:val="clear"/>
-              <w:spacing w:line="240" w:lineRule="auto"/>
-              <w:rPr>
-                <w:sz w:val="24"/>
-                <w:szCs w:val="24"/>
-              </w:rPr>
-            </w:pPr>
-            <w:r>
-              <w:rPr>
-                <w:rtl w:val="0"/>
-              </w:rPr>
-            </w:r>
-          </w:p>
-        </w:tc>
-        <w:tc>
-          <w:tcPr>
-            <w:shd w:fill="auto" w:val="clear"/>
-            <w:tcMar>
-              <w:top w:w="100.0" w:type="dxa"/>
-              <w:left w:w="100.0" w:type="dxa"/>
-              <w:bottom w:w="100.0" w:type="dxa"/>
-              <w:right w:w="100.0" w:type="dxa"/>
-            </w:tcMar>
-            <w:vAlign w:val="top"/>
-          </w:tcPr>
-          <w:p>
-            <w:pPr>
-              <w:keepNext w:val="0"/>
-              <w:keepLines w:val="0"/>
-              <w:pageBreakBefore w:val="0"/>
-              <w:widowControl w:val="0"/>
-              <w:pBdr>
-                <w:top w:space="0" w:sz="0" w:val="nil"/>
-                <w:left w:space="0" w:sz="0" w:val="nil"/>
-                <w:bottom w:space="0" w:sz="0" w:val="nil"/>
-                <w:right w:space="0" w:sz="0" w:val="nil"/>
-                <w:between w:space="0" w:sz="0" w:val="nil"/>
-              </w:pBdr>
-              <w:shd w:fill="auto" w:val="clear"/>
-              <w:spacing w:after="0" w:before="0" w:line="240" w:lineRule="auto"/>
-              <w:ind w:left="0" w:right="0" w:firstLine="0"/>
-              <w:jc w:val="left"/>
-              <w:rPr>
-                <w:rFonts w:ascii="Arial" w:cs="Arial" w:eastAsia="Arial" w:hAnsi="Arial"/>
-                <w:b w:val="0"/>
-                <w:bCs w:val="0"/>
-                <w:i w:val="0"/>
-                <w:iCs w:val="0"/>
-                <w:smallCaps w:val="0"/>
-                <w:strike w:val="0"/>
-                <w:color w:val="000000"/>
-                <w:sz w:val="24"/>
-                <w:szCs w:val="24"/>
-                <w:shd w:fill="auto" w:val="clear"/>
-                <w:vertAlign w:val="baseline"/>
-              </w:rPr>
-            </w:pPr>
-            <w:r>
-              <w:rPr>
-                <w:rtl w:val="0"/>
-              </w:rPr>
-            </w:r>
-          </w:p>
-        </w:tc>
-        <w:tc>
-          <w:tcPr>
-            <w:shd w:fill="auto" w:val="clear"/>
-            <w:tcMar>
-              <w:top w:w="100.0" w:type="dxa"/>
-              <w:left w:w="100.0" w:type="dxa"/>
-              <w:bottom w:w="100.0" w:type="dxa"/>
-              <w:right w:w="100.0" w:type="dxa"/>
-            </w:tcMar>
-            <w:vAlign w:val="top"/>
-          </w:tcPr>
-          <w:p>
-            <w:pPr>
-              <w:keepNext w:val="0"/>
-              <w:keepLines w:val="0"/>
-              <w:pageBreakBefore w:val="0"/>
-              <w:widowControl w:val="0"/>
-              <w:pBdr>
-                <w:top w:space="0" w:sz="0" w:val="nil"/>
-                <w:left w:space="0" w:sz="0" w:val="nil"/>
-                <w:bottom w:space="0" w:sz="0" w:val="nil"/>
-                <w:right w:space="0" w:sz="0" w:val="nil"/>
-                <w:between w:space="0" w:sz="0" w:val="nil"/>
-              </w:pBdr>
-              <w:shd w:fill="auto" w:val="clear"/>
-              <w:spacing w:after="0" w:before="0" w:line="240" w:lineRule="auto"/>
-              <w:ind w:left="0" w:right="0" w:firstLine="0"/>
-              <w:jc w:val="left"/>
-              <w:rPr>
-                <w:rFonts w:ascii="Arial" w:cs="Arial" w:eastAsia="Arial" w:hAnsi="Arial"/>
-                <w:b w:val="0"/>
-                <w:bCs w:val="0"/>
-                <w:i w:val="1"/>
-                <w:iCs w:val="1"/>
-                <w:smallCaps w:val="0"/>
-                <w:strike w:val="0"/>
-                <w:color w:val="000000"/>
-                <w:sz w:val="24"/>
-                <w:szCs w:val="24"/>
-                <w:u w:val="single"/>
-                <w:shd w:fill="auto" w:val="clear"/>
-                <w:vertAlign w:val="baseline"/>
-              </w:rPr>
-            </w:pPr>
-            <w:r>
-              <w:rPr>
-                <w:rtl w:val="0"/>
-              </w:rPr>
-            </w:r>
-          </w:p>
-        </w:tc>
-        <w:tc>
-          <w:tcPr>
-            <w:shd w:fill="auto" w:val="clear"/>
-            <w:tcMar>
-              <w:top w:w="100.0" w:type="dxa"/>
-              <w:left w:w="100.0" w:type="dxa"/>
-              <w:bottom w:w="100.0" w:type="dxa"/>
-              <w:right w:w="100.0" w:type="dxa"/>
-            </w:tcMar>
-            <w:vAlign w:val="top"/>
-          </w:tcPr>
-          <w:p>
-            <w:pPr>
-              <w:keepNext w:val="0"/>
-              <w:keepLines w:val="0"/>
-              <w:pageBreakBefore w:val="0"/>
-              <w:widowControl w:val="0"/>
-              <w:pBdr>
-                <w:top w:space="0" w:sz="0" w:val="nil"/>
-                <w:left w:space="0" w:sz="0" w:val="nil"/>
-                <w:bottom w:space="0" w:sz="0" w:val="nil"/>
-                <w:right w:space="0" w:sz="0" w:val="nil"/>
-                <w:between w:space="0" w:sz="0" w:val="nil"/>
-              </w:pBdr>
-              <w:shd w:fill="auto" w:val="clear"/>
-              <w:spacing w:after="0" w:before="0" w:line="240" w:lineRule="auto"/>
-              <w:ind w:left="0" w:right="0" w:firstLine="0"/>
-              <w:jc w:val="left"/>
-              <w:rPr>
-                <w:rFonts w:ascii="Arial" w:cs="Arial" w:eastAsia="Arial" w:hAnsi="Arial"/>
-                <w:b w:val="0"/>
-                <w:bCs w:val="0"/>
-                <w:i w:val="0"/>
-                <w:iCs w:val="0"/>
-                <w:smallCaps w:val="0"/>
-                <w:strike w:val="0"/>
-                <w:color w:val="000000"/>
-                <w:sz w:val="24"/>
-                <w:szCs w:val="24"/>
-                <w:u w:val="single"/>
-                <w:shd w:fill="auto" w:val="clear"/>
-                <w:vertAlign w:val="baseline"/>
-              </w:rPr>
-            </w:pPr>
-            <w:r>
-              <w:rPr>
-                <w:rtl w:val="0"/>
-              </w:rPr>
-            </w:r>
-          </w:p>
-        </w:tc>
-      </w:tr>
     </w:tbl>
     <w:p>
       <w:pPr>
@@ -2234,20 +1646,14 @@
               <w:spacing w:after="0" w:before="0" w:line="240" w:lineRule="auto"/>
               <w:ind w:left="720" w:hanging="360"/>
               <w:rPr>
-                <w:b w:val="1"/>
-                <w:bCs w:val="1"/>
-                <w:sz w:val="24"/>
-                <w:szCs w:val="24"/>
-                <w:u w:val="none"/>
-              </w:rPr>
-            </w:pPr>
-            <w:r>
-              <w:rPr>
-                <w:b w:val="1"/>
-                <w:bCs w:val="1"/>
-                <w:sz w:val="24"/>
-                <w:szCs w:val="24"/>
-                <w:u w:val="single"/>
+                <w:sz w:val="24"/>
+                <w:szCs w:val="24"/>
+              </w:rPr>
+            </w:pPr>
+            <w:r>
+              <w:rPr>
+                <w:sz w:val="24"/>
+                <w:szCs w:val="24"/>
                 <w:rtl w:val="0"/>
               </w:rPr>
               <w:t xml:space="preserve">Testing Summary</w:t>
@@ -2274,20 +1680,14 @@
               <w:spacing w:after="0" w:before="0" w:line="240" w:lineRule="auto"/>
               <w:ind w:left="720" w:hanging="360"/>
               <w:rPr>
-                <w:b w:val="1"/>
-                <w:bCs w:val="1"/>
-                <w:sz w:val="24"/>
-                <w:szCs w:val="24"/>
-                <w:u w:val="none"/>
-              </w:rPr>
-            </w:pPr>
-            <w:r>
-              <w:rPr>
-                <w:b w:val="1"/>
-                <w:bCs w:val="1"/>
-                <w:sz w:val="24"/>
-                <w:szCs w:val="24"/>
-                <w:u w:val="single"/>
+                <w:sz w:val="24"/>
+                <w:szCs w:val="24"/>
+              </w:rPr>
+            </w:pPr>
+            <w:r>
+              <w:rPr>
+                <w:sz w:val="24"/>
+                <w:szCs w:val="24"/>
                 <w:rtl w:val="0"/>
               </w:rPr>
               <w:t xml:space="preserve">Manual Testing Report</w:t>
@@ -2314,20 +1714,14 @@
               <w:spacing w:after="0" w:before="0" w:line="240" w:lineRule="auto"/>
               <w:ind w:left="720" w:hanging="360"/>
               <w:rPr>
-                <w:b w:val="1"/>
-                <w:bCs w:val="1"/>
-                <w:sz w:val="24"/>
-                <w:szCs w:val="24"/>
-                <w:u w:val="none"/>
-              </w:rPr>
-            </w:pPr>
-            <w:r>
-              <w:rPr>
-                <w:b w:val="1"/>
-                <w:bCs w:val="1"/>
-                <w:sz w:val="24"/>
-                <w:szCs w:val="24"/>
-                <w:u w:val="single"/>
+                <w:sz w:val="24"/>
+                <w:szCs w:val="24"/>
+              </w:rPr>
+            </w:pPr>
+            <w:r>
+              <w:rPr>
+                <w:sz w:val="24"/>
+                <w:szCs w:val="24"/>
                 <w:rtl w:val="0"/>
               </w:rPr>
               <w:t xml:space="preserve">Automated Testing Report</w:t>
@@ -2354,20 +1748,14 @@
               <w:spacing w:after="0" w:before="0" w:line="240" w:lineRule="auto"/>
               <w:ind w:left="720" w:hanging="360"/>
               <w:rPr>
-                <w:b w:val="1"/>
-                <w:bCs w:val="1"/>
-                <w:sz w:val="24"/>
-                <w:szCs w:val="24"/>
-                <w:u w:val="none"/>
-              </w:rPr>
-            </w:pPr>
-            <w:r>
-              <w:rPr>
-                <w:b w:val="1"/>
-                <w:bCs w:val="1"/>
-                <w:sz w:val="24"/>
-                <w:szCs w:val="24"/>
-                <w:u w:val="single"/>
+                <w:sz w:val="24"/>
+                <w:szCs w:val="24"/>
+              </w:rPr>
+            </w:pPr>
+            <w:r>
+              <w:rPr>
+                <w:sz w:val="24"/>
+                <w:szCs w:val="24"/>
                 <w:rtl w:val="0"/>
               </w:rPr>
               <w:t xml:space="preserve">Testing Metrics</w:t>
@@ -2417,8 +1805,14 @@
             </w:pPr>
             <w:r>
               <w:rPr>
-                <w:rtl w:val="0"/>
-              </w:rPr>
+                <w:b w:val="1"/>
+                <w:bCs w:val="1"/>
+                <w:sz w:val="24"/>
+                <w:szCs w:val="24"/>
+                <w:u w:val="single"/>
+                <w:rtl w:val="0"/>
+              </w:rPr>
+              <w:t xml:space="preserve">1.0.1</w:t>
             </w:r>
           </w:p>
         </w:tc>
@@ -2459,8 +1853,14 @@
             </w:pPr>
             <w:r>
               <w:rPr>
-                <w:rtl w:val="0"/>
-              </w:rPr>
+                <w:b w:val="1"/>
+                <w:bCs w:val="1"/>
+                <w:sz w:val="24"/>
+                <w:szCs w:val="24"/>
+                <w:u w:val="single"/>
+                <w:rtl w:val="0"/>
+              </w:rPr>
+              <w:t xml:space="preserve">Italia Tran</w:t>
             </w:r>
           </w:p>
         </w:tc>
@@ -2501,50 +1901,97 @@
             </w:pPr>
             <w:r>
               <w:rPr>
-                <w:rtl w:val="0"/>
-              </w:rPr>
-            </w:r>
-          </w:p>
-        </w:tc>
-        <w:tc>
-          <w:tcPr>
-            <w:shd w:fill="auto" w:val="clear"/>
-            <w:tcMar>
-              <w:top w:w="100.0" w:type="dxa"/>
-              <w:left w:w="100.0" w:type="dxa"/>
-              <w:bottom w:w="100.0" w:type="dxa"/>
-              <w:right w:w="100.0" w:type="dxa"/>
-            </w:tcMar>
-            <w:vAlign w:val="top"/>
-          </w:tcPr>
-          <w:p>
-            <w:pPr>
-              <w:keepNext w:val="0"/>
-              <w:keepLines w:val="0"/>
-              <w:pageBreakBefore w:val="0"/>
-              <w:widowControl w:val="0"/>
-              <w:pBdr>
-                <w:top w:space="0" w:sz="0" w:val="nil"/>
-                <w:left w:space="0" w:sz="0" w:val="nil"/>
-                <w:bottom w:space="0" w:sz="0" w:val="nil"/>
-                <w:right w:space="0" w:sz="0" w:val="nil"/>
-                <w:between w:space="0" w:sz="0" w:val="nil"/>
-              </w:pBdr>
-              <w:shd w:fill="auto" w:val="clear"/>
-              <w:spacing w:after="0" w:before="0" w:line="240" w:lineRule="auto"/>
-              <w:ind w:left="0" w:firstLine="0"/>
-              <w:rPr>
                 <w:b w:val="1"/>
                 <w:bCs w:val="1"/>
                 <w:sz w:val="24"/>
                 <w:szCs w:val="24"/>
                 <w:u w:val="single"/>
-              </w:rPr>
-            </w:pPr>
-            <w:r>
-              <w:rPr>
-                <w:rtl w:val="0"/>
-              </w:rPr>
+                <w:rtl w:val="0"/>
+              </w:rPr>
+              <w:t xml:space="preserve">10/06/2026</w:t>
+            </w:r>
+          </w:p>
+        </w:tc>
+        <w:tc>
+          <w:tcPr>
+            <w:shd w:fill="auto" w:val="clear"/>
+            <w:tcMar>
+              <w:top w:w="100.0" w:type="dxa"/>
+              <w:left w:w="100.0" w:type="dxa"/>
+              <w:bottom w:w="100.0" w:type="dxa"/>
+              <w:right w:w="100.0" w:type="dxa"/>
+            </w:tcMar>
+            <w:vAlign w:val="top"/>
+          </w:tcPr>
+          <w:p>
+            <w:pPr>
+              <w:widowControl w:val="0"/>
+              <w:numPr>
+                <w:ilvl w:val="0"/>
+                <w:numId w:val="2"/>
+              </w:numPr>
+              <w:spacing w:line="240" w:lineRule="auto"/>
+              <w:ind w:left="720" w:hanging="360"/>
+              <w:rPr>
+                <w:sz w:val="24"/>
+                <w:szCs w:val="24"/>
+              </w:rPr>
+            </w:pPr>
+            <w:r>
+              <w:rPr>
+                <w:sz w:val="24"/>
+                <w:szCs w:val="24"/>
+                <w:rtl w:val="0"/>
+              </w:rPr>
+              <w:t xml:space="preserve">Updated manual testing report</w:t>
+            </w:r>
+          </w:p>
+          <w:p>
+            <w:pPr>
+              <w:widowControl w:val="0"/>
+              <w:numPr>
+                <w:ilvl w:val="0"/>
+                <w:numId w:val="2"/>
+              </w:numPr>
+              <w:spacing w:line="240" w:lineRule="auto"/>
+              <w:ind w:left="720" w:hanging="360"/>
+              <w:rPr>
+                <w:sz w:val="24"/>
+                <w:szCs w:val="24"/>
+                <w:u w:val="none"/>
+              </w:rPr>
+            </w:pPr>
+            <w:r>
+              <w:rPr>
+                <w:sz w:val="24"/>
+                <w:szCs w:val="24"/>
+                <w:rtl w:val="0"/>
+              </w:rPr>
+              <w:t xml:space="preserve">Updated automated testing report</w:t>
+            </w:r>
+          </w:p>
+          <w:p>
+            <w:pPr>
+              <w:widowControl w:val="0"/>
+              <w:numPr>
+                <w:ilvl w:val="0"/>
+                <w:numId w:val="2"/>
+              </w:numPr>
+              <w:spacing w:line="240" w:lineRule="auto"/>
+              <w:ind w:left="720" w:hanging="360"/>
+              <w:rPr>
+                <w:sz w:val="24"/>
+                <w:szCs w:val="24"/>
+                <w:u w:val="none"/>
+              </w:rPr>
+            </w:pPr>
+            <w:r>
+              <w:rPr>
+                <w:sz w:val="24"/>
+                <w:szCs w:val="24"/>
+                <w:rtl w:val="0"/>
+              </w:rPr>
+              <w:t xml:space="preserve">Updated testing metrics</w:t>
             </w:r>
           </w:p>
         </w:tc>
@@ -2564,34 +2011,9 @@
           <w:between w:space="0" w:sz="0" w:val="nil"/>
         </w:pBdr>
         <w:shd w:fill="auto" w:val="clear"/>
+        <w:ind w:left="0" w:firstLine="0"/>
         <w:rPr/>
       </w:pPr>
-      <w:r>
-        <w:rPr>
-          <w:rtl w:val="0"/>
-        </w:rPr>
-      </w:r>
-    </w:p>
-    <w:p>
-      <w:pPr>
-        <w:keepNext w:val="0"/>
-        <w:keepLines w:val="0"/>
-        <w:pageBreakBefore w:val="0"/>
-        <w:widowControl w:val="0"/>
-        <w:pBdr>
-          <w:top w:space="0" w:sz="0" w:val="nil"/>
-          <w:left w:space="0" w:sz="0" w:val="nil"/>
-          <w:bottom w:space="0" w:sz="0" w:val="nil"/>
-          <w:right w:space="0" w:sz="0" w:val="nil"/>
-          <w:between w:space="0" w:sz="0" w:val="nil"/>
-        </w:pBdr>
-        <w:shd w:fill="auto" w:val="clear"/>
-        <w:ind w:left="360" w:firstLine="0"/>
-        <w:rPr/>
-      </w:pPr>
-      <w:r>
-        <w:br w:type="page"/>
-      </w:r>
       <w:r>
         <w:rPr>
           <w:rtl w:val="0"/>
@@ -2600,7 +2022,7 @@
     </w:p>
     <w:sdt>
       <w:sdtPr>
-        <w:id w:val="-1281325201"/>
+        <w:id w:val="-1253712616"/>
         <w:docPartObj>
           <w:docPartGallery w:val="Table of Contents"/>
           <w:docPartUnique w:val="1"/>
@@ -2612,10 +2034,19 @@
             <w:widowControl w:val="0"/>
             <w:spacing w:before="60" w:line="240" w:lineRule="auto"/>
             <w:rPr>
+              <w:rFonts w:ascii="Arial" w:cs="Arial" w:eastAsia="Arial" w:hAnsi="Arial"/>
               <w:b w:val="0"/>
               <w:bCs w:val="0"/>
+              <w:i w:val="0"/>
+              <w:iCs w:val="0"/>
+              <w:smallCaps w:val="0"/>
+              <w:strike w:val="0"/>
               <w:color w:val="1155cc"/>
+              <w:sz w:val="22"/>
+              <w:szCs w:val="22"/>
               <w:u w:val="single"/>
+              <w:shd w:fill="auto" w:val="clear"/>
+              <w:vertAlign w:val="baseline"/>
             </w:rPr>
           </w:pPr>
           <w:r>
@@ -2655,10 +2086,19 @@
             <w:widowControl w:val="0"/>
             <w:spacing w:before="60" w:line="240" w:lineRule="auto"/>
             <w:rPr>
+              <w:rFonts w:ascii="Arial" w:cs="Arial" w:eastAsia="Arial" w:hAnsi="Arial"/>
               <w:b w:val="0"/>
               <w:bCs w:val="0"/>
+              <w:i w:val="0"/>
+              <w:iCs w:val="0"/>
+              <w:smallCaps w:val="0"/>
+              <w:strike w:val="0"/>
               <w:color w:val="1155cc"/>
+              <w:sz w:val="22"/>
+              <w:szCs w:val="22"/>
               <w:u w:val="single"/>
+              <w:shd w:fill="auto" w:val="clear"/>
+              <w:vertAlign w:val="baseline"/>
             </w:rPr>
           </w:pPr>
           <w:hyperlink w:anchor="_pqso2mbjyzx4">
@@ -2693,10 +2133,19 @@
             <w:widowControl w:val="0"/>
             <w:spacing w:before="60" w:line="240" w:lineRule="auto"/>
             <w:rPr>
+              <w:rFonts w:ascii="Arial" w:cs="Arial" w:eastAsia="Arial" w:hAnsi="Arial"/>
               <w:b w:val="0"/>
               <w:bCs w:val="0"/>
+              <w:i w:val="0"/>
+              <w:iCs w:val="0"/>
+              <w:smallCaps w:val="0"/>
+              <w:strike w:val="0"/>
               <w:color w:val="1155cc"/>
+              <w:sz w:val="22"/>
+              <w:szCs w:val="22"/>
               <w:u w:val="single"/>
+              <w:shd w:fill="auto" w:val="clear"/>
+              <w:vertAlign w:val="baseline"/>
             </w:rPr>
           </w:pPr>
           <w:hyperlink w:anchor="_mtfbusfb0eq3">
@@ -2731,10 +2180,19 @@
             <w:widowControl w:val="0"/>
             <w:spacing w:before="60" w:line="240" w:lineRule="auto"/>
             <w:rPr>
+              <w:rFonts w:ascii="Arial" w:cs="Arial" w:eastAsia="Arial" w:hAnsi="Arial"/>
               <w:b w:val="0"/>
               <w:bCs w:val="0"/>
+              <w:i w:val="0"/>
+              <w:iCs w:val="0"/>
+              <w:smallCaps w:val="0"/>
+              <w:strike w:val="0"/>
               <w:color w:val="1155cc"/>
+              <w:sz w:val="22"/>
+              <w:szCs w:val="22"/>
               <w:u w:val="single"/>
+              <w:shd w:fill="auto" w:val="clear"/>
+              <w:vertAlign w:val="baseline"/>
             </w:rPr>
           </w:pPr>
           <w:hyperlink w:anchor="_rijyjeu2ojqa">
@@ -2769,42 +2227,22 @@
             <w:widowControl w:val="0"/>
             <w:spacing w:before="60" w:line="240" w:lineRule="auto"/>
             <w:rPr>
+              <w:rFonts w:ascii="Arial" w:cs="Arial" w:eastAsia="Arial" w:hAnsi="Arial"/>
               <w:b w:val="0"/>
               <w:bCs w:val="0"/>
+              <w:i w:val="0"/>
+              <w:iCs w:val="0"/>
+              <w:smallCaps w:val="0"/>
+              <w:strike w:val="0"/>
               <w:color w:val="1155cc"/>
+              <w:sz w:val="22"/>
+              <w:szCs w:val="22"/>
               <w:u w:val="single"/>
+              <w:shd w:fill="auto" w:val="clear"/>
+              <w:vertAlign w:val="baseline"/>
             </w:rPr>
           </w:pPr>
           <w:hyperlink w:anchor="_161vmjht87fy">
-            <w:r>
-              <w:rPr>
-                <w:b w:val="0"/>
-                <w:bCs w:val="0"/>
-                <w:color w:val="1155cc"/>
-                <w:u w:val="single"/>
-                <w:rtl w:val="0"/>
-              </w:rPr>
-              <w:t xml:space="preserve">5. AI usage Log</w:t>
-            </w:r>
-          </w:hyperlink>
-          <w:r>
-            <w:rPr>
-              <w:rtl w:val="0"/>
-            </w:rPr>
-          </w:r>
-        </w:p>
-        <w:p>
-          <w:pPr>
-            <w:widowControl w:val="0"/>
-            <w:spacing w:before="60" w:line="240" w:lineRule="auto"/>
-            <w:rPr>
-              <w:b w:val="0"/>
-              <w:bCs w:val="0"/>
-              <w:color w:val="1155cc"/>
-              <w:u w:val="single"/>
-            </w:rPr>
-          </w:pPr>
-          <w:hyperlink w:anchor="_15tmymhipvdv">
             <w:r>
               <w:rPr>
                 <w:rFonts w:ascii="Arial" w:cs="Arial" w:eastAsia="Arial" w:hAnsi="Arial"/>
@@ -2822,7 +2260,7 @@
                 <w:vertAlign w:val="baseline"/>
                 <w:rtl w:val="0"/>
               </w:rPr>
-              <w:t xml:space="preserve">6. References</w:t>
+              <w:t xml:space="preserve">5. AI usage Log</w:t>
             </w:r>
           </w:hyperlink>
           <w:r>
@@ -2836,10 +2274,66 @@
             <w:widowControl w:val="0"/>
             <w:spacing w:before="60" w:line="240" w:lineRule="auto"/>
             <w:rPr>
+              <w:rFonts w:ascii="Arial" w:cs="Arial" w:eastAsia="Arial" w:hAnsi="Arial"/>
               <w:b w:val="0"/>
               <w:bCs w:val="0"/>
+              <w:i w:val="0"/>
+              <w:iCs w:val="0"/>
+              <w:smallCaps w:val="0"/>
+              <w:strike w:val="0"/>
               <w:color w:val="1155cc"/>
+              <w:sz w:val="22"/>
+              <w:szCs w:val="22"/>
               <w:u w:val="single"/>
+              <w:shd w:fill="auto" w:val="clear"/>
+              <w:vertAlign w:val="baseline"/>
+            </w:rPr>
+          </w:pPr>
+          <w:hyperlink w:anchor="_15tmymhipvdv">
+            <w:r>
+              <w:rPr>
+                <w:rFonts w:ascii="Arial" w:cs="Arial" w:eastAsia="Arial" w:hAnsi="Arial"/>
+                <w:b w:val="0"/>
+                <w:bCs w:val="0"/>
+                <w:i w:val="0"/>
+                <w:iCs w:val="0"/>
+                <w:smallCaps w:val="0"/>
+                <w:strike w:val="0"/>
+                <w:color w:val="1155cc"/>
+                <w:sz w:val="22"/>
+                <w:szCs w:val="22"/>
+                <w:u w:val="single"/>
+                <w:shd w:fill="auto" w:val="clear"/>
+                <w:vertAlign w:val="baseline"/>
+                <w:rtl w:val="0"/>
+              </w:rPr>
+              <w:t xml:space="preserve">6. References</w:t>
+            </w:r>
+          </w:hyperlink>
+          <w:r>
+            <w:rPr>
+              <w:rtl w:val="0"/>
+            </w:rPr>
+          </w:r>
+        </w:p>
+        <w:p>
+          <w:pPr>
+            <w:widowControl w:val="0"/>
+            <w:spacing w:before="60" w:line="240" w:lineRule="auto"/>
+            <w:rPr>
+              <w:rFonts w:ascii="Arial" w:cs="Arial" w:eastAsia="Arial" w:hAnsi="Arial"/>
+              <w:b w:val="0"/>
+              <w:bCs w:val="0"/>
+              <w:i w:val="0"/>
+              <w:iCs w:val="0"/>
+              <w:smallCaps w:val="0"/>
+              <w:strike w:val="0"/>
+              <w:color w:val="1155cc"/>
+              <w:sz w:val="22"/>
+              <w:szCs w:val="22"/>
+              <w:u w:val="single"/>
+              <w:shd w:fill="auto" w:val="clear"/>
+              <w:vertAlign w:val="baseline"/>
             </w:rPr>
           </w:pPr>
           <w:hyperlink w:anchor="_8n34lvocupub">
@@ -3069,6 +2563,27 @@
         <w:rPr>
           <w:rtl w:val="0"/>
         </w:rPr>
+      </w:r>
+    </w:p>
+    <w:p>
+      <w:pPr>
+        <w:keepNext w:val="0"/>
+        <w:keepLines w:val="0"/>
+        <w:pageBreakBefore w:val="0"/>
+        <w:widowControl w:val="0"/>
+        <w:ind w:left="720" w:firstLine="0"/>
+        <w:rPr>
+          <w:sz w:val="28"/>
+          <w:szCs w:val="28"/>
+        </w:rPr>
+      </w:pPr>
+      <w:r>
+        <w:rPr>
+          <w:sz w:val="28"/>
+          <w:szCs w:val="28"/>
+          <w:rtl w:val="0"/>
+        </w:rPr>
+        <w:t xml:space="preserve">Iteration 2</w:t>
       </w:r>
     </w:p>
     <w:tbl>
@@ -3116,21 +2631,8 @@
           </w:tcPr>
           <w:p>
             <w:pPr>
-              <w:keepNext w:val="0"/>
-              <w:keepLines w:val="0"/>
-              <w:pageBreakBefore w:val="0"/>
-              <w:widowControl w:val="0"/>
-              <w:pBdr>
-                <w:top w:space="0" w:sz="0" w:val="nil"/>
-                <w:left w:space="0" w:sz="0" w:val="nil"/>
-                <w:bottom w:space="0" w:sz="0" w:val="nil"/>
-                <w:right w:space="0" w:sz="0" w:val="nil"/>
-                <w:between w:space="0" w:sz="0" w:val="nil"/>
-              </w:pBdr>
-              <w:shd w:fill="auto" w:val="clear"/>
-              <w:spacing w:after="0" w:before="0" w:line="240" w:lineRule="auto"/>
-              <w:ind w:left="0" w:right="0" w:firstLine="0"/>
-              <w:jc w:val="left"/>
+              <w:widowControl w:val="0"/>
+              <w:spacing w:line="240" w:lineRule="auto"/>
               <w:rPr>
                 <w:b w:val="1"/>
                 <w:bCs w:val="1"/>
@@ -3159,21 +2661,8 @@
           </w:tcPr>
           <w:p>
             <w:pPr>
-              <w:keepNext w:val="0"/>
-              <w:keepLines w:val="0"/>
-              <w:pageBreakBefore w:val="0"/>
-              <w:widowControl w:val="0"/>
-              <w:pBdr>
-                <w:top w:space="0" w:sz="0" w:val="nil"/>
-                <w:left w:space="0" w:sz="0" w:val="nil"/>
-                <w:bottom w:space="0" w:sz="0" w:val="nil"/>
-                <w:right w:space="0" w:sz="0" w:val="nil"/>
-                <w:between w:space="0" w:sz="0" w:val="nil"/>
-              </w:pBdr>
-              <w:shd w:fill="auto" w:val="clear"/>
-              <w:spacing w:after="0" w:before="0" w:line="240" w:lineRule="auto"/>
-              <w:ind w:left="0" w:right="0" w:firstLine="0"/>
-              <w:jc w:val="left"/>
+              <w:widowControl w:val="0"/>
+              <w:spacing w:line="240" w:lineRule="auto"/>
               <w:rPr>
                 <w:b w:val="1"/>
                 <w:bCs w:val="1"/>
@@ -3218,7 +2707,7 @@
                   <w:u w:val="single"/>
                   <w:rtl w:val="0"/>
                 </w:rPr>
-                <w:t xml:space="preserve">Add New Product</w:t>
+                <w:t xml:space="preserve">#18 [STORY] Cashier Session Expiration and Lockout Enforcement</w:t>
               </w:r>
             </w:hyperlink>
             <w:r>
@@ -3228,49 +2717,6 @@
             </w:r>
           </w:p>
         </w:tc>
-        <w:tc>
-          <w:tcPr>
-            <w:shd w:fill="auto" w:val="clear"/>
-            <w:tcMar>
-              <w:top w:w="100.0" w:type="dxa"/>
-              <w:left w:w="100.0" w:type="dxa"/>
-              <w:bottom w:w="100.0" w:type="dxa"/>
-              <w:right w:w="100.0" w:type="dxa"/>
-            </w:tcMar>
-            <w:vAlign w:val="top"/>
-          </w:tcPr>
-          <w:p>
-            <w:pPr>
-              <w:keepNext w:val="0"/>
-              <w:keepLines w:val="0"/>
-              <w:pageBreakBefore w:val="0"/>
-              <w:widowControl w:val="0"/>
-              <w:pBdr>
-                <w:top w:space="0" w:sz="0" w:val="nil"/>
-                <w:left w:space="0" w:sz="0" w:val="nil"/>
-                <w:bottom w:space="0" w:sz="0" w:val="nil"/>
-                <w:right w:space="0" w:sz="0" w:val="nil"/>
-                <w:between w:space="0" w:sz="0" w:val="nil"/>
-              </w:pBdr>
-              <w:shd w:fill="auto" w:val="clear"/>
-              <w:spacing w:after="0" w:before="0" w:line="240" w:lineRule="auto"/>
-              <w:ind w:left="0" w:right="0" w:firstLine="0"/>
-              <w:jc w:val="left"/>
-              <w:rPr/>
-            </w:pPr>
-            <w:r>
-              <w:rPr>
-                <w:rtl w:val="0"/>
-              </w:rPr>
-            </w:r>
-          </w:p>
-        </w:tc>
-      </w:tr>
-      <w:tr>
-        <w:trPr>
-          <w:cantSplit w:val="0"/>
-          <w:tblHeader w:val="0"/>
-        </w:trPr>
         <w:tc>
           <w:tcPr>
             <w:tcMar>
@@ -3294,46 +2740,9 @@
                   <w:u w:val="single"/>
                   <w:rtl w:val="0"/>
                 </w:rPr>
-                <w:t xml:space="preserve">View Product Catalog</w:t>
+                <w:t xml:space="preserve">#111 [TEST] Cashier Session Expiration and Lockout Enforcement</w:t>
               </w:r>
             </w:hyperlink>
-            <w:r>
-              <w:rPr>
-                <w:rtl w:val="0"/>
-              </w:rPr>
-            </w:r>
-          </w:p>
-        </w:tc>
-        <w:tc>
-          <w:tcPr>
-            <w:shd w:fill="auto" w:val="clear"/>
-            <w:tcMar>
-              <w:top w:w="100.0" w:type="dxa"/>
-              <w:left w:w="100.0" w:type="dxa"/>
-              <w:bottom w:w="100.0" w:type="dxa"/>
-              <w:right w:w="100.0" w:type="dxa"/>
-            </w:tcMar>
-            <w:vAlign w:val="top"/>
-          </w:tcPr>
-          <w:p>
-            <w:pPr>
-              <w:keepNext w:val="0"/>
-              <w:keepLines w:val="0"/>
-              <w:pageBreakBefore w:val="0"/>
-              <w:widowControl w:val="0"/>
-              <w:pBdr>
-                <w:top w:space="0" w:sz="0" w:val="nil"/>
-                <w:left w:space="0" w:sz="0" w:val="nil"/>
-                <w:bottom w:space="0" w:sz="0" w:val="nil"/>
-                <w:right w:space="0" w:sz="0" w:val="nil"/>
-                <w:between w:space="0" w:sz="0" w:val="nil"/>
-              </w:pBdr>
-              <w:shd w:fill="auto" w:val="clear"/>
-              <w:spacing w:after="0" w:before="0" w:line="240" w:lineRule="auto"/>
-              <w:ind w:left="0" w:right="0" w:firstLine="0"/>
-              <w:jc w:val="left"/>
-              <w:rPr/>
-            </w:pPr>
             <w:r>
               <w:rPr>
                 <w:rtl w:val="0"/>
@@ -3370,7 +2779,7 @@
                   <w:u w:val="single"/>
                   <w:rtl w:val="0"/>
                 </w:rPr>
-                <w:t xml:space="preserve">Stock Entry</w:t>
+                <w:t xml:space="preserve">#60 [STORY] Admin System Initialization &amp; Preloaded Account</w:t>
               </w:r>
             </w:hyperlink>
             <w:r>
@@ -3380,49 +2789,6 @@
             </w:r>
           </w:p>
         </w:tc>
-        <w:tc>
-          <w:tcPr>
-            <w:shd w:fill="auto" w:val="clear"/>
-            <w:tcMar>
-              <w:top w:w="100.0" w:type="dxa"/>
-              <w:left w:w="100.0" w:type="dxa"/>
-              <w:bottom w:w="100.0" w:type="dxa"/>
-              <w:right w:w="100.0" w:type="dxa"/>
-            </w:tcMar>
-            <w:vAlign w:val="top"/>
-          </w:tcPr>
-          <w:p>
-            <w:pPr>
-              <w:keepNext w:val="0"/>
-              <w:keepLines w:val="0"/>
-              <w:pageBreakBefore w:val="0"/>
-              <w:widowControl w:val="0"/>
-              <w:pBdr>
-                <w:top w:space="0" w:sz="0" w:val="nil"/>
-                <w:left w:space="0" w:sz="0" w:val="nil"/>
-                <w:bottom w:space="0" w:sz="0" w:val="nil"/>
-                <w:right w:space="0" w:sz="0" w:val="nil"/>
-                <w:between w:space="0" w:sz="0" w:val="nil"/>
-              </w:pBdr>
-              <w:shd w:fill="auto" w:val="clear"/>
-              <w:spacing w:after="0" w:before="0" w:line="240" w:lineRule="auto"/>
-              <w:ind w:left="0" w:right="0" w:firstLine="0"/>
-              <w:jc w:val="left"/>
-              <w:rPr/>
-            </w:pPr>
-            <w:r>
-              <w:rPr>
-                <w:rtl w:val="0"/>
-              </w:rPr>
-            </w:r>
-          </w:p>
-        </w:tc>
-      </w:tr>
-      <w:tr>
-        <w:trPr>
-          <w:cantSplit w:val="0"/>
-          <w:tblHeader w:val="0"/>
-        </w:trPr>
         <w:tc>
           <w:tcPr>
             <w:tcMar>
@@ -3446,46 +2812,9 @@
                   <w:u w:val="single"/>
                   <w:rtl w:val="0"/>
                 </w:rPr>
-                <w:t xml:space="preserve">Inventory Update After Sale</w:t>
+                <w:t xml:space="preserve">#116 [TEST] Admin System Initialization &amp; Preloaded Account</w:t>
               </w:r>
             </w:hyperlink>
-            <w:r>
-              <w:rPr>
-                <w:rtl w:val="0"/>
-              </w:rPr>
-            </w:r>
-          </w:p>
-        </w:tc>
-        <w:tc>
-          <w:tcPr>
-            <w:shd w:fill="auto" w:val="clear"/>
-            <w:tcMar>
-              <w:top w:w="100.0" w:type="dxa"/>
-              <w:left w:w="100.0" w:type="dxa"/>
-              <w:bottom w:w="100.0" w:type="dxa"/>
-              <w:right w:w="100.0" w:type="dxa"/>
-            </w:tcMar>
-            <w:vAlign w:val="top"/>
-          </w:tcPr>
-          <w:p>
-            <w:pPr>
-              <w:keepNext w:val="0"/>
-              <w:keepLines w:val="0"/>
-              <w:pageBreakBefore w:val="0"/>
-              <w:widowControl w:val="0"/>
-              <w:pBdr>
-                <w:top w:space="0" w:sz="0" w:val="nil"/>
-                <w:left w:space="0" w:sz="0" w:val="nil"/>
-                <w:bottom w:space="0" w:sz="0" w:val="nil"/>
-                <w:right w:space="0" w:sz="0" w:val="nil"/>
-                <w:between w:space="0" w:sz="0" w:val="nil"/>
-              </w:pBdr>
-              <w:shd w:fill="auto" w:val="clear"/>
-              <w:spacing w:after="0" w:before="0" w:line="240" w:lineRule="auto"/>
-              <w:ind w:left="0" w:right="0" w:firstLine="0"/>
-              <w:jc w:val="left"/>
-              <w:rPr/>
-            </w:pPr>
             <w:r>
               <w:rPr>
                 <w:rtl w:val="0"/>
@@ -3522,7 +2851,7 @@
                   <w:u w:val="single"/>
                   <w:rtl w:val="0"/>
                 </w:rPr>
-                <w:t xml:space="preserve">Sales/Inventory Report Export (CSV/Excel)</w:t>
+                <w:t xml:space="preserve">#14 [STORY] Cashier users should be able to login and get into checkout page</w:t>
               </w:r>
             </w:hyperlink>
             <w:r>
@@ -3532,49 +2861,6 @@
             </w:r>
           </w:p>
         </w:tc>
-        <w:tc>
-          <w:tcPr>
-            <w:shd w:fill="auto" w:val="clear"/>
-            <w:tcMar>
-              <w:top w:w="100.0" w:type="dxa"/>
-              <w:left w:w="100.0" w:type="dxa"/>
-              <w:bottom w:w="100.0" w:type="dxa"/>
-              <w:right w:w="100.0" w:type="dxa"/>
-            </w:tcMar>
-            <w:vAlign w:val="top"/>
-          </w:tcPr>
-          <w:p>
-            <w:pPr>
-              <w:keepNext w:val="0"/>
-              <w:keepLines w:val="0"/>
-              <w:pageBreakBefore w:val="0"/>
-              <w:widowControl w:val="0"/>
-              <w:pBdr>
-                <w:top w:space="0" w:sz="0" w:val="nil"/>
-                <w:left w:space="0" w:sz="0" w:val="nil"/>
-                <w:bottom w:space="0" w:sz="0" w:val="nil"/>
-                <w:right w:space="0" w:sz="0" w:val="nil"/>
-                <w:between w:space="0" w:sz="0" w:val="nil"/>
-              </w:pBdr>
-              <w:shd w:fill="auto" w:val="clear"/>
-              <w:spacing w:after="0" w:before="0" w:line="240" w:lineRule="auto"/>
-              <w:ind w:left="0" w:right="0" w:firstLine="0"/>
-              <w:jc w:val="left"/>
-              <w:rPr/>
-            </w:pPr>
-            <w:r>
-              <w:rPr>
-                <w:rtl w:val="0"/>
-              </w:rPr>
-            </w:r>
-          </w:p>
-        </w:tc>
-      </w:tr>
-      <w:tr>
-        <w:trPr>
-          <w:cantSplit w:val="0"/>
-          <w:tblHeader w:val="0"/>
-        </w:trPr>
         <w:tc>
           <w:tcPr>
             <w:tcMar>
@@ -3598,46 +2884,9 @@
                   <w:u w:val="single"/>
                   <w:rtl w:val="0"/>
                 </w:rPr>
-                <w:t xml:space="preserve">Execute Sale</w:t>
+                <w:t xml:space="preserve">#117 [TEST] Cashier users should be able to login and get into checkout page</w:t>
               </w:r>
             </w:hyperlink>
-            <w:r>
-              <w:rPr>
-                <w:rtl w:val="0"/>
-              </w:rPr>
-            </w:r>
-          </w:p>
-        </w:tc>
-        <w:tc>
-          <w:tcPr>
-            <w:shd w:fill="auto" w:val="clear"/>
-            <w:tcMar>
-              <w:top w:w="100.0" w:type="dxa"/>
-              <w:left w:w="100.0" w:type="dxa"/>
-              <w:bottom w:w="100.0" w:type="dxa"/>
-              <w:right w:w="100.0" w:type="dxa"/>
-            </w:tcMar>
-            <w:vAlign w:val="top"/>
-          </w:tcPr>
-          <w:p>
-            <w:pPr>
-              <w:keepNext w:val="0"/>
-              <w:keepLines w:val="0"/>
-              <w:pageBreakBefore w:val="0"/>
-              <w:widowControl w:val="0"/>
-              <w:pBdr>
-                <w:top w:space="0" w:sz="0" w:val="nil"/>
-                <w:left w:space="0" w:sz="0" w:val="nil"/>
-                <w:bottom w:space="0" w:sz="0" w:val="nil"/>
-                <w:right w:space="0" w:sz="0" w:val="nil"/>
-                <w:between w:space="0" w:sz="0" w:val="nil"/>
-              </w:pBdr>
-              <w:shd w:fill="auto" w:val="clear"/>
-              <w:spacing w:after="0" w:before="0" w:line="240" w:lineRule="auto"/>
-              <w:ind w:left="0" w:right="0" w:firstLine="0"/>
-              <w:jc w:val="left"/>
-              <w:rPr/>
-            </w:pPr>
             <w:r>
               <w:rPr>
                 <w:rtl w:val="0"/>
@@ -3674,7 +2923,7 @@
                   <w:u w:val="single"/>
                   <w:rtl w:val="0"/>
                 </w:rPr>
-                <w:t xml:space="preserve">Price Lookup</w:t>
+                <w:t xml:space="preserve">#15 [STORY] Cashier users should not get into the management page</w:t>
               </w:r>
             </w:hyperlink>
             <w:r>
@@ -3684,49 +2933,6 @@
             </w:r>
           </w:p>
         </w:tc>
-        <w:tc>
-          <w:tcPr>
-            <w:shd w:fill="auto" w:val="clear"/>
-            <w:tcMar>
-              <w:top w:w="100.0" w:type="dxa"/>
-              <w:left w:w="100.0" w:type="dxa"/>
-              <w:bottom w:w="100.0" w:type="dxa"/>
-              <w:right w:w="100.0" w:type="dxa"/>
-            </w:tcMar>
-            <w:vAlign w:val="top"/>
-          </w:tcPr>
-          <w:p>
-            <w:pPr>
-              <w:keepNext w:val="0"/>
-              <w:keepLines w:val="0"/>
-              <w:pageBreakBefore w:val="0"/>
-              <w:widowControl w:val="0"/>
-              <w:pBdr>
-                <w:top w:space="0" w:sz="0" w:val="nil"/>
-                <w:left w:space="0" w:sz="0" w:val="nil"/>
-                <w:bottom w:space="0" w:sz="0" w:val="nil"/>
-                <w:right w:space="0" w:sz="0" w:val="nil"/>
-                <w:between w:space="0" w:sz="0" w:val="nil"/>
-              </w:pBdr>
-              <w:shd w:fill="auto" w:val="clear"/>
-              <w:spacing w:after="0" w:before="0" w:line="240" w:lineRule="auto"/>
-              <w:ind w:left="0" w:right="0" w:firstLine="0"/>
-              <w:jc w:val="left"/>
-              <w:rPr/>
-            </w:pPr>
-            <w:r>
-              <w:rPr>
-                <w:rtl w:val="0"/>
-              </w:rPr>
-            </w:r>
-          </w:p>
-        </w:tc>
-      </w:tr>
-      <w:tr>
-        <w:trPr>
-          <w:cantSplit w:val="0"/>
-          <w:tblHeader w:val="0"/>
-        </w:trPr>
         <w:tc>
           <w:tcPr>
             <w:tcMar>
@@ -3750,46 +2956,9 @@
                   <w:u w:val="single"/>
                   <w:rtl w:val="0"/>
                 </w:rPr>
-                <w:t xml:space="preserve">Print Receipt</w:t>
+                <w:t xml:space="preserve">#118 [TEST] Cashier users should not get into the management page</w:t>
               </w:r>
             </w:hyperlink>
-            <w:r>
-              <w:rPr>
-                <w:rtl w:val="0"/>
-              </w:rPr>
-            </w:r>
-          </w:p>
-        </w:tc>
-        <w:tc>
-          <w:tcPr>
-            <w:shd w:fill="auto" w:val="clear"/>
-            <w:tcMar>
-              <w:top w:w="100.0" w:type="dxa"/>
-              <w:left w:w="100.0" w:type="dxa"/>
-              <w:bottom w:w="100.0" w:type="dxa"/>
-              <w:right w:w="100.0" w:type="dxa"/>
-            </w:tcMar>
-            <w:vAlign w:val="top"/>
-          </w:tcPr>
-          <w:p>
-            <w:pPr>
-              <w:keepNext w:val="0"/>
-              <w:keepLines w:val="0"/>
-              <w:pageBreakBefore w:val="0"/>
-              <w:widowControl w:val="0"/>
-              <w:pBdr>
-                <w:top w:space="0" w:sz="0" w:val="nil"/>
-                <w:left w:space="0" w:sz="0" w:val="nil"/>
-                <w:bottom w:space="0" w:sz="0" w:val="nil"/>
-                <w:right w:space="0" w:sz="0" w:val="nil"/>
-                <w:between w:space="0" w:sz="0" w:val="nil"/>
-              </w:pBdr>
-              <w:shd w:fill="auto" w:val="clear"/>
-              <w:spacing w:after="0" w:before="0" w:line="240" w:lineRule="auto"/>
-              <w:ind w:left="0" w:right="0" w:firstLine="0"/>
-              <w:jc w:val="left"/>
-              <w:rPr/>
-            </w:pPr>
             <w:r>
               <w:rPr>
                 <w:rtl w:val="0"/>
@@ -3826,7 +2995,7 @@
                   <w:u w:val="single"/>
                   <w:rtl w:val="0"/>
                 </w:rPr>
-                <w:t xml:space="preserve">Real-Time Low Stock Checkout Alerts</w:t>
+                <w:t xml:space="preserve">#22 [STORY] Add New Product</w:t>
               </w:r>
             </w:hyperlink>
             <w:r>
@@ -3836,49 +3005,6 @@
             </w:r>
           </w:p>
         </w:tc>
-        <w:tc>
-          <w:tcPr>
-            <w:shd w:fill="auto" w:val="clear"/>
-            <w:tcMar>
-              <w:top w:w="100.0" w:type="dxa"/>
-              <w:left w:w="100.0" w:type="dxa"/>
-              <w:bottom w:w="100.0" w:type="dxa"/>
-              <w:right w:w="100.0" w:type="dxa"/>
-            </w:tcMar>
-            <w:vAlign w:val="top"/>
-          </w:tcPr>
-          <w:p>
-            <w:pPr>
-              <w:keepNext w:val="0"/>
-              <w:keepLines w:val="0"/>
-              <w:pageBreakBefore w:val="0"/>
-              <w:widowControl w:val="0"/>
-              <w:pBdr>
-                <w:top w:space="0" w:sz="0" w:val="nil"/>
-                <w:left w:space="0" w:sz="0" w:val="nil"/>
-                <w:bottom w:space="0" w:sz="0" w:val="nil"/>
-                <w:right w:space="0" w:sz="0" w:val="nil"/>
-                <w:between w:space="0" w:sz="0" w:val="nil"/>
-              </w:pBdr>
-              <w:shd w:fill="auto" w:val="clear"/>
-              <w:spacing w:after="0" w:before="0" w:line="240" w:lineRule="auto"/>
-              <w:ind w:left="0" w:right="0" w:firstLine="0"/>
-              <w:jc w:val="left"/>
-              <w:rPr/>
-            </w:pPr>
-            <w:r>
-              <w:rPr>
-                <w:rtl w:val="0"/>
-              </w:rPr>
-            </w:r>
-          </w:p>
-        </w:tc>
-      </w:tr>
-      <w:tr>
-        <w:trPr>
-          <w:cantSplit w:val="0"/>
-          <w:tblHeader w:val="0"/>
-        </w:trPr>
         <w:tc>
           <w:tcPr>
             <w:tcMar>
@@ -3902,46 +3028,9 @@
                   <w:u w:val="single"/>
                   <w:rtl w:val="0"/>
                 </w:rPr>
-                <w:t xml:space="preserve">AI Supplier/Restock Receipt Scanner</w:t>
+                <w:t xml:space="preserve">#119 [TEST] Add New Product</w:t>
               </w:r>
             </w:hyperlink>
-            <w:r>
-              <w:rPr>
-                <w:rtl w:val="0"/>
-              </w:rPr>
-            </w:r>
-          </w:p>
-        </w:tc>
-        <w:tc>
-          <w:tcPr>
-            <w:shd w:fill="auto" w:val="clear"/>
-            <w:tcMar>
-              <w:top w:w="100.0" w:type="dxa"/>
-              <w:left w:w="100.0" w:type="dxa"/>
-              <w:bottom w:w="100.0" w:type="dxa"/>
-              <w:right w:w="100.0" w:type="dxa"/>
-            </w:tcMar>
-            <w:vAlign w:val="top"/>
-          </w:tcPr>
-          <w:p>
-            <w:pPr>
-              <w:keepNext w:val="0"/>
-              <w:keepLines w:val="0"/>
-              <w:pageBreakBefore w:val="0"/>
-              <w:widowControl w:val="0"/>
-              <w:pBdr>
-                <w:top w:space="0" w:sz="0" w:val="nil"/>
-                <w:left w:space="0" w:sz="0" w:val="nil"/>
-                <w:bottom w:space="0" w:sz="0" w:val="nil"/>
-                <w:right w:space="0" w:sz="0" w:val="nil"/>
-                <w:between w:space="0" w:sz="0" w:val="nil"/>
-              </w:pBdr>
-              <w:shd w:fill="auto" w:val="clear"/>
-              <w:spacing w:after="0" w:before="0" w:line="240" w:lineRule="auto"/>
-              <w:ind w:left="0" w:right="0" w:firstLine="0"/>
-              <w:jc w:val="left"/>
-              <w:rPr/>
-            </w:pPr>
             <w:r>
               <w:rPr>
                 <w:rtl w:val="0"/>
@@ -3978,7 +3067,7 @@
                   <w:u w:val="single"/>
                   <w:rtl w:val="0"/>
                 </w:rPr>
-                <w:t xml:space="preserve">AI Smart Restock &amp; Demand Forecasting</w:t>
+                <w:t xml:space="preserve">#32 [STORY] User Creation and View</w:t>
               </w:r>
             </w:hyperlink>
             <w:r>
@@ -3988,49 +3077,6 @@
             </w:r>
           </w:p>
         </w:tc>
-        <w:tc>
-          <w:tcPr>
-            <w:shd w:fill="auto" w:val="clear"/>
-            <w:tcMar>
-              <w:top w:w="100.0" w:type="dxa"/>
-              <w:left w:w="100.0" w:type="dxa"/>
-              <w:bottom w:w="100.0" w:type="dxa"/>
-              <w:right w:w="100.0" w:type="dxa"/>
-            </w:tcMar>
-            <w:vAlign w:val="top"/>
-          </w:tcPr>
-          <w:p>
-            <w:pPr>
-              <w:keepNext w:val="0"/>
-              <w:keepLines w:val="0"/>
-              <w:pageBreakBefore w:val="0"/>
-              <w:widowControl w:val="0"/>
-              <w:pBdr>
-                <w:top w:space="0" w:sz="0" w:val="nil"/>
-                <w:left w:space="0" w:sz="0" w:val="nil"/>
-                <w:bottom w:space="0" w:sz="0" w:val="nil"/>
-                <w:right w:space="0" w:sz="0" w:val="nil"/>
-                <w:between w:space="0" w:sz="0" w:val="nil"/>
-              </w:pBdr>
-              <w:shd w:fill="auto" w:val="clear"/>
-              <w:spacing w:after="0" w:before="0" w:line="240" w:lineRule="auto"/>
-              <w:ind w:left="0" w:right="0" w:firstLine="0"/>
-              <w:jc w:val="left"/>
-              <w:rPr/>
-            </w:pPr>
-            <w:r>
-              <w:rPr>
-                <w:rtl w:val="0"/>
-              </w:rPr>
-            </w:r>
-          </w:p>
-        </w:tc>
-      </w:tr>
-      <w:tr>
-        <w:trPr>
-          <w:cantSplit w:val="0"/>
-          <w:tblHeader w:val="0"/>
-        </w:trPr>
         <w:tc>
           <w:tcPr>
             <w:tcMar>
@@ -4054,46 +3100,9 @@
                   <w:u w:val="single"/>
                   <w:rtl w:val="0"/>
                 </w:rPr>
-                <w:t xml:space="preserve">OPTIONAL Multi-Location Inventory View</w:t>
+                <w:t xml:space="preserve">#81 [TEST] User Creation and View</w:t>
               </w:r>
             </w:hyperlink>
-            <w:r>
-              <w:rPr>
-                <w:rtl w:val="0"/>
-              </w:rPr>
-            </w:r>
-          </w:p>
-        </w:tc>
-        <w:tc>
-          <w:tcPr>
-            <w:shd w:fill="auto" w:val="clear"/>
-            <w:tcMar>
-              <w:top w:w="100.0" w:type="dxa"/>
-              <w:left w:w="100.0" w:type="dxa"/>
-              <w:bottom w:w="100.0" w:type="dxa"/>
-              <w:right w:w="100.0" w:type="dxa"/>
-            </w:tcMar>
-            <w:vAlign w:val="top"/>
-          </w:tcPr>
-          <w:p>
-            <w:pPr>
-              <w:keepNext w:val="0"/>
-              <w:keepLines w:val="0"/>
-              <w:pageBreakBefore w:val="0"/>
-              <w:widowControl w:val="0"/>
-              <w:pBdr>
-                <w:top w:space="0" w:sz="0" w:val="nil"/>
-                <w:left w:space="0" w:sz="0" w:val="nil"/>
-                <w:bottom w:space="0" w:sz="0" w:val="nil"/>
-                <w:right w:space="0" w:sz="0" w:val="nil"/>
-                <w:between w:space="0" w:sz="0" w:val="nil"/>
-              </w:pBdr>
-              <w:shd w:fill="auto" w:val="clear"/>
-              <w:spacing w:after="0" w:before="0" w:line="240" w:lineRule="auto"/>
-              <w:ind w:left="0" w:right="0" w:firstLine="0"/>
-              <w:jc w:val="left"/>
-              <w:rPr/>
-            </w:pPr>
             <w:r>
               <w:rPr>
                 <w:rtl w:val="0"/>
@@ -4130,7 +3139,7 @@
                   <w:u w:val="single"/>
                   <w:rtl w:val="0"/>
                 </w:rPr>
-                <w:t xml:space="preserve">OPTIONAL Barcode Scanner Hardware Integration</w:t>
+                <w:t xml:space="preserve">#23 [STORY] View Product Catalog</w:t>
               </w:r>
             </w:hyperlink>
             <w:r>
@@ -4140,49 +3149,6 @@
             </w:r>
           </w:p>
         </w:tc>
-        <w:tc>
-          <w:tcPr>
-            <w:shd w:fill="auto" w:val="clear"/>
-            <w:tcMar>
-              <w:top w:w="100.0" w:type="dxa"/>
-              <w:left w:w="100.0" w:type="dxa"/>
-              <w:bottom w:w="100.0" w:type="dxa"/>
-              <w:right w:w="100.0" w:type="dxa"/>
-            </w:tcMar>
-            <w:vAlign w:val="top"/>
-          </w:tcPr>
-          <w:p>
-            <w:pPr>
-              <w:keepNext w:val="0"/>
-              <w:keepLines w:val="0"/>
-              <w:pageBreakBefore w:val="0"/>
-              <w:widowControl w:val="0"/>
-              <w:pBdr>
-                <w:top w:space="0" w:sz="0" w:val="nil"/>
-                <w:left w:space="0" w:sz="0" w:val="nil"/>
-                <w:bottom w:space="0" w:sz="0" w:val="nil"/>
-                <w:right w:space="0" w:sz="0" w:val="nil"/>
-                <w:between w:space="0" w:sz="0" w:val="nil"/>
-              </w:pBdr>
-              <w:shd w:fill="auto" w:val="clear"/>
-              <w:spacing w:after="0" w:before="0" w:line="240" w:lineRule="auto"/>
-              <w:ind w:left="0" w:right="0" w:firstLine="0"/>
-              <w:jc w:val="left"/>
-              <w:rPr/>
-            </w:pPr>
-            <w:r>
-              <w:rPr>
-                <w:rtl w:val="0"/>
-              </w:rPr>
-            </w:r>
-          </w:p>
-        </w:tc>
-      </w:tr>
-      <w:tr>
-        <w:trPr>
-          <w:cantSplit w:val="0"/>
-          <w:tblHeader w:val="0"/>
-        </w:trPr>
         <w:tc>
           <w:tcPr>
             <w:tcMar>
@@ -4206,46 +3172,9 @@
                   <w:u w:val="single"/>
                   <w:rtl w:val="0"/>
                 </w:rPr>
-                <w:t xml:space="preserve">OPTIONAL Email Receipt Option</w:t>
+                <w:t xml:space="preserve">#122 [TEST] View Product Catalog</w:t>
               </w:r>
             </w:hyperlink>
-            <w:r>
-              <w:rPr>
-                <w:rtl w:val="0"/>
-              </w:rPr>
-            </w:r>
-          </w:p>
-        </w:tc>
-        <w:tc>
-          <w:tcPr>
-            <w:shd w:fill="auto" w:val="clear"/>
-            <w:tcMar>
-              <w:top w:w="100.0" w:type="dxa"/>
-              <w:left w:w="100.0" w:type="dxa"/>
-              <w:bottom w:w="100.0" w:type="dxa"/>
-              <w:right w:w="100.0" w:type="dxa"/>
-            </w:tcMar>
-            <w:vAlign w:val="top"/>
-          </w:tcPr>
-          <w:p>
-            <w:pPr>
-              <w:keepNext w:val="0"/>
-              <w:keepLines w:val="0"/>
-              <w:pageBreakBefore w:val="0"/>
-              <w:widowControl w:val="0"/>
-              <w:pBdr>
-                <w:top w:space="0" w:sz="0" w:val="nil"/>
-                <w:left w:space="0" w:sz="0" w:val="nil"/>
-                <w:bottom w:space="0" w:sz="0" w:val="nil"/>
-                <w:right w:space="0" w:sz="0" w:val="nil"/>
-                <w:between w:space="0" w:sz="0" w:val="nil"/>
-              </w:pBdr>
-              <w:shd w:fill="auto" w:val="clear"/>
-              <w:spacing w:after="0" w:before="0" w:line="240" w:lineRule="auto"/>
-              <w:ind w:left="0" w:right="0" w:firstLine="0"/>
-              <w:jc w:val="left"/>
-              <w:rPr/>
-            </w:pPr>
             <w:r>
               <w:rPr>
                 <w:rtl w:val="0"/>
@@ -4282,7 +3211,7 @@
                   <w:u w:val="single"/>
                   <w:rtl w:val="0"/>
                 </w:rPr>
-                <w:t xml:space="preserve">Core Inventory Report</w:t>
+                <w:t xml:space="preserve">#24 [STORY] Stock Entry</w:t>
               </w:r>
             </w:hyperlink>
             <w:r>
@@ -4292,49 +3221,6 @@
             </w:r>
           </w:p>
         </w:tc>
-        <w:tc>
-          <w:tcPr>
-            <w:shd w:fill="auto" w:val="clear"/>
-            <w:tcMar>
-              <w:top w:w="100.0" w:type="dxa"/>
-              <w:left w:w="100.0" w:type="dxa"/>
-              <w:bottom w:w="100.0" w:type="dxa"/>
-              <w:right w:w="100.0" w:type="dxa"/>
-            </w:tcMar>
-            <w:vAlign w:val="top"/>
-          </w:tcPr>
-          <w:p>
-            <w:pPr>
-              <w:keepNext w:val="0"/>
-              <w:keepLines w:val="0"/>
-              <w:pageBreakBefore w:val="0"/>
-              <w:widowControl w:val="0"/>
-              <w:pBdr>
-                <w:top w:space="0" w:sz="0" w:val="nil"/>
-                <w:left w:space="0" w:sz="0" w:val="nil"/>
-                <w:bottom w:space="0" w:sz="0" w:val="nil"/>
-                <w:right w:space="0" w:sz="0" w:val="nil"/>
-                <w:between w:space="0" w:sz="0" w:val="nil"/>
-              </w:pBdr>
-              <w:shd w:fill="auto" w:val="clear"/>
-              <w:spacing w:after="0" w:before="0" w:line="240" w:lineRule="auto"/>
-              <w:ind w:left="0" w:right="0" w:firstLine="0"/>
-              <w:jc w:val="left"/>
-              <w:rPr/>
-            </w:pPr>
-            <w:r>
-              <w:rPr>
-                <w:rtl w:val="0"/>
-              </w:rPr>
-            </w:r>
-          </w:p>
-        </w:tc>
-      </w:tr>
-      <w:tr>
-        <w:trPr>
-          <w:cantSplit w:val="0"/>
-          <w:tblHeader w:val="0"/>
-        </w:trPr>
         <w:tc>
           <w:tcPr>
             <w:tcMar>
@@ -4358,46 +3244,9 @@
                   <w:u w:val="single"/>
                   <w:rtl w:val="0"/>
                 </w:rPr>
-                <w:t xml:space="preserve">Inventory by Date Range</w:t>
+                <w:t xml:space="preserve">#120 [TEST] Stock Entry</w:t>
               </w:r>
             </w:hyperlink>
-            <w:r>
-              <w:rPr>
-                <w:rtl w:val="0"/>
-              </w:rPr>
-            </w:r>
-          </w:p>
-        </w:tc>
-        <w:tc>
-          <w:tcPr>
-            <w:shd w:fill="auto" w:val="clear"/>
-            <w:tcMar>
-              <w:top w:w="100.0" w:type="dxa"/>
-              <w:left w:w="100.0" w:type="dxa"/>
-              <w:bottom w:w="100.0" w:type="dxa"/>
-              <w:right w:w="100.0" w:type="dxa"/>
-            </w:tcMar>
-            <w:vAlign w:val="top"/>
-          </w:tcPr>
-          <w:p>
-            <w:pPr>
-              <w:keepNext w:val="0"/>
-              <w:keepLines w:val="0"/>
-              <w:pageBreakBefore w:val="0"/>
-              <w:widowControl w:val="0"/>
-              <w:pBdr>
-                <w:top w:space="0" w:sz="0" w:val="nil"/>
-                <w:left w:space="0" w:sz="0" w:val="nil"/>
-                <w:bottom w:space="0" w:sz="0" w:val="nil"/>
-                <w:right w:space="0" w:sz="0" w:val="nil"/>
-                <w:between w:space="0" w:sz="0" w:val="nil"/>
-              </w:pBdr>
-              <w:shd w:fill="auto" w:val="clear"/>
-              <w:spacing w:after="0" w:before="0" w:line="240" w:lineRule="auto"/>
-              <w:ind w:left="0" w:right="0" w:firstLine="0"/>
-              <w:jc w:val="left"/>
-              <w:rPr/>
-            </w:pPr>
             <w:r>
               <w:rPr>
                 <w:rtl w:val="0"/>
@@ -4434,7 +3283,7 @@
                   <w:u w:val="single"/>
                   <w:rtl w:val="0"/>
                 </w:rPr>
-                <w:t xml:space="preserve">Stock Entry Product Validation</w:t>
+                <w:t xml:space="preserve">#57 [STORY] Core Inventory Report</w:t>
               </w:r>
             </w:hyperlink>
             <w:r>
@@ -4444,49 +3293,6 @@
             </w:r>
           </w:p>
         </w:tc>
-        <w:tc>
-          <w:tcPr>
-            <w:shd w:fill="auto" w:val="clear"/>
-            <w:tcMar>
-              <w:top w:w="100.0" w:type="dxa"/>
-              <w:left w:w="100.0" w:type="dxa"/>
-              <w:bottom w:w="100.0" w:type="dxa"/>
-              <w:right w:w="100.0" w:type="dxa"/>
-            </w:tcMar>
-            <w:vAlign w:val="top"/>
-          </w:tcPr>
-          <w:p>
-            <w:pPr>
-              <w:keepNext w:val="0"/>
-              <w:keepLines w:val="0"/>
-              <w:pageBreakBefore w:val="0"/>
-              <w:widowControl w:val="0"/>
-              <w:pBdr>
-                <w:top w:space="0" w:sz="0" w:val="nil"/>
-                <w:left w:space="0" w:sz="0" w:val="nil"/>
-                <w:bottom w:space="0" w:sz="0" w:val="nil"/>
-                <w:right w:space="0" w:sz="0" w:val="nil"/>
-                <w:between w:space="0" w:sz="0" w:val="nil"/>
-              </w:pBdr>
-              <w:shd w:fill="auto" w:val="clear"/>
-              <w:spacing w:after="0" w:before="0" w:line="240" w:lineRule="auto"/>
-              <w:ind w:left="0" w:right="0" w:firstLine="0"/>
-              <w:jc w:val="left"/>
-              <w:rPr/>
-            </w:pPr>
-            <w:r>
-              <w:rPr>
-                <w:rtl w:val="0"/>
-              </w:rPr>
-            </w:r>
-          </w:p>
-        </w:tc>
-      </w:tr>
-      <w:tr>
-        <w:trPr>
-          <w:cantSplit w:val="0"/>
-          <w:tblHeader w:val="0"/>
-        </w:trPr>
         <w:tc>
           <w:tcPr>
             <w:tcMar>
@@ -4510,7 +3316,7 @@
                   <w:u w:val="single"/>
                   <w:rtl w:val="0"/>
                 </w:rPr>
-                <w:t xml:space="preserve">Transaction Receipt Generation &amp; Display</w:t>
+                <w:t xml:space="preserve">#121 [TEST] Core Inventory Report</w:t>
               </w:r>
             </w:hyperlink>
             <w:r>
@@ -4520,1818 +3326,8 @@
             </w:r>
           </w:p>
         </w:tc>
-        <w:tc>
-          <w:tcPr>
-            <w:shd w:fill="auto" w:val="clear"/>
-            <w:tcMar>
-              <w:top w:w="100.0" w:type="dxa"/>
-              <w:left w:w="100.0" w:type="dxa"/>
-              <w:bottom w:w="100.0" w:type="dxa"/>
-              <w:right w:w="100.0" w:type="dxa"/>
-            </w:tcMar>
-            <w:vAlign w:val="top"/>
-          </w:tcPr>
-          <w:p>
-            <w:pPr>
-              <w:keepNext w:val="0"/>
-              <w:keepLines w:val="0"/>
-              <w:pageBreakBefore w:val="0"/>
-              <w:widowControl w:val="0"/>
-              <w:pBdr>
-                <w:top w:space="0" w:sz="0" w:val="nil"/>
-                <w:left w:space="0" w:sz="0" w:val="nil"/>
-                <w:bottom w:space="0" w:sz="0" w:val="nil"/>
-                <w:right w:space="0" w:sz="0" w:val="nil"/>
-                <w:between w:space="0" w:sz="0" w:val="nil"/>
-              </w:pBdr>
-              <w:shd w:fill="auto" w:val="clear"/>
-              <w:spacing w:after="0" w:before="0" w:line="240" w:lineRule="auto"/>
-              <w:ind w:left="0" w:right="0" w:firstLine="0"/>
-              <w:jc w:val="left"/>
-              <w:rPr/>
-            </w:pPr>
-            <w:r>
-              <w:rPr>
-                <w:rtl w:val="0"/>
-              </w:rPr>
-            </w:r>
-          </w:p>
-        </w:tc>
-      </w:tr>
-      <w:tr>
-        <w:trPr>
-          <w:cantSplit w:val="0"/>
-          <w:tblHeader w:val="0"/>
-        </w:trPr>
-        <w:tc>
-          <w:tcPr>
-            <w:tcMar>
-              <w:top w:w="100.0" w:type="dxa"/>
-              <w:left w:w="100.0" w:type="dxa"/>
-              <w:bottom w:w="100.0" w:type="dxa"/>
-              <w:right w:w="100.0" w:type="dxa"/>
-            </w:tcMar>
-            <w:vAlign w:val="top"/>
-          </w:tcPr>
-          <w:p>
-            <w:pPr>
-              <w:widowControl w:val="0"/>
-              <w:spacing w:line="240" w:lineRule="auto"/>
-              <w:rPr/>
-            </w:pPr>
-            <w:hyperlink r:id="rId24">
-              <w:r>
-                <w:rPr>
-                  <w:color w:val="1155cc"/>
-                  <w:u w:val="single"/>
-                  <w:rtl w:val="0"/>
-                </w:rPr>
-                <w:t xml:space="preserve">Cashier users should be able to login and get into checkout page</w:t>
-              </w:r>
-            </w:hyperlink>
-            <w:r>
-              <w:rPr>
-                <w:rtl w:val="0"/>
-              </w:rPr>
-            </w:r>
-          </w:p>
-        </w:tc>
-        <w:tc>
-          <w:tcPr>
-            <w:shd w:fill="auto" w:val="clear"/>
-            <w:tcMar>
-              <w:top w:w="100.0" w:type="dxa"/>
-              <w:left w:w="100.0" w:type="dxa"/>
-              <w:bottom w:w="100.0" w:type="dxa"/>
-              <w:right w:w="100.0" w:type="dxa"/>
-            </w:tcMar>
-            <w:vAlign w:val="top"/>
-          </w:tcPr>
-          <w:p>
-            <w:pPr>
-              <w:keepNext w:val="0"/>
-              <w:keepLines w:val="0"/>
-              <w:pageBreakBefore w:val="0"/>
-              <w:widowControl w:val="0"/>
-              <w:pBdr>
-                <w:top w:space="0" w:sz="0" w:val="nil"/>
-                <w:left w:space="0" w:sz="0" w:val="nil"/>
-                <w:bottom w:space="0" w:sz="0" w:val="nil"/>
-                <w:right w:space="0" w:sz="0" w:val="nil"/>
-                <w:between w:space="0" w:sz="0" w:val="nil"/>
-              </w:pBdr>
-              <w:shd w:fill="auto" w:val="clear"/>
-              <w:spacing w:after="0" w:before="0" w:line="240" w:lineRule="auto"/>
-              <w:ind w:left="0" w:right="0" w:firstLine="0"/>
-              <w:jc w:val="left"/>
-              <w:rPr/>
-            </w:pPr>
-            <w:r>
-              <w:rPr>
-                <w:rtl w:val="0"/>
-              </w:rPr>
-            </w:r>
-          </w:p>
-        </w:tc>
-      </w:tr>
-      <w:tr>
-        <w:trPr>
-          <w:cantSplit w:val="0"/>
-          <w:tblHeader w:val="0"/>
-        </w:trPr>
-        <w:tc>
-          <w:tcPr>
-            <w:tcMar>
-              <w:top w:w="100.0" w:type="dxa"/>
-              <w:left w:w="100.0" w:type="dxa"/>
-              <w:bottom w:w="100.0" w:type="dxa"/>
-              <w:right w:w="100.0" w:type="dxa"/>
-            </w:tcMar>
-            <w:vAlign w:val="top"/>
-          </w:tcPr>
-          <w:p>
-            <w:pPr>
-              <w:widowControl w:val="0"/>
-              <w:spacing w:line="240" w:lineRule="auto"/>
-              <w:rPr/>
-            </w:pPr>
-            <w:hyperlink r:id="rId25">
-              <w:r>
-                <w:rPr>
-                  <w:color w:val="1155cc"/>
-                  <w:u w:val="single"/>
-                  <w:rtl w:val="0"/>
-                </w:rPr>
-                <w:t xml:space="preserve">Cashier users should not get into the management page</w:t>
-              </w:r>
-            </w:hyperlink>
-            <w:r>
-              <w:rPr>
-                <w:rtl w:val="0"/>
-              </w:rPr>
-            </w:r>
-          </w:p>
-        </w:tc>
-        <w:tc>
-          <w:tcPr>
-            <w:shd w:fill="auto" w:val="clear"/>
-            <w:tcMar>
-              <w:top w:w="100.0" w:type="dxa"/>
-              <w:left w:w="100.0" w:type="dxa"/>
-              <w:bottom w:w="100.0" w:type="dxa"/>
-              <w:right w:w="100.0" w:type="dxa"/>
-            </w:tcMar>
-            <w:vAlign w:val="top"/>
-          </w:tcPr>
-          <w:p>
-            <w:pPr>
-              <w:keepNext w:val="0"/>
-              <w:keepLines w:val="0"/>
-              <w:pageBreakBefore w:val="0"/>
-              <w:widowControl w:val="0"/>
-              <w:pBdr>
-                <w:top w:space="0" w:sz="0" w:val="nil"/>
-                <w:left w:space="0" w:sz="0" w:val="nil"/>
-                <w:bottom w:space="0" w:sz="0" w:val="nil"/>
-                <w:right w:space="0" w:sz="0" w:val="nil"/>
-                <w:between w:space="0" w:sz="0" w:val="nil"/>
-              </w:pBdr>
-              <w:shd w:fill="auto" w:val="clear"/>
-              <w:spacing w:after="0" w:before="0" w:line="240" w:lineRule="auto"/>
-              <w:ind w:left="0" w:right="0" w:firstLine="0"/>
-              <w:jc w:val="left"/>
-              <w:rPr/>
-            </w:pPr>
-            <w:r>
-              <w:rPr>
-                <w:rtl w:val="0"/>
-              </w:rPr>
-            </w:r>
-          </w:p>
-        </w:tc>
-      </w:tr>
-      <w:tr>
-        <w:trPr>
-          <w:cantSplit w:val="0"/>
-          <w:tblHeader w:val="0"/>
-        </w:trPr>
-        <w:tc>
-          <w:tcPr>
-            <w:tcMar>
-              <w:top w:w="100.0" w:type="dxa"/>
-              <w:left w:w="100.0" w:type="dxa"/>
-              <w:bottom w:w="100.0" w:type="dxa"/>
-              <w:right w:w="100.0" w:type="dxa"/>
-            </w:tcMar>
-            <w:vAlign w:val="top"/>
-          </w:tcPr>
-          <w:p>
-            <w:pPr>
-              <w:widowControl w:val="0"/>
-              <w:spacing w:line="240" w:lineRule="auto"/>
-              <w:rPr/>
-            </w:pPr>
-            <w:hyperlink r:id="rId26">
-              <w:r>
-                <w:rPr>
-                  <w:color w:val="1155cc"/>
-                  <w:u w:val="single"/>
-                  <w:rtl w:val="0"/>
-                </w:rPr>
-                <w:t xml:space="preserve">User Creation and View</w:t>
-              </w:r>
-            </w:hyperlink>
-            <w:r>
-              <w:rPr>
-                <w:rtl w:val="0"/>
-              </w:rPr>
-            </w:r>
-          </w:p>
-        </w:tc>
-        <w:tc>
-          <w:tcPr>
-            <w:shd w:fill="auto" w:val="clear"/>
-            <w:tcMar>
-              <w:top w:w="100.0" w:type="dxa"/>
-              <w:left w:w="100.0" w:type="dxa"/>
-              <w:bottom w:w="100.0" w:type="dxa"/>
-              <w:right w:w="100.0" w:type="dxa"/>
-            </w:tcMar>
-            <w:vAlign w:val="top"/>
-          </w:tcPr>
-          <w:p>
-            <w:pPr>
-              <w:keepNext w:val="0"/>
-              <w:keepLines w:val="0"/>
-              <w:pageBreakBefore w:val="0"/>
-              <w:widowControl w:val="0"/>
-              <w:pBdr>
-                <w:top w:space="0" w:sz="0" w:val="nil"/>
-                <w:left w:space="0" w:sz="0" w:val="nil"/>
-                <w:bottom w:space="0" w:sz="0" w:val="nil"/>
-                <w:right w:space="0" w:sz="0" w:val="nil"/>
-                <w:between w:space="0" w:sz="0" w:val="nil"/>
-              </w:pBdr>
-              <w:shd w:fill="auto" w:val="clear"/>
-              <w:spacing w:after="0" w:before="0" w:line="240" w:lineRule="auto"/>
-              <w:ind w:left="0" w:right="0" w:firstLine="0"/>
-              <w:jc w:val="left"/>
-              <w:rPr/>
-            </w:pPr>
-            <w:hyperlink r:id="rId27">
-              <w:r>
-                <w:rPr>
-                  <w:color w:val="1155cc"/>
-                  <w:u w:val="single"/>
-                  <w:rtl w:val="0"/>
-                </w:rPr>
-                <w:t xml:space="preserve">System Test</w:t>
-              </w:r>
-            </w:hyperlink>
-            <w:r>
-              <w:rPr>
-                <w:rtl w:val="0"/>
-              </w:rPr>
-            </w:r>
-          </w:p>
-        </w:tc>
-      </w:tr>
-      <w:tr>
-        <w:trPr>
-          <w:cantSplit w:val="0"/>
-          <w:tblHeader w:val="0"/>
-        </w:trPr>
-        <w:tc>
-          <w:tcPr>
-            <w:tcMar>
-              <w:top w:w="100.0" w:type="dxa"/>
-              <w:left w:w="100.0" w:type="dxa"/>
-              <w:bottom w:w="100.0" w:type="dxa"/>
-              <w:right w:w="100.0" w:type="dxa"/>
-            </w:tcMar>
-            <w:vAlign w:val="top"/>
-          </w:tcPr>
-          <w:p>
-            <w:pPr>
-              <w:widowControl w:val="0"/>
-              <w:spacing w:line="240" w:lineRule="auto"/>
-              <w:rPr/>
-            </w:pPr>
-            <w:hyperlink r:id="rId28">
-              <w:r>
-                <w:rPr>
-                  <w:color w:val="1155cc"/>
-                  <w:u w:val="single"/>
-                  <w:rtl w:val="0"/>
-                </w:rPr>
-                <w:t xml:space="preserve">Multi-User Management</w:t>
-              </w:r>
-            </w:hyperlink>
-            <w:r>
-              <w:rPr>
-                <w:rtl w:val="0"/>
-              </w:rPr>
-            </w:r>
-          </w:p>
-        </w:tc>
-        <w:tc>
-          <w:tcPr>
-            <w:shd w:fill="auto" w:val="clear"/>
-            <w:tcMar>
-              <w:top w:w="100.0" w:type="dxa"/>
-              <w:left w:w="100.0" w:type="dxa"/>
-              <w:bottom w:w="100.0" w:type="dxa"/>
-              <w:right w:w="100.0" w:type="dxa"/>
-            </w:tcMar>
-            <w:vAlign w:val="top"/>
-          </w:tcPr>
-          <w:p>
-            <w:pPr>
-              <w:keepNext w:val="0"/>
-              <w:keepLines w:val="0"/>
-              <w:pageBreakBefore w:val="0"/>
-              <w:widowControl w:val="0"/>
-              <w:pBdr>
-                <w:top w:space="0" w:sz="0" w:val="nil"/>
-                <w:left w:space="0" w:sz="0" w:val="nil"/>
-                <w:bottom w:space="0" w:sz="0" w:val="nil"/>
-                <w:right w:space="0" w:sz="0" w:val="nil"/>
-                <w:between w:space="0" w:sz="0" w:val="nil"/>
-              </w:pBdr>
-              <w:shd w:fill="auto" w:val="clear"/>
-              <w:spacing w:after="0" w:before="0" w:line="240" w:lineRule="auto"/>
-              <w:ind w:left="0" w:right="0" w:firstLine="0"/>
-              <w:jc w:val="left"/>
-              <w:rPr/>
-            </w:pPr>
-            <w:r>
-              <w:rPr>
-                <w:rtl w:val="0"/>
-              </w:rPr>
-            </w:r>
-          </w:p>
-        </w:tc>
-      </w:tr>
-      <w:tr>
-        <w:trPr>
-          <w:cantSplit w:val="0"/>
-          <w:tblHeader w:val="0"/>
-        </w:trPr>
-        <w:tc>
-          <w:tcPr>
-            <w:tcMar>
-              <w:top w:w="100.0" w:type="dxa"/>
-              <w:left w:w="100.0" w:type="dxa"/>
-              <w:bottom w:w="100.0" w:type="dxa"/>
-              <w:right w:w="100.0" w:type="dxa"/>
-            </w:tcMar>
-            <w:vAlign w:val="top"/>
-          </w:tcPr>
-          <w:p>
-            <w:pPr>
-              <w:widowControl w:val="0"/>
-              <w:spacing w:line="240" w:lineRule="auto"/>
-              <w:rPr/>
-            </w:pPr>
-            <w:hyperlink r:id="rId29">
-              <w:r>
-                <w:rPr>
-                  <w:color w:val="1155cc"/>
-                  <w:u w:val="single"/>
-                  <w:rtl w:val="0"/>
-                </w:rPr>
-                <w:t xml:space="preserve">Sale Report by Date Range</w:t>
-              </w:r>
-            </w:hyperlink>
-            <w:r>
-              <w:rPr>
-                <w:rtl w:val="0"/>
-              </w:rPr>
-            </w:r>
-          </w:p>
-        </w:tc>
-        <w:tc>
-          <w:tcPr>
-            <w:shd w:fill="auto" w:val="clear"/>
-            <w:tcMar>
-              <w:top w:w="100.0" w:type="dxa"/>
-              <w:left w:w="100.0" w:type="dxa"/>
-              <w:bottom w:w="100.0" w:type="dxa"/>
-              <w:right w:w="100.0" w:type="dxa"/>
-            </w:tcMar>
-            <w:vAlign w:val="top"/>
-          </w:tcPr>
-          <w:p>
-            <w:pPr>
-              <w:keepNext w:val="0"/>
-              <w:keepLines w:val="0"/>
-              <w:pageBreakBefore w:val="0"/>
-              <w:widowControl w:val="0"/>
-              <w:pBdr>
-                <w:top w:space="0" w:sz="0" w:val="nil"/>
-                <w:left w:space="0" w:sz="0" w:val="nil"/>
-                <w:bottom w:space="0" w:sz="0" w:val="nil"/>
-                <w:right w:space="0" w:sz="0" w:val="nil"/>
-                <w:between w:space="0" w:sz="0" w:val="nil"/>
-              </w:pBdr>
-              <w:shd w:fill="auto" w:val="clear"/>
-              <w:spacing w:after="0" w:before="0" w:line="240" w:lineRule="auto"/>
-              <w:ind w:left="0" w:right="0" w:firstLine="0"/>
-              <w:jc w:val="left"/>
-              <w:rPr/>
-            </w:pPr>
-            <w:r>
-              <w:rPr>
-                <w:rtl w:val="0"/>
-              </w:rPr>
-            </w:r>
-          </w:p>
-        </w:tc>
-      </w:tr>
-      <w:tr>
-        <w:trPr>
-          <w:cantSplit w:val="0"/>
-          <w:tblHeader w:val="0"/>
-        </w:trPr>
-        <w:tc>
-          <w:tcPr>
-            <w:tcMar>
-              <w:top w:w="100.0" w:type="dxa"/>
-              <w:left w:w="100.0" w:type="dxa"/>
-              <w:bottom w:w="100.0" w:type="dxa"/>
-              <w:right w:w="100.0" w:type="dxa"/>
-            </w:tcMar>
-            <w:vAlign w:val="top"/>
-          </w:tcPr>
-          <w:p>
-            <w:pPr>
-              <w:widowControl w:val="0"/>
-              <w:spacing w:line="240" w:lineRule="auto"/>
-              <w:rPr/>
-            </w:pPr>
-            <w:hyperlink r:id="rId30">
-              <w:r>
-                <w:rPr>
-                  <w:color w:val="1155cc"/>
-                  <w:u w:val="single"/>
-                  <w:rtl w:val="0"/>
-                </w:rPr>
-                <w:t xml:space="preserve">Product Level Sale Analysis</w:t>
-              </w:r>
-            </w:hyperlink>
-            <w:r>
-              <w:rPr>
-                <w:rtl w:val="0"/>
-              </w:rPr>
-            </w:r>
-          </w:p>
-        </w:tc>
-        <w:tc>
-          <w:tcPr>
-            <w:shd w:fill="auto" w:val="clear"/>
-            <w:tcMar>
-              <w:top w:w="100.0" w:type="dxa"/>
-              <w:left w:w="100.0" w:type="dxa"/>
-              <w:bottom w:w="100.0" w:type="dxa"/>
-              <w:right w:w="100.0" w:type="dxa"/>
-            </w:tcMar>
-            <w:vAlign w:val="top"/>
-          </w:tcPr>
-          <w:p>
-            <w:pPr>
-              <w:keepNext w:val="0"/>
-              <w:keepLines w:val="0"/>
-              <w:pageBreakBefore w:val="0"/>
-              <w:widowControl w:val="0"/>
-              <w:pBdr>
-                <w:top w:space="0" w:sz="0" w:val="nil"/>
-                <w:left w:space="0" w:sz="0" w:val="nil"/>
-                <w:bottom w:space="0" w:sz="0" w:val="nil"/>
-                <w:right w:space="0" w:sz="0" w:val="nil"/>
-                <w:between w:space="0" w:sz="0" w:val="nil"/>
-              </w:pBdr>
-              <w:shd w:fill="auto" w:val="clear"/>
-              <w:spacing w:after="0" w:before="0" w:line="240" w:lineRule="auto"/>
-              <w:ind w:left="0" w:right="0" w:firstLine="0"/>
-              <w:jc w:val="left"/>
-              <w:rPr/>
-            </w:pPr>
-            <w:r>
-              <w:rPr>
-                <w:rtl w:val="0"/>
-              </w:rPr>
-            </w:r>
-          </w:p>
-        </w:tc>
-      </w:tr>
-      <w:tr>
-        <w:trPr>
-          <w:cantSplit w:val="0"/>
-          <w:tblHeader w:val="0"/>
-        </w:trPr>
-        <w:tc>
-          <w:tcPr>
-            <w:tcMar>
-              <w:top w:w="100.0" w:type="dxa"/>
-              <w:left w:w="100.0" w:type="dxa"/>
-              <w:bottom w:w="100.0" w:type="dxa"/>
-              <w:right w:w="100.0" w:type="dxa"/>
-            </w:tcMar>
-            <w:vAlign w:val="top"/>
-          </w:tcPr>
-          <w:p>
-            <w:pPr>
-              <w:widowControl w:val="0"/>
-              <w:spacing w:line="240" w:lineRule="auto"/>
-              <w:rPr/>
-            </w:pPr>
-            <w:hyperlink r:id="rId31">
-              <w:r>
-                <w:rPr>
-                  <w:color w:val="1155cc"/>
-                  <w:u w:val="single"/>
-                  <w:rtl w:val="0"/>
-                </w:rPr>
-                <w:t xml:space="preserve">Admin System Initialization &amp; Preloaded Account</w:t>
-              </w:r>
-            </w:hyperlink>
-            <w:r>
-              <w:rPr>
-                <w:rtl w:val="0"/>
-              </w:rPr>
-            </w:r>
-          </w:p>
-        </w:tc>
-        <w:tc>
-          <w:tcPr>
-            <w:shd w:fill="auto" w:val="clear"/>
-            <w:tcMar>
-              <w:top w:w="100.0" w:type="dxa"/>
-              <w:left w:w="100.0" w:type="dxa"/>
-              <w:bottom w:w="100.0" w:type="dxa"/>
-              <w:right w:w="100.0" w:type="dxa"/>
-            </w:tcMar>
-            <w:vAlign w:val="top"/>
-          </w:tcPr>
-          <w:p>
-            <w:pPr>
-              <w:keepNext w:val="0"/>
-              <w:keepLines w:val="0"/>
-              <w:pageBreakBefore w:val="0"/>
-              <w:widowControl w:val="0"/>
-              <w:pBdr>
-                <w:top w:space="0" w:sz="0" w:val="nil"/>
-                <w:left w:space="0" w:sz="0" w:val="nil"/>
-                <w:bottom w:space="0" w:sz="0" w:val="nil"/>
-                <w:right w:space="0" w:sz="0" w:val="nil"/>
-                <w:between w:space="0" w:sz="0" w:val="nil"/>
-              </w:pBdr>
-              <w:shd w:fill="auto" w:val="clear"/>
-              <w:spacing w:after="0" w:before="0" w:line="240" w:lineRule="auto"/>
-              <w:ind w:left="0" w:right="0" w:firstLine="0"/>
-              <w:jc w:val="left"/>
-              <w:rPr/>
-            </w:pPr>
-            <w:r>
-              <w:rPr>
-                <w:rtl w:val="0"/>
-              </w:rPr>
-            </w:r>
-          </w:p>
-        </w:tc>
-      </w:tr>
-      <w:tr>
-        <w:trPr>
-          <w:cantSplit w:val="0"/>
-          <w:tblHeader w:val="0"/>
-        </w:trPr>
-        <w:tc>
-          <w:tcPr>
-            <w:tcMar>
-              <w:top w:w="100.0" w:type="dxa"/>
-              <w:left w:w="100.0" w:type="dxa"/>
-              <w:bottom w:w="100.0" w:type="dxa"/>
-              <w:right w:w="100.0" w:type="dxa"/>
-            </w:tcMar>
-            <w:vAlign w:val="top"/>
-          </w:tcPr>
-          <w:p>
-            <w:pPr>
-              <w:widowControl w:val="0"/>
-              <w:spacing w:line="240" w:lineRule="auto"/>
-              <w:rPr/>
-            </w:pPr>
-            <w:hyperlink r:id="rId32">
-              <w:r>
-                <w:rPr>
-                  <w:color w:val="1155cc"/>
-                  <w:u w:val="single"/>
-                  <w:rtl w:val="0"/>
-                </w:rPr>
-                <w:t xml:space="preserve">Administrator System Access &amp; Role Assignment Control</w:t>
-              </w:r>
-            </w:hyperlink>
-            <w:r>
-              <w:rPr>
-                <w:rtl w:val="0"/>
-              </w:rPr>
-            </w:r>
-          </w:p>
-        </w:tc>
-        <w:tc>
-          <w:tcPr>
-            <w:shd w:fill="auto" w:val="clear"/>
-            <w:tcMar>
-              <w:top w:w="100.0" w:type="dxa"/>
-              <w:left w:w="100.0" w:type="dxa"/>
-              <w:bottom w:w="100.0" w:type="dxa"/>
-              <w:right w:w="100.0" w:type="dxa"/>
-            </w:tcMar>
-            <w:vAlign w:val="top"/>
-          </w:tcPr>
-          <w:p>
-            <w:pPr>
-              <w:keepNext w:val="0"/>
-              <w:keepLines w:val="0"/>
-              <w:pageBreakBefore w:val="0"/>
-              <w:widowControl w:val="0"/>
-              <w:pBdr>
-                <w:top w:space="0" w:sz="0" w:val="nil"/>
-                <w:left w:space="0" w:sz="0" w:val="nil"/>
-                <w:bottom w:space="0" w:sz="0" w:val="nil"/>
-                <w:right w:space="0" w:sz="0" w:val="nil"/>
-                <w:between w:space="0" w:sz="0" w:val="nil"/>
-              </w:pBdr>
-              <w:shd w:fill="auto" w:val="clear"/>
-              <w:spacing w:after="0" w:before="0" w:line="240" w:lineRule="auto"/>
-              <w:ind w:left="0" w:right="0" w:firstLine="0"/>
-              <w:jc w:val="left"/>
-              <w:rPr/>
-            </w:pPr>
-            <w:r>
-              <w:rPr>
-                <w:rtl w:val="0"/>
-              </w:rPr>
-            </w:r>
-          </w:p>
-        </w:tc>
-      </w:tr>
-      <w:tr>
-        <w:trPr>
-          <w:cantSplit w:val="0"/>
-          <w:tblHeader w:val="0"/>
-        </w:trPr>
-        <w:tc>
-          <w:tcPr>
-            <w:tcMar>
-              <w:top w:w="100.0" w:type="dxa"/>
-              <w:left w:w="100.0" w:type="dxa"/>
-              <w:bottom w:w="100.0" w:type="dxa"/>
-              <w:right w:w="100.0" w:type="dxa"/>
-            </w:tcMar>
-            <w:vAlign w:val="top"/>
-          </w:tcPr>
-          <w:p>
-            <w:pPr>
-              <w:widowControl w:val="0"/>
-              <w:spacing w:line="240" w:lineRule="auto"/>
-              <w:rPr/>
-            </w:pPr>
-            <w:hyperlink r:id="rId33">
-              <w:r>
-                <w:rPr>
-                  <w:color w:val="1155cc"/>
-                  <w:u w:val="single"/>
-                  <w:rtl w:val="0"/>
-                </w:rPr>
-                <w:t xml:space="preserve">Manager Role Permission &amp; View Authorization</w:t>
-              </w:r>
-            </w:hyperlink>
-            <w:r>
-              <w:rPr>
-                <w:rtl w:val="0"/>
-              </w:rPr>
-            </w:r>
-          </w:p>
-        </w:tc>
-        <w:tc>
-          <w:tcPr>
-            <w:shd w:fill="auto" w:val="clear"/>
-            <w:tcMar>
-              <w:top w:w="100.0" w:type="dxa"/>
-              <w:left w:w="100.0" w:type="dxa"/>
-              <w:bottom w:w="100.0" w:type="dxa"/>
-              <w:right w:w="100.0" w:type="dxa"/>
-            </w:tcMar>
-            <w:vAlign w:val="top"/>
-          </w:tcPr>
-          <w:p>
-            <w:pPr>
-              <w:keepNext w:val="0"/>
-              <w:keepLines w:val="0"/>
-              <w:pageBreakBefore w:val="0"/>
-              <w:widowControl w:val="0"/>
-              <w:pBdr>
-                <w:top w:space="0" w:sz="0" w:val="nil"/>
-                <w:left w:space="0" w:sz="0" w:val="nil"/>
-                <w:bottom w:space="0" w:sz="0" w:val="nil"/>
-                <w:right w:space="0" w:sz="0" w:val="nil"/>
-                <w:between w:space="0" w:sz="0" w:val="nil"/>
-              </w:pBdr>
-              <w:shd w:fill="auto" w:val="clear"/>
-              <w:spacing w:after="0" w:before="0" w:line="240" w:lineRule="auto"/>
-              <w:ind w:left="0" w:right="0" w:firstLine="0"/>
-              <w:jc w:val="left"/>
-              <w:rPr/>
-            </w:pPr>
-            <w:r>
-              <w:rPr>
-                <w:rtl w:val="0"/>
-              </w:rPr>
-            </w:r>
-          </w:p>
-        </w:tc>
-      </w:tr>
-      <w:tr>
-        <w:trPr>
-          <w:cantSplit w:val="0"/>
-          <w:tblHeader w:val="0"/>
-        </w:trPr>
-        <w:tc>
-          <w:tcPr>
-            <w:tcMar>
-              <w:top w:w="100.0" w:type="dxa"/>
-              <w:left w:w="100.0" w:type="dxa"/>
-              <w:bottom w:w="100.0" w:type="dxa"/>
-              <w:right w:w="100.0" w:type="dxa"/>
-            </w:tcMar>
-            <w:vAlign w:val="top"/>
-          </w:tcPr>
-          <w:p>
-            <w:pPr>
-              <w:widowControl w:val="0"/>
-              <w:spacing w:line="240" w:lineRule="auto"/>
-              <w:rPr/>
-            </w:pPr>
-            <w:hyperlink r:id="rId34">
-              <w:r>
-                <w:rPr>
-                  <w:color w:val="1155cc"/>
-                  <w:u w:val="single"/>
-                  <w:rtl w:val="0"/>
-                </w:rPr>
-                <w:t xml:space="preserve">Cashier Session Expiration and Lockout Enforcement</w:t>
-              </w:r>
-            </w:hyperlink>
-            <w:r>
-              <w:rPr>
-                <w:rtl w:val="0"/>
-              </w:rPr>
-            </w:r>
-          </w:p>
-        </w:tc>
-        <w:tc>
-          <w:tcPr>
-            <w:shd w:fill="auto" w:val="clear"/>
-            <w:tcMar>
-              <w:top w:w="100.0" w:type="dxa"/>
-              <w:left w:w="100.0" w:type="dxa"/>
-              <w:bottom w:w="100.0" w:type="dxa"/>
-              <w:right w:w="100.0" w:type="dxa"/>
-            </w:tcMar>
-            <w:vAlign w:val="top"/>
-          </w:tcPr>
-          <w:p>
-            <w:pPr>
-              <w:keepNext w:val="0"/>
-              <w:keepLines w:val="0"/>
-              <w:pageBreakBefore w:val="0"/>
-              <w:widowControl w:val="0"/>
-              <w:pBdr>
-                <w:top w:space="0" w:sz="0" w:val="nil"/>
-                <w:left w:space="0" w:sz="0" w:val="nil"/>
-                <w:bottom w:space="0" w:sz="0" w:val="nil"/>
-                <w:right w:space="0" w:sz="0" w:val="nil"/>
-                <w:between w:space="0" w:sz="0" w:val="nil"/>
-              </w:pBdr>
-              <w:shd w:fill="auto" w:val="clear"/>
-              <w:spacing w:after="0" w:before="0" w:line="240" w:lineRule="auto"/>
-              <w:ind w:left="0" w:right="0" w:firstLine="0"/>
-              <w:jc w:val="left"/>
-              <w:rPr/>
-            </w:pPr>
-            <w:r>
-              <w:rPr>
-                <w:rtl w:val="0"/>
-              </w:rPr>
-            </w:r>
-          </w:p>
-        </w:tc>
-      </w:tr>
-      <w:tr>
-        <w:trPr>
-          <w:cantSplit w:val="0"/>
-          <w:tblHeader w:val="0"/>
-        </w:trPr>
-        <w:tc>
-          <w:tcPr>
-            <w:tcMar>
-              <w:top w:w="100.0" w:type="dxa"/>
-              <w:left w:w="100.0" w:type="dxa"/>
-              <w:bottom w:w="100.0" w:type="dxa"/>
-              <w:right w:w="100.0" w:type="dxa"/>
-            </w:tcMar>
-            <w:vAlign w:val="top"/>
-          </w:tcPr>
-          <w:p>
-            <w:pPr>
-              <w:widowControl w:val="0"/>
-              <w:spacing w:line="240" w:lineRule="auto"/>
-              <w:rPr/>
-            </w:pPr>
-            <w:hyperlink r:id="rId35">
-              <w:r>
-                <w:rPr>
-                  <w:color w:val="1155cc"/>
-                  <w:u w:val="single"/>
-                  <w:rtl w:val="0"/>
-                </w:rPr>
-                <w:t xml:space="preserve">Product Catalog Creation</w:t>
-              </w:r>
-            </w:hyperlink>
-            <w:r>
-              <w:rPr>
-                <w:rtl w:val="0"/>
-              </w:rPr>
-            </w:r>
-          </w:p>
-        </w:tc>
-        <w:tc>
-          <w:tcPr>
-            <w:shd w:fill="auto" w:val="clear"/>
-            <w:tcMar>
-              <w:top w:w="100.0" w:type="dxa"/>
-              <w:left w:w="100.0" w:type="dxa"/>
-              <w:bottom w:w="100.0" w:type="dxa"/>
-              <w:right w:w="100.0" w:type="dxa"/>
-            </w:tcMar>
-            <w:vAlign w:val="top"/>
-          </w:tcPr>
-          <w:p>
-            <w:pPr>
-              <w:keepNext w:val="0"/>
-              <w:keepLines w:val="0"/>
-              <w:pageBreakBefore w:val="0"/>
-              <w:widowControl w:val="0"/>
-              <w:pBdr>
-                <w:top w:space="0" w:sz="0" w:val="nil"/>
-                <w:left w:space="0" w:sz="0" w:val="nil"/>
-                <w:bottom w:space="0" w:sz="0" w:val="nil"/>
-                <w:right w:space="0" w:sz="0" w:val="nil"/>
-                <w:between w:space="0" w:sz="0" w:val="nil"/>
-              </w:pBdr>
-              <w:shd w:fill="auto" w:val="clear"/>
-              <w:spacing w:after="0" w:before="0" w:line="240" w:lineRule="auto"/>
-              <w:ind w:left="0" w:right="0" w:firstLine="0"/>
-              <w:jc w:val="left"/>
-              <w:rPr/>
-            </w:pPr>
-            <w:r>
-              <w:rPr>
-                <w:rtl w:val="0"/>
-              </w:rPr>
-            </w:r>
-          </w:p>
-        </w:tc>
-      </w:tr>
-      <w:tr>
-        <w:trPr>
-          <w:cantSplit w:val="0"/>
-          <w:tblHeader w:val="0"/>
-        </w:trPr>
-        <w:tc>
-          <w:tcPr>
-            <w:tcMar>
-              <w:top w:w="100.0" w:type="dxa"/>
-              <w:left w:w="100.0" w:type="dxa"/>
-              <w:bottom w:w="100.0" w:type="dxa"/>
-              <w:right w:w="100.0" w:type="dxa"/>
-            </w:tcMar>
-            <w:vAlign w:val="top"/>
-          </w:tcPr>
-          <w:p>
-            <w:pPr>
-              <w:widowControl w:val="0"/>
-              <w:spacing w:line="240" w:lineRule="auto"/>
-              <w:rPr/>
-            </w:pPr>
-            <w:hyperlink r:id="rId36">
-              <w:r>
-                <w:rPr>
-                  <w:color w:val="1155cc"/>
-                  <w:u w:val="single"/>
-                  <w:rtl w:val="0"/>
-                </w:rPr>
-                <w:t xml:space="preserve">Product Catalog View &amp; Inventory Lookup</w:t>
-              </w:r>
-            </w:hyperlink>
-            <w:r>
-              <w:rPr>
-                <w:rtl w:val="0"/>
-              </w:rPr>
-            </w:r>
-          </w:p>
-        </w:tc>
-        <w:tc>
-          <w:tcPr>
-            <w:shd w:fill="auto" w:val="clear"/>
-            <w:tcMar>
-              <w:top w:w="100.0" w:type="dxa"/>
-              <w:left w:w="100.0" w:type="dxa"/>
-              <w:bottom w:w="100.0" w:type="dxa"/>
-              <w:right w:w="100.0" w:type="dxa"/>
-            </w:tcMar>
-            <w:vAlign w:val="top"/>
-          </w:tcPr>
-          <w:p>
-            <w:pPr>
-              <w:keepNext w:val="0"/>
-              <w:keepLines w:val="0"/>
-              <w:pageBreakBefore w:val="0"/>
-              <w:widowControl w:val="0"/>
-              <w:pBdr>
-                <w:top w:space="0" w:sz="0" w:val="nil"/>
-                <w:left w:space="0" w:sz="0" w:val="nil"/>
-                <w:bottom w:space="0" w:sz="0" w:val="nil"/>
-                <w:right w:space="0" w:sz="0" w:val="nil"/>
-                <w:between w:space="0" w:sz="0" w:val="nil"/>
-              </w:pBdr>
-              <w:shd w:fill="auto" w:val="clear"/>
-              <w:spacing w:after="0" w:before="0" w:line="240" w:lineRule="auto"/>
-              <w:ind w:left="0" w:right="0" w:firstLine="0"/>
-              <w:jc w:val="left"/>
-              <w:rPr/>
-            </w:pPr>
-            <w:r>
-              <w:rPr>
-                <w:rtl w:val="0"/>
-              </w:rPr>
-            </w:r>
-          </w:p>
-        </w:tc>
-      </w:tr>
-      <w:tr>
-        <w:trPr>
-          <w:cantSplit w:val="0"/>
-          <w:tblHeader w:val="0"/>
-        </w:trPr>
-        <w:tc>
-          <w:tcPr>
-            <w:tcMar>
-              <w:top w:w="100.0" w:type="dxa"/>
-              <w:left w:w="100.0" w:type="dxa"/>
-              <w:bottom w:w="100.0" w:type="dxa"/>
-              <w:right w:w="100.0" w:type="dxa"/>
-            </w:tcMar>
-            <w:vAlign w:val="top"/>
-          </w:tcPr>
-          <w:p>
-            <w:pPr>
-              <w:widowControl w:val="0"/>
-              <w:spacing w:line="240" w:lineRule="auto"/>
-              <w:rPr/>
-            </w:pPr>
-            <w:hyperlink r:id="rId37">
-              <w:r>
-                <w:rPr>
-                  <w:color w:val="1155cc"/>
-                  <w:u w:val="single"/>
-                  <w:rtl w:val="0"/>
-                </w:rPr>
-                <w:t xml:space="preserve">User Directory &amp; Access Audit</w:t>
-              </w:r>
-            </w:hyperlink>
-            <w:r>
-              <w:rPr>
-                <w:rtl w:val="0"/>
-              </w:rPr>
-            </w:r>
-          </w:p>
-        </w:tc>
-        <w:tc>
-          <w:tcPr>
-            <w:shd w:fill="auto" w:val="clear"/>
-            <w:tcMar>
-              <w:top w:w="100.0" w:type="dxa"/>
-              <w:left w:w="100.0" w:type="dxa"/>
-              <w:bottom w:w="100.0" w:type="dxa"/>
-              <w:right w:w="100.0" w:type="dxa"/>
-            </w:tcMar>
-            <w:vAlign w:val="top"/>
-          </w:tcPr>
-          <w:p>
-            <w:pPr>
-              <w:keepNext w:val="0"/>
-              <w:keepLines w:val="0"/>
-              <w:pageBreakBefore w:val="0"/>
-              <w:widowControl w:val="0"/>
-              <w:pBdr>
-                <w:top w:space="0" w:sz="0" w:val="nil"/>
-                <w:left w:space="0" w:sz="0" w:val="nil"/>
-                <w:bottom w:space="0" w:sz="0" w:val="nil"/>
-                <w:right w:space="0" w:sz="0" w:val="nil"/>
-                <w:between w:space="0" w:sz="0" w:val="nil"/>
-              </w:pBdr>
-              <w:shd w:fill="auto" w:val="clear"/>
-              <w:spacing w:after="0" w:before="0" w:line="240" w:lineRule="auto"/>
-              <w:ind w:left="0" w:right="0" w:firstLine="0"/>
-              <w:jc w:val="left"/>
-              <w:rPr/>
-            </w:pPr>
-            <w:r>
-              <w:rPr>
-                <w:rtl w:val="0"/>
-              </w:rPr>
-            </w:r>
-          </w:p>
-        </w:tc>
-      </w:tr>
-      <w:tr>
-        <w:trPr>
-          <w:cantSplit w:val="0"/>
-          <w:tblHeader w:val="0"/>
-        </w:trPr>
-        <w:tc>
-          <w:tcPr>
-            <w:tcMar>
-              <w:top w:w="100.0" w:type="dxa"/>
-              <w:left w:w="100.0" w:type="dxa"/>
-              <w:bottom w:w="100.0" w:type="dxa"/>
-              <w:right w:w="100.0" w:type="dxa"/>
-            </w:tcMar>
-            <w:vAlign w:val="top"/>
-          </w:tcPr>
-          <w:p>
-            <w:pPr>
-              <w:widowControl w:val="0"/>
-              <w:spacing w:line="240" w:lineRule="auto"/>
-              <w:rPr/>
-            </w:pPr>
-            <w:hyperlink r:id="rId38">
-              <w:r>
-                <w:rPr>
-                  <w:color w:val="1155cc"/>
-                  <w:u w:val="single"/>
-                  <w:rtl w:val="0"/>
-                </w:rPr>
-                <w:t xml:space="preserve">User Profile Management &amp; Role Creation</w:t>
-              </w:r>
-            </w:hyperlink>
-            <w:r>
-              <w:rPr>
-                <w:rtl w:val="0"/>
-              </w:rPr>
-            </w:r>
-          </w:p>
-        </w:tc>
-        <w:tc>
-          <w:tcPr>
-            <w:shd w:fill="auto" w:val="clear"/>
-            <w:tcMar>
-              <w:top w:w="100.0" w:type="dxa"/>
-              <w:left w:w="100.0" w:type="dxa"/>
-              <w:bottom w:w="100.0" w:type="dxa"/>
-              <w:right w:w="100.0" w:type="dxa"/>
-            </w:tcMar>
-            <w:vAlign w:val="top"/>
-          </w:tcPr>
-          <w:p>
-            <w:pPr>
-              <w:keepNext w:val="0"/>
-              <w:keepLines w:val="0"/>
-              <w:pageBreakBefore w:val="0"/>
-              <w:widowControl w:val="0"/>
-              <w:pBdr>
-                <w:top w:space="0" w:sz="0" w:val="nil"/>
-                <w:left w:space="0" w:sz="0" w:val="nil"/>
-                <w:bottom w:space="0" w:sz="0" w:val="nil"/>
-                <w:right w:space="0" w:sz="0" w:val="nil"/>
-                <w:between w:space="0" w:sz="0" w:val="nil"/>
-              </w:pBdr>
-              <w:shd w:fill="auto" w:val="clear"/>
-              <w:spacing w:after="0" w:before="0" w:line="240" w:lineRule="auto"/>
-              <w:ind w:left="0" w:right="0" w:firstLine="0"/>
-              <w:jc w:val="left"/>
-              <w:rPr/>
-            </w:pPr>
-            <w:r>
-              <w:rPr>
-                <w:rtl w:val="0"/>
-              </w:rPr>
-            </w:r>
-          </w:p>
-        </w:tc>
-      </w:tr>
-      <w:tr>
-        <w:trPr>
-          <w:cantSplit w:val="0"/>
-          <w:tblHeader w:val="0"/>
-        </w:trPr>
-        <w:tc>
-          <w:tcPr>
-            <w:tcMar>
-              <w:top w:w="100.0" w:type="dxa"/>
-              <w:left w:w="100.0" w:type="dxa"/>
-              <w:bottom w:w="100.0" w:type="dxa"/>
-              <w:right w:w="100.0" w:type="dxa"/>
-            </w:tcMar>
-            <w:vAlign w:val="top"/>
-          </w:tcPr>
-          <w:p>
-            <w:pPr>
-              <w:widowControl w:val="0"/>
-              <w:spacing w:line="240" w:lineRule="auto"/>
-              <w:rPr/>
-            </w:pPr>
-            <w:hyperlink r:id="rId39">
-              <w:r>
-                <w:rPr>
-                  <w:color w:val="1155cc"/>
-                  <w:u w:val="single"/>
-                  <w:rtl w:val="0"/>
-                </w:rPr>
-                <w:t xml:space="preserve">Web Session Authentication &amp; Shift Management</w:t>
-              </w:r>
-            </w:hyperlink>
-            <w:r>
-              <w:rPr>
-                <w:rtl w:val="0"/>
-              </w:rPr>
-            </w:r>
-          </w:p>
-        </w:tc>
-        <w:tc>
-          <w:tcPr>
-            <w:shd w:fill="auto" w:val="clear"/>
-            <w:tcMar>
-              <w:top w:w="100.0" w:type="dxa"/>
-              <w:left w:w="100.0" w:type="dxa"/>
-              <w:bottom w:w="100.0" w:type="dxa"/>
-              <w:right w:w="100.0" w:type="dxa"/>
-            </w:tcMar>
-            <w:vAlign w:val="top"/>
-          </w:tcPr>
-          <w:p>
-            <w:pPr>
-              <w:keepNext w:val="0"/>
-              <w:keepLines w:val="0"/>
-              <w:pageBreakBefore w:val="0"/>
-              <w:widowControl w:val="0"/>
-              <w:pBdr>
-                <w:top w:space="0" w:sz="0" w:val="nil"/>
-                <w:left w:space="0" w:sz="0" w:val="nil"/>
-                <w:bottom w:space="0" w:sz="0" w:val="nil"/>
-                <w:right w:space="0" w:sz="0" w:val="nil"/>
-                <w:between w:space="0" w:sz="0" w:val="nil"/>
-              </w:pBdr>
-              <w:shd w:fill="auto" w:val="clear"/>
-              <w:spacing w:after="0" w:before="0" w:line="240" w:lineRule="auto"/>
-              <w:ind w:left="0" w:right="0" w:firstLine="0"/>
-              <w:jc w:val="left"/>
-              <w:rPr/>
-            </w:pPr>
-            <w:r>
-              <w:rPr>
-                <w:rtl w:val="0"/>
-              </w:rPr>
-            </w:r>
-          </w:p>
-        </w:tc>
-      </w:tr>
-      <w:tr>
-        <w:trPr>
-          <w:cantSplit w:val="0"/>
-          <w:tblHeader w:val="0"/>
-        </w:trPr>
-        <w:tc>
-          <w:tcPr>
-            <w:tcMar>
-              <w:top w:w="100.0" w:type="dxa"/>
-              <w:left w:w="100.0" w:type="dxa"/>
-              <w:bottom w:w="100.0" w:type="dxa"/>
-              <w:right w:w="100.0" w:type="dxa"/>
-            </w:tcMar>
-            <w:vAlign w:val="top"/>
-          </w:tcPr>
-          <w:p>
-            <w:pPr>
-              <w:widowControl w:val="0"/>
-              <w:spacing w:line="240" w:lineRule="auto"/>
-              <w:rPr/>
-            </w:pPr>
-            <w:hyperlink r:id="rId40">
-              <w:r>
-                <w:rPr>
-                  <w:color w:val="1155cc"/>
-                  <w:u w:val="single"/>
-                  <w:rtl w:val="0"/>
-                </w:rPr>
-                <w:t xml:space="preserve">Role-Based Endpoint &amp; Feature Access Control</w:t>
-              </w:r>
-            </w:hyperlink>
-            <w:r>
-              <w:rPr>
-                <w:rtl w:val="0"/>
-              </w:rPr>
-            </w:r>
-          </w:p>
-        </w:tc>
-        <w:tc>
-          <w:tcPr>
-            <w:shd w:fill="auto" w:val="clear"/>
-            <w:tcMar>
-              <w:top w:w="100.0" w:type="dxa"/>
-              <w:left w:w="100.0" w:type="dxa"/>
-              <w:bottom w:w="100.0" w:type="dxa"/>
-              <w:right w:w="100.0" w:type="dxa"/>
-            </w:tcMar>
-            <w:vAlign w:val="top"/>
-          </w:tcPr>
-          <w:p>
-            <w:pPr>
-              <w:keepNext w:val="0"/>
-              <w:keepLines w:val="0"/>
-              <w:pageBreakBefore w:val="0"/>
-              <w:widowControl w:val="0"/>
-              <w:pBdr>
-                <w:top w:space="0" w:sz="0" w:val="nil"/>
-                <w:left w:space="0" w:sz="0" w:val="nil"/>
-                <w:bottom w:space="0" w:sz="0" w:val="nil"/>
-                <w:right w:space="0" w:sz="0" w:val="nil"/>
-                <w:between w:space="0" w:sz="0" w:val="nil"/>
-              </w:pBdr>
-              <w:shd w:fill="auto" w:val="clear"/>
-              <w:spacing w:after="0" w:before="0" w:line="240" w:lineRule="auto"/>
-              <w:ind w:left="0" w:right="0" w:firstLine="0"/>
-              <w:jc w:val="left"/>
-              <w:rPr/>
-            </w:pPr>
-            <w:r>
-              <w:rPr>
-                <w:rtl w:val="0"/>
-              </w:rPr>
-            </w:r>
-          </w:p>
-        </w:tc>
-      </w:tr>
-      <w:tr>
-        <w:trPr>
-          <w:cantSplit w:val="0"/>
-          <w:tblHeader w:val="0"/>
-        </w:trPr>
-        <w:tc>
-          <w:tcPr>
-            <w:tcMar>
-              <w:top w:w="100.0" w:type="dxa"/>
-              <w:left w:w="100.0" w:type="dxa"/>
-              <w:bottom w:w="100.0" w:type="dxa"/>
-              <w:right w:w="100.0" w:type="dxa"/>
-            </w:tcMar>
-            <w:vAlign w:val="top"/>
-          </w:tcPr>
-          <w:p>
-            <w:pPr>
-              <w:widowControl w:val="0"/>
-              <w:spacing w:line="240" w:lineRule="auto"/>
-              <w:rPr/>
-            </w:pPr>
-            <w:hyperlink r:id="rId41">
-              <w:r>
-                <w:rPr>
-                  <w:color w:val="1155cc"/>
-                  <w:u w:val="single"/>
-                  <w:rtl w:val="0"/>
-                </w:rPr>
-                <w:t xml:space="preserve">Stock Entry &amp; Quantity Management</w:t>
-              </w:r>
-            </w:hyperlink>
-            <w:r>
-              <w:rPr>
-                <w:rtl w:val="0"/>
-              </w:rPr>
-            </w:r>
-          </w:p>
-        </w:tc>
-        <w:tc>
-          <w:tcPr>
-            <w:shd w:fill="auto" w:val="clear"/>
-            <w:tcMar>
-              <w:top w:w="100.0" w:type="dxa"/>
-              <w:left w:w="100.0" w:type="dxa"/>
-              <w:bottom w:w="100.0" w:type="dxa"/>
-              <w:right w:w="100.0" w:type="dxa"/>
-            </w:tcMar>
-            <w:vAlign w:val="top"/>
-          </w:tcPr>
-          <w:p>
-            <w:pPr>
-              <w:keepNext w:val="0"/>
-              <w:keepLines w:val="0"/>
-              <w:pageBreakBefore w:val="0"/>
-              <w:widowControl w:val="0"/>
-              <w:pBdr>
-                <w:top w:space="0" w:sz="0" w:val="nil"/>
-                <w:left w:space="0" w:sz="0" w:val="nil"/>
-                <w:bottom w:space="0" w:sz="0" w:val="nil"/>
-                <w:right w:space="0" w:sz="0" w:val="nil"/>
-                <w:between w:space="0" w:sz="0" w:val="nil"/>
-              </w:pBdr>
-              <w:shd w:fill="auto" w:val="clear"/>
-              <w:spacing w:after="0" w:before="0" w:line="240" w:lineRule="auto"/>
-              <w:ind w:left="0" w:right="0" w:firstLine="0"/>
-              <w:jc w:val="left"/>
-              <w:rPr/>
-            </w:pPr>
-            <w:r>
-              <w:rPr>
-                <w:rtl w:val="0"/>
-              </w:rPr>
-            </w:r>
-          </w:p>
-        </w:tc>
-      </w:tr>
-      <w:tr>
-        <w:trPr>
-          <w:cantSplit w:val="0"/>
-          <w:tblHeader w:val="0"/>
-        </w:trPr>
-        <w:tc>
-          <w:tcPr>
-            <w:tcMar>
-              <w:top w:w="100.0" w:type="dxa"/>
-              <w:left w:w="100.0" w:type="dxa"/>
-              <w:bottom w:w="100.0" w:type="dxa"/>
-              <w:right w:w="100.0" w:type="dxa"/>
-            </w:tcMar>
-            <w:vAlign w:val="top"/>
-          </w:tcPr>
-          <w:p>
-            <w:pPr>
-              <w:widowControl w:val="0"/>
-              <w:spacing w:line="240" w:lineRule="auto"/>
-              <w:rPr/>
-            </w:pPr>
-            <w:hyperlink r:id="rId42">
-              <w:r>
-                <w:rPr>
-                  <w:color w:val="1155cc"/>
-                  <w:u w:val="single"/>
-                  <w:rtl w:val="0"/>
-                </w:rPr>
-                <w:t xml:space="preserve">Core Inventory Summary Report</w:t>
-              </w:r>
-            </w:hyperlink>
-            <w:r>
-              <w:rPr>
-                <w:rtl w:val="0"/>
-              </w:rPr>
-            </w:r>
-          </w:p>
-        </w:tc>
-        <w:tc>
-          <w:tcPr>
-            <w:shd w:fill="auto" w:val="clear"/>
-            <w:tcMar>
-              <w:top w:w="100.0" w:type="dxa"/>
-              <w:left w:w="100.0" w:type="dxa"/>
-              <w:bottom w:w="100.0" w:type="dxa"/>
-              <w:right w:w="100.0" w:type="dxa"/>
-            </w:tcMar>
-            <w:vAlign w:val="top"/>
-          </w:tcPr>
-          <w:p>
-            <w:pPr>
-              <w:keepNext w:val="0"/>
-              <w:keepLines w:val="0"/>
-              <w:pageBreakBefore w:val="0"/>
-              <w:widowControl w:val="0"/>
-              <w:pBdr>
-                <w:top w:space="0" w:sz="0" w:val="nil"/>
-                <w:left w:space="0" w:sz="0" w:val="nil"/>
-                <w:bottom w:space="0" w:sz="0" w:val="nil"/>
-                <w:right w:space="0" w:sz="0" w:val="nil"/>
-                <w:between w:space="0" w:sz="0" w:val="nil"/>
-              </w:pBdr>
-              <w:shd w:fill="auto" w:val="clear"/>
-              <w:spacing w:after="0" w:before="0" w:line="240" w:lineRule="auto"/>
-              <w:ind w:left="0" w:right="0" w:firstLine="0"/>
-              <w:jc w:val="left"/>
-              <w:rPr/>
-            </w:pPr>
-            <w:r>
-              <w:rPr>
-                <w:rtl w:val="0"/>
-              </w:rPr>
-            </w:r>
-          </w:p>
-        </w:tc>
-      </w:tr>
-      <w:tr>
-        <w:trPr>
-          <w:cantSplit w:val="0"/>
-          <w:tblHeader w:val="0"/>
-        </w:trPr>
-        <w:tc>
-          <w:tcPr>
-            <w:tcMar>
-              <w:top w:w="100.0" w:type="dxa"/>
-              <w:left w:w="100.0" w:type="dxa"/>
-              <w:bottom w:w="100.0" w:type="dxa"/>
-              <w:right w:w="100.0" w:type="dxa"/>
-            </w:tcMar>
-            <w:vAlign w:val="top"/>
-          </w:tcPr>
-          <w:p>
-            <w:pPr>
-              <w:widowControl w:val="0"/>
-              <w:spacing w:line="240" w:lineRule="auto"/>
-              <w:rPr/>
-            </w:pPr>
-            <w:hyperlink r:id="rId43">
-              <w:r>
-                <w:rPr>
-                  <w:color w:val="1155cc"/>
-                  <w:u w:val="single"/>
-                  <w:rtl w:val="0"/>
-                </w:rPr>
-                <w:t xml:space="preserve">Cashier Price Lookup</w:t>
-              </w:r>
-            </w:hyperlink>
-            <w:r>
-              <w:rPr>
-                <w:rtl w:val="0"/>
-              </w:rPr>
-            </w:r>
-          </w:p>
-        </w:tc>
-        <w:tc>
-          <w:tcPr>
-            <w:shd w:fill="auto" w:val="clear"/>
-            <w:tcMar>
-              <w:top w:w="100.0" w:type="dxa"/>
-              <w:left w:w="100.0" w:type="dxa"/>
-              <w:bottom w:w="100.0" w:type="dxa"/>
-              <w:right w:w="100.0" w:type="dxa"/>
-            </w:tcMar>
-            <w:vAlign w:val="top"/>
-          </w:tcPr>
-          <w:p>
-            <w:pPr>
-              <w:keepNext w:val="0"/>
-              <w:keepLines w:val="0"/>
-              <w:pageBreakBefore w:val="0"/>
-              <w:widowControl w:val="0"/>
-              <w:pBdr>
-                <w:top w:space="0" w:sz="0" w:val="nil"/>
-                <w:left w:space="0" w:sz="0" w:val="nil"/>
-                <w:bottom w:space="0" w:sz="0" w:val="nil"/>
-                <w:right w:space="0" w:sz="0" w:val="nil"/>
-                <w:between w:space="0" w:sz="0" w:val="nil"/>
-              </w:pBdr>
-              <w:shd w:fill="auto" w:val="clear"/>
-              <w:spacing w:after="0" w:before="0" w:line="240" w:lineRule="auto"/>
-              <w:ind w:left="0" w:right="0" w:firstLine="0"/>
-              <w:jc w:val="left"/>
-              <w:rPr/>
-            </w:pPr>
-            <w:r>
-              <w:rPr>
-                <w:rtl w:val="0"/>
-              </w:rPr>
-            </w:r>
-          </w:p>
-        </w:tc>
-      </w:tr>
-      <w:tr>
-        <w:trPr>
-          <w:cantSplit w:val="0"/>
-          <w:tblHeader w:val="0"/>
-        </w:trPr>
-        <w:tc>
-          <w:tcPr>
-            <w:tcMar>
-              <w:top w:w="100.0" w:type="dxa"/>
-              <w:left w:w="100.0" w:type="dxa"/>
-              <w:bottom w:w="100.0" w:type="dxa"/>
-              <w:right w:w="100.0" w:type="dxa"/>
-            </w:tcMar>
-            <w:vAlign w:val="top"/>
-          </w:tcPr>
-          <w:p>
-            <w:pPr>
-              <w:widowControl w:val="0"/>
-              <w:spacing w:line="240" w:lineRule="auto"/>
-              <w:rPr/>
-            </w:pPr>
-            <w:hyperlink r:id="rId44">
-              <w:r>
-                <w:rPr>
-                  <w:color w:val="1155cc"/>
-                  <w:u w:val="single"/>
-                  <w:rtl w:val="0"/>
-                </w:rPr>
-                <w:t xml:space="preserve">Web Sales Checkout &amp; Real-Time Stock Deduction</w:t>
-              </w:r>
-            </w:hyperlink>
-            <w:r>
-              <w:rPr>
-                <w:rtl w:val="0"/>
-              </w:rPr>
-            </w:r>
-          </w:p>
-        </w:tc>
-        <w:tc>
-          <w:tcPr>
-            <w:shd w:fill="auto" w:val="clear"/>
-            <w:tcMar>
-              <w:top w:w="100.0" w:type="dxa"/>
-              <w:left w:w="100.0" w:type="dxa"/>
-              <w:bottom w:w="100.0" w:type="dxa"/>
-              <w:right w:w="100.0" w:type="dxa"/>
-            </w:tcMar>
-            <w:vAlign w:val="top"/>
-          </w:tcPr>
-          <w:p>
-            <w:pPr>
-              <w:keepNext w:val="0"/>
-              <w:keepLines w:val="0"/>
-              <w:pageBreakBefore w:val="0"/>
-              <w:widowControl w:val="0"/>
-              <w:pBdr>
-                <w:top w:space="0" w:sz="0" w:val="nil"/>
-                <w:left w:space="0" w:sz="0" w:val="nil"/>
-                <w:bottom w:space="0" w:sz="0" w:val="nil"/>
-                <w:right w:space="0" w:sz="0" w:val="nil"/>
-                <w:between w:space="0" w:sz="0" w:val="nil"/>
-              </w:pBdr>
-              <w:shd w:fill="auto" w:val="clear"/>
-              <w:spacing w:after="0" w:before="0" w:line="240" w:lineRule="auto"/>
-              <w:ind w:left="0" w:right="0" w:firstLine="0"/>
-              <w:jc w:val="left"/>
-              <w:rPr/>
-            </w:pPr>
-            <w:r>
-              <w:rPr>
-                <w:rtl w:val="0"/>
-              </w:rPr>
-            </w:r>
-          </w:p>
-        </w:tc>
-      </w:tr>
-      <w:tr>
-        <w:trPr>
-          <w:cantSplit w:val="0"/>
-          <w:tblHeader w:val="0"/>
-        </w:trPr>
-        <w:tc>
-          <w:tcPr>
-            <w:tcMar>
-              <w:top w:w="100.0" w:type="dxa"/>
-              <w:left w:w="100.0" w:type="dxa"/>
-              <w:bottom w:w="100.0" w:type="dxa"/>
-              <w:right w:w="100.0" w:type="dxa"/>
-            </w:tcMar>
-            <w:vAlign w:val="top"/>
-          </w:tcPr>
-          <w:p>
-            <w:pPr>
-              <w:widowControl w:val="0"/>
-              <w:spacing w:line="240" w:lineRule="auto"/>
-              <w:rPr/>
-            </w:pPr>
-            <w:hyperlink r:id="rId45">
-              <w:r>
-                <w:rPr>
-                  <w:color w:val="1155cc"/>
-                  <w:u w:val="single"/>
-                  <w:rtl w:val="0"/>
-                </w:rPr>
-                <w:t xml:space="preserve">Consolidated Sales Financial Report</w:t>
-              </w:r>
-            </w:hyperlink>
-            <w:r>
-              <w:rPr>
-                <w:rtl w:val="0"/>
-              </w:rPr>
-            </w:r>
-          </w:p>
-        </w:tc>
-        <w:tc>
-          <w:tcPr>
-            <w:shd w:fill="auto" w:val="clear"/>
-            <w:tcMar>
-              <w:top w:w="100.0" w:type="dxa"/>
-              <w:left w:w="100.0" w:type="dxa"/>
-              <w:bottom w:w="100.0" w:type="dxa"/>
-              <w:right w:w="100.0" w:type="dxa"/>
-            </w:tcMar>
-            <w:vAlign w:val="top"/>
-          </w:tcPr>
-          <w:p>
-            <w:pPr>
-              <w:keepNext w:val="0"/>
-              <w:keepLines w:val="0"/>
-              <w:pageBreakBefore w:val="0"/>
-              <w:widowControl w:val="0"/>
-              <w:pBdr>
-                <w:top w:space="0" w:sz="0" w:val="nil"/>
-                <w:left w:space="0" w:sz="0" w:val="nil"/>
-                <w:bottom w:space="0" w:sz="0" w:val="nil"/>
-                <w:right w:space="0" w:sz="0" w:val="nil"/>
-                <w:between w:space="0" w:sz="0" w:val="nil"/>
-              </w:pBdr>
-              <w:shd w:fill="auto" w:val="clear"/>
-              <w:spacing w:after="0" w:before="0" w:line="240" w:lineRule="auto"/>
-              <w:ind w:left="0" w:right="0" w:firstLine="0"/>
-              <w:jc w:val="left"/>
-              <w:rPr/>
-            </w:pPr>
-            <w:r>
-              <w:rPr>
-                <w:rtl w:val="0"/>
-              </w:rPr>
-            </w:r>
-          </w:p>
-        </w:tc>
-      </w:tr>
-      <w:tr>
-        <w:trPr>
-          <w:cantSplit w:val="0"/>
-          <w:tblHeader w:val="0"/>
-        </w:trPr>
-        <w:tc>
-          <w:tcPr>
-            <w:tcMar>
-              <w:top w:w="100.0" w:type="dxa"/>
-              <w:left w:w="100.0" w:type="dxa"/>
-              <w:bottom w:w="100.0" w:type="dxa"/>
-              <w:right w:w="100.0" w:type="dxa"/>
-            </w:tcMar>
-            <w:vAlign w:val="top"/>
-          </w:tcPr>
-          <w:p>
-            <w:pPr>
-              <w:widowControl w:val="0"/>
-              <w:spacing w:line="240" w:lineRule="auto"/>
-              <w:rPr/>
-            </w:pPr>
-            <w:hyperlink r:id="rId46">
-              <w:r>
-                <w:rPr>
-                  <w:color w:val="1155cc"/>
-                  <w:u w:val="single"/>
-                  <w:rtl w:val="0"/>
-                </w:rPr>
-                <w:t xml:space="preserve">Product-Level Sales Performance Analysis</w:t>
-              </w:r>
-            </w:hyperlink>
-            <w:r>
-              <w:rPr>
-                <w:rtl w:val="0"/>
-              </w:rPr>
-            </w:r>
-          </w:p>
-        </w:tc>
-        <w:tc>
-          <w:tcPr>
-            <w:shd w:fill="auto" w:val="clear"/>
-            <w:tcMar>
-              <w:top w:w="100.0" w:type="dxa"/>
-              <w:left w:w="100.0" w:type="dxa"/>
-              <w:bottom w:w="100.0" w:type="dxa"/>
-              <w:right w:w="100.0" w:type="dxa"/>
-            </w:tcMar>
-            <w:vAlign w:val="top"/>
-          </w:tcPr>
-          <w:p>
-            <w:pPr>
-              <w:keepNext w:val="0"/>
-              <w:keepLines w:val="0"/>
-              <w:pageBreakBefore w:val="0"/>
-              <w:widowControl w:val="0"/>
-              <w:pBdr>
-                <w:top w:space="0" w:sz="0" w:val="nil"/>
-                <w:left w:space="0" w:sz="0" w:val="nil"/>
-                <w:bottom w:space="0" w:sz="0" w:val="nil"/>
-                <w:right w:space="0" w:sz="0" w:val="nil"/>
-                <w:between w:space="0" w:sz="0" w:val="nil"/>
-              </w:pBdr>
-              <w:shd w:fill="auto" w:val="clear"/>
-              <w:spacing w:after="0" w:before="0" w:line="240" w:lineRule="auto"/>
-              <w:ind w:left="0" w:right="0" w:firstLine="0"/>
-              <w:jc w:val="left"/>
-              <w:rPr/>
-            </w:pPr>
-            <w:r>
-              <w:rPr>
-                <w:rtl w:val="0"/>
-              </w:rPr>
-            </w:r>
-          </w:p>
-        </w:tc>
-      </w:tr>
-      <w:tr>
-        <w:trPr>
-          <w:cantSplit w:val="0"/>
-          <w:tblHeader w:val="0"/>
-        </w:trPr>
-        <w:tc>
-          <w:tcPr>
-            <w:tcMar>
-              <w:top w:w="100.0" w:type="dxa"/>
-              <w:left w:w="100.0" w:type="dxa"/>
-              <w:bottom w:w="100.0" w:type="dxa"/>
-              <w:right w:w="100.0" w:type="dxa"/>
-            </w:tcMar>
-            <w:vAlign w:val="top"/>
-          </w:tcPr>
-          <w:p>
-            <w:pPr>
-              <w:widowControl w:val="0"/>
-              <w:spacing w:line="240" w:lineRule="auto"/>
-              <w:rPr/>
-            </w:pPr>
-            <w:hyperlink r:id="rId47">
-              <w:r>
-                <w:rPr>
-                  <w:color w:val="1155cc"/>
-                  <w:u w:val="single"/>
-                  <w:rtl w:val="0"/>
-                </w:rPr>
-                <w:t xml:space="preserve">Historical Inventory Report by Date Range</w:t>
-              </w:r>
-            </w:hyperlink>
-            <w:r>
-              <w:rPr>
-                <w:rtl w:val="0"/>
-              </w:rPr>
-            </w:r>
-          </w:p>
-        </w:tc>
-        <w:tc>
-          <w:tcPr>
-            <w:shd w:fill="auto" w:val="clear"/>
-            <w:tcMar>
-              <w:top w:w="100.0" w:type="dxa"/>
-              <w:left w:w="100.0" w:type="dxa"/>
-              <w:bottom w:w="100.0" w:type="dxa"/>
-              <w:right w:w="100.0" w:type="dxa"/>
-            </w:tcMar>
-            <w:vAlign w:val="top"/>
-          </w:tcPr>
-          <w:p>
-            <w:pPr>
-              <w:keepNext w:val="0"/>
-              <w:keepLines w:val="0"/>
-              <w:pageBreakBefore w:val="0"/>
-              <w:widowControl w:val="0"/>
-              <w:pBdr>
-                <w:top w:space="0" w:sz="0" w:val="nil"/>
-                <w:left w:space="0" w:sz="0" w:val="nil"/>
-                <w:bottom w:space="0" w:sz="0" w:val="nil"/>
-                <w:right w:space="0" w:sz="0" w:val="nil"/>
-                <w:between w:space="0" w:sz="0" w:val="nil"/>
-              </w:pBdr>
-              <w:shd w:fill="auto" w:val="clear"/>
-              <w:spacing w:after="0" w:before="0" w:line="240" w:lineRule="auto"/>
-              <w:ind w:left="0" w:right="0" w:firstLine="0"/>
-              <w:jc w:val="left"/>
-              <w:rPr/>
-            </w:pPr>
-            <w:r>
-              <w:rPr>
-                <w:rtl w:val="0"/>
-              </w:rPr>
-            </w:r>
-          </w:p>
-        </w:tc>
       </w:tr>
     </w:tbl>
-    <w:p>
-      <w:pPr>
-        <w:keepNext w:val="0"/>
-        <w:keepLines w:val="0"/>
-        <w:pageBreakBefore w:val="0"/>
-        <w:widowControl w:val="0"/>
-        <w:ind w:left="720" w:firstLine="0"/>
-        <w:rPr/>
-      </w:pPr>
-      <w:r>
-        <w:rPr>
-          <w:rtl w:val="0"/>
-        </w:rPr>
-      </w:r>
-    </w:p>
     <w:p>
       <w:pPr>
         <w:keepNext w:val="0"/>
@@ -6383,13 +3379,30 @@
     <w:p>
       <w:pPr>
         <w:ind w:left="720" w:firstLine="0"/>
+        <w:rPr>
+          <w:sz w:val="28"/>
+          <w:szCs w:val="28"/>
+        </w:rPr>
+      </w:pPr>
+      <w:r>
+        <w:rPr>
+          <w:sz w:val="28"/>
+          <w:szCs w:val="28"/>
+          <w:rtl w:val="0"/>
+        </w:rPr>
+        <w:t xml:space="preserve">Back-end</w:t>
+      </w:r>
+    </w:p>
+    <w:p>
+      <w:pPr>
+        <w:ind w:left="720" w:firstLine="0"/>
         <w:rPr/>
       </w:pPr>
       <w:r>
         <w:rPr>
           <w:rtl w:val="0"/>
         </w:rPr>
-        <w:t xml:space="preserve">At the end of iteration 1, there is currently no automated testing to be done. However, each implemented API shall have at least two unit tests: one success and one failure. This two unit tests rule will also be implemented for all front-end functions and components.</w:t>
+        <w:t xml:space="preserve">Back-end testing will use the JUnit/Mockito framework.Code coverage will be done using JaCoC  and the resulting summary will be posted in the Java CI with Maven workflow run for every accepted pull request.</w:t>
       </w:r>
     </w:p>
     <w:p>
@@ -6559,7 +3572,7 @@
         <w:rPr>
           <w:rtl w:val="0"/>
         </w:rPr>
-        <w:t xml:space="preserve">            </w:t>
+        <w:t xml:space="preserve">   </w:t>
       </w:r>
     </w:p>
     <w:p>
@@ -6571,7 +3584,180 @@
         <w:rPr>
           <w:rtl w:val="0"/>
         </w:rPr>
-        <w:t xml:space="preserve">        </w:t>
+        <w:t xml:space="preserve">Iteration 2 Back-end Summary</w:t>
+      </w:r>
+    </w:p>
+    <w:p>
+      <w:pPr>
+        <w:ind w:left="720" w:firstLine="0"/>
+        <w:rPr/>
+      </w:pPr>
+      <w:r>
+        <w:rPr/>
+        <w:drawing>
+          <wp:inline distB="114300" distT="114300" distL="114300" distR="114300">
+            <wp:extent cx="4733925" cy="2543175"/>
+            <wp:effectExtent b="0" l="0" r="0" t="0"/>
+            <wp:docPr id="2" name="image2.png"/>
+            <a:graphic>
+              <a:graphicData uri="http://schemas.openxmlformats.org/drawingml/2006/picture">
+                <pic:pic>
+                  <pic:nvPicPr>
+                    <pic:cNvPr id="0" name="image2.png"/>
+                    <pic:cNvPicPr preferRelativeResize="0"/>
+                  </pic:nvPicPr>
+                  <pic:blipFill>
+                    <a:blip r:embed="rId24"/>
+                    <a:srcRect b="0" l="0" r="0" t="0"/>
+                    <a:stretch>
+                      <a:fillRect/>
+                    </a:stretch>
+                  </pic:blipFill>
+                  <pic:spPr>
+                    <a:xfrm>
+                      <a:off x="0" y="0"/>
+                      <a:ext cx="4733925" cy="2543175"/>
+                    </a:xfrm>
+                    <a:prstGeom prst="rect"/>
+                    <a:ln/>
+                  </pic:spPr>
+                </pic:pic>
+              </a:graphicData>
+            </a:graphic>
+          </wp:inline>
+        </w:drawing>
+      </w:r>
+      <w:r>
+        <w:rPr>
+          <w:rtl w:val="0"/>
+        </w:rPr>
+      </w:r>
+    </w:p>
+    <w:p>
+      <w:pPr>
+        <w:ind w:left="720" w:firstLine="0"/>
+        <w:rPr/>
+      </w:pPr>
+      <w:r>
+        <w:rPr>
+          <w:rtl w:val="0"/>
+        </w:rPr>
+      </w:r>
+    </w:p>
+    <w:p>
+      <w:pPr>
+        <w:ind w:left="720" w:firstLine="0"/>
+        <w:rPr>
+          <w:sz w:val="28"/>
+          <w:szCs w:val="28"/>
+        </w:rPr>
+      </w:pPr>
+      <w:r>
+        <w:rPr>
+          <w:sz w:val="28"/>
+          <w:szCs w:val="28"/>
+          <w:rtl w:val="0"/>
+        </w:rPr>
+        <w:t xml:space="preserve">Front-end</w:t>
+      </w:r>
+    </w:p>
+    <w:p>
+      <w:pPr>
+        <w:ind w:left="720" w:firstLine="0"/>
+        <w:rPr/>
+      </w:pPr>
+      <w:r>
+        <w:rPr>
+          <w:rtl w:val="0"/>
+        </w:rPr>
+        <w:t xml:space="preserve">Front-end testing will use Vitest as part of the testing framework as the project is Angular based. Each feature that is created should have its own *spec.ts file where the unit tests will be implemented. </w:t>
+      </w:r>
+    </w:p>
+    <w:p>
+      <w:pPr>
+        <w:ind w:left="720" w:firstLine="0"/>
+        <w:rPr/>
+      </w:pPr>
+      <w:r>
+        <w:rPr>
+          <w:rtl w:val="0"/>
+        </w:rPr>
+      </w:r>
+    </w:p>
+    <w:p>
+      <w:pPr>
+        <w:ind w:left="720" w:firstLine="0"/>
+        <w:rPr/>
+      </w:pPr>
+      <w:r>
+        <w:rPr>
+          <w:rtl w:val="0"/>
+        </w:rPr>
+        <w:t xml:space="preserve">Code coverage will be done through the default Angular framework and the resulting summary will be posted in the Frontend CI Test workflow run for every accepted pull request.</w:t>
+      </w:r>
+    </w:p>
+    <w:p>
+      <w:pPr>
+        <w:ind w:left="720" w:firstLine="0"/>
+        <w:rPr/>
+      </w:pPr>
+      <w:r>
+        <w:rPr>
+          <w:rtl w:val="0"/>
+        </w:rPr>
+      </w:r>
+    </w:p>
+    <w:p>
+      <w:pPr>
+        <w:ind w:left="720" w:firstLine="0"/>
+        <w:rPr/>
+      </w:pPr>
+      <w:r>
+        <w:rPr>
+          <w:rtl w:val="0"/>
+        </w:rPr>
+        <w:t xml:space="preserve">Iteration 2 Front-end Summary</w:t>
+      </w:r>
+    </w:p>
+    <w:p>
+      <w:pPr>
+        <w:ind w:left="720" w:firstLine="0"/>
+        <w:rPr/>
+      </w:pPr>
+      <w:r>
+        <w:rPr/>
+        <w:drawing>
+          <wp:inline distB="114300" distT="114300" distL="114300" distR="114300">
+            <wp:extent cx="4019550" cy="2076450"/>
+            <wp:effectExtent b="0" l="0" r="0" t="0"/>
+            <wp:docPr id="1" name="image1.png"/>
+            <a:graphic>
+              <a:graphicData uri="http://schemas.openxmlformats.org/drawingml/2006/picture">
+                <pic:pic>
+                  <pic:nvPicPr>
+                    <pic:cNvPr id="0" name="image1.png"/>
+                    <pic:cNvPicPr preferRelativeResize="0"/>
+                  </pic:nvPicPr>
+                  <pic:blipFill>
+                    <a:blip r:embed="rId25"/>
+                    <a:srcRect b="0" l="0" r="0" t="0"/>
+                    <a:stretch>
+                      <a:fillRect/>
+                    </a:stretch>
+                  </pic:blipFill>
+                  <pic:spPr>
+                    <a:xfrm>
+                      <a:off x="0" y="0"/>
+                      <a:ext cx="4019550" cy="2076450"/>
+                    </a:xfrm>
+                    <a:prstGeom prst="rect"/>
+                    <a:ln/>
+                  </pic:spPr>
+                </pic:pic>
+              </a:graphicData>
+            </a:graphic>
+          </wp:inline>
+        </w:drawing>
       </w:r>
       <w:r>
         <w:rPr>
@@ -6689,7 +3875,7 @@
       <w:tr>
         <w:trPr>
           <w:cantSplit w:val="0"/>
-          <w:tblHeader w:val="0"/>
+          <w:tblHeader w:val="1"/>
         </w:trPr>
         <w:tc>
           <w:tcPr>
@@ -6731,6 +3917,241 @@
                 <w:rtl w:val="0"/>
               </w:rPr>
               <w:t xml:space="preserve">Metric Name</w:t>
+            </w:r>
+          </w:p>
+        </w:tc>
+        <w:tc>
+          <w:tcPr>
+            <w:shd w:fill="auto" w:val="clear"/>
+            <w:tcMar>
+              <w:top w:w="100.0" w:type="dxa"/>
+              <w:left w:w="100.0" w:type="dxa"/>
+              <w:bottom w:w="100.0" w:type="dxa"/>
+              <w:right w:w="100.0" w:type="dxa"/>
+            </w:tcMar>
+            <w:vAlign w:val="top"/>
+          </w:tcPr>
+          <w:p>
+            <w:pPr>
+              <w:keepNext w:val="0"/>
+              <w:keepLines w:val="0"/>
+              <w:pageBreakBefore w:val="0"/>
+              <w:widowControl w:val="0"/>
+              <w:pBdr>
+                <w:top w:space="0" w:sz="0" w:val="nil"/>
+                <w:left w:space="0" w:sz="0" w:val="nil"/>
+                <w:bottom w:space="0" w:sz="0" w:val="nil"/>
+                <w:right w:space="0" w:sz="0" w:val="nil"/>
+                <w:between w:space="0" w:sz="0" w:val="nil"/>
+              </w:pBdr>
+              <w:shd w:fill="auto" w:val="clear"/>
+              <w:spacing w:after="0" w:before="0" w:line="240" w:lineRule="auto"/>
+              <w:ind w:left="0" w:right="0" w:firstLine="0"/>
+              <w:jc w:val="left"/>
+              <w:rPr>
+                <w:b w:val="1"/>
+                <w:bCs w:val="1"/>
+              </w:rPr>
+            </w:pPr>
+            <w:r>
+              <w:rPr>
+                <w:rtl w:val="0"/>
+              </w:rPr>
+            </w:r>
+          </w:p>
+        </w:tc>
+      </w:tr>
+      <w:tr>
+        <w:trPr>
+          <w:cantSplit w:val="0"/>
+          <w:tblHeader w:val="1"/>
+        </w:trPr>
+        <w:tc>
+          <w:tcPr>
+            <w:shd w:fill="auto" w:val="clear"/>
+            <w:tcMar>
+              <w:top w:w="100.0" w:type="dxa"/>
+              <w:left w:w="100.0" w:type="dxa"/>
+              <w:bottom w:w="100.0" w:type="dxa"/>
+              <w:right w:w="100.0" w:type="dxa"/>
+            </w:tcMar>
+            <w:vAlign w:val="top"/>
+          </w:tcPr>
+          <w:p>
+            <w:pPr>
+              <w:widowControl w:val="0"/>
+              <w:spacing w:line="240" w:lineRule="auto"/>
+              <w:rPr/>
+            </w:pPr>
+            <w:r>
+              <w:rPr>
+                <w:rtl w:val="0"/>
+              </w:rPr>
+              <w:t xml:space="preserve">Total Number of Test Cases</w:t>
+            </w:r>
+          </w:p>
+        </w:tc>
+        <w:tc>
+          <w:tcPr>
+            <w:shd w:fill="auto" w:val="clear"/>
+            <w:tcMar>
+              <w:top w:w="100.0" w:type="dxa"/>
+              <w:left w:w="100.0" w:type="dxa"/>
+              <w:bottom w:w="100.0" w:type="dxa"/>
+              <w:right w:w="100.0" w:type="dxa"/>
+            </w:tcMar>
+            <w:vAlign w:val="top"/>
+          </w:tcPr>
+          <w:p>
+            <w:pPr>
+              <w:keepNext w:val="0"/>
+              <w:keepLines w:val="0"/>
+              <w:pageBreakBefore w:val="0"/>
+              <w:widowControl w:val="0"/>
+              <w:numPr>
+                <w:ilvl w:val="0"/>
+                <w:numId w:val="3"/>
+              </w:numPr>
+              <w:pBdr>
+                <w:top w:space="0" w:sz="0" w:val="nil"/>
+                <w:left w:space="0" w:sz="0" w:val="nil"/>
+                <w:bottom w:space="0" w:sz="0" w:val="nil"/>
+                <w:right w:space="0" w:sz="0" w:val="nil"/>
+                <w:between w:space="0" w:sz="0" w:val="nil"/>
+              </w:pBdr>
+              <w:shd w:fill="auto" w:val="clear"/>
+              <w:spacing w:after="0" w:before="0" w:line="240" w:lineRule="auto"/>
+              <w:ind w:left="720" w:right="0" w:hanging="360"/>
+              <w:jc w:val="left"/>
+              <w:rPr>
+                <w:u w:val="none"/>
+              </w:rPr>
+            </w:pPr>
+            <w:r>
+              <w:rPr>
+                <w:rtl w:val="0"/>
+              </w:rPr>
+              <w:t xml:space="preserve">Front-end: 103 tests</w:t>
+            </w:r>
+          </w:p>
+          <w:p>
+            <w:pPr>
+              <w:keepNext w:val="0"/>
+              <w:keepLines w:val="0"/>
+              <w:pageBreakBefore w:val="0"/>
+              <w:widowControl w:val="0"/>
+              <w:numPr>
+                <w:ilvl w:val="0"/>
+                <w:numId w:val="3"/>
+              </w:numPr>
+              <w:pBdr>
+                <w:top w:space="0" w:sz="0" w:val="nil"/>
+                <w:left w:space="0" w:sz="0" w:val="nil"/>
+                <w:bottom w:space="0" w:sz="0" w:val="nil"/>
+                <w:right w:space="0" w:sz="0" w:val="nil"/>
+                <w:between w:space="0" w:sz="0" w:val="nil"/>
+              </w:pBdr>
+              <w:shd w:fill="auto" w:val="clear"/>
+              <w:spacing w:after="0" w:before="0" w:line="240" w:lineRule="auto"/>
+              <w:ind w:left="720" w:right="0" w:hanging="360"/>
+              <w:jc w:val="left"/>
+              <w:rPr>
+                <w:u w:val="none"/>
+              </w:rPr>
+            </w:pPr>
+            <w:r>
+              <w:rPr>
+                <w:rtl w:val="0"/>
+              </w:rPr>
+              <w:t xml:space="preserve">Back-end: 74 tests</w:t>
+            </w:r>
+          </w:p>
+        </w:tc>
+      </w:tr>
+      <w:tr>
+        <w:trPr>
+          <w:cantSplit w:val="0"/>
+          <w:tblHeader w:val="1"/>
+        </w:trPr>
+        <w:tc>
+          <w:tcPr>
+            <w:shd w:fill="auto" w:val="clear"/>
+            <w:tcMar>
+              <w:top w:w="100.0" w:type="dxa"/>
+              <w:left w:w="100.0" w:type="dxa"/>
+              <w:bottom w:w="100.0" w:type="dxa"/>
+              <w:right w:w="100.0" w:type="dxa"/>
+            </w:tcMar>
+            <w:vAlign w:val="top"/>
+          </w:tcPr>
+          <w:p>
+            <w:pPr>
+              <w:widowControl w:val="0"/>
+              <w:spacing w:line="240" w:lineRule="auto"/>
+              <w:rPr/>
+            </w:pPr>
+            <w:r>
+              <w:rPr>
+                <w:rtl w:val="0"/>
+              </w:rPr>
+              <w:t xml:space="preserve">Unit Test Suite Passing</w:t>
+            </w:r>
+          </w:p>
+        </w:tc>
+        <w:tc>
+          <w:tcPr>
+            <w:shd w:fill="auto" w:val="clear"/>
+            <w:tcMar>
+              <w:top w:w="100.0" w:type="dxa"/>
+              <w:left w:w="100.0" w:type="dxa"/>
+              <w:bottom w:w="100.0" w:type="dxa"/>
+              <w:right w:w="100.0" w:type="dxa"/>
+            </w:tcMar>
+            <w:vAlign w:val="top"/>
+          </w:tcPr>
+          <w:p>
+            <w:pPr>
+              <w:widowControl w:val="0"/>
+              <w:spacing w:line="240" w:lineRule="auto"/>
+              <w:ind w:left="0" w:firstLine="0"/>
+              <w:rPr/>
+            </w:pPr>
+            <w:r>
+              <w:rPr>
+                <w:rtl w:val="0"/>
+              </w:rPr>
+              <w:t xml:space="preserve">Both front-end and back-end unit tests must pass 100%</w:t>
+            </w:r>
+          </w:p>
+        </w:tc>
+      </w:tr>
+      <w:tr>
+        <w:trPr>
+          <w:cantSplit w:val="0"/>
+          <w:tblHeader w:val="1"/>
+        </w:trPr>
+        <w:tc>
+          <w:tcPr>
+            <w:shd w:fill="auto" w:val="clear"/>
+            <w:tcMar>
+              <w:top w:w="100.0" w:type="dxa"/>
+              <w:left w:w="100.0" w:type="dxa"/>
+              <w:bottom w:w="100.0" w:type="dxa"/>
+              <w:right w:w="100.0" w:type="dxa"/>
+            </w:tcMar>
+            <w:vAlign w:val="top"/>
+          </w:tcPr>
+          <w:p>
+            <w:pPr>
+              <w:widowControl w:val="0"/>
+              <w:spacing w:line="240" w:lineRule="auto"/>
+              <w:rPr/>
+            </w:pPr>
+            <w:r>
+              <w:rPr>
+                <w:rtl w:val="0"/>
+              </w:rPr>
+              <w:t xml:space="preserve">Unit Test Per Method</w:t>
             </w:r>
           </w:p>
         </w:tc>
@@ -6768,6 +4189,7 @@
               <w:rPr>
                 <w:rtl w:val="0"/>
               </w:rPr>
+              <w:t xml:space="preserve">At least 2 unit tests per API and </w:t>
             </w:r>
           </w:p>
         </w:tc>
@@ -6775,7 +4197,7 @@
       <w:tr>
         <w:trPr>
           <w:cantSplit w:val="0"/>
-          <w:tblHeader w:val="0"/>
+          <w:tblHeader w:val="1"/>
         </w:trPr>
         <w:tc>
           <w:tcPr>
@@ -6798,7 +4220,7 @@
               <w:rPr>
                 <w:rtl w:val="0"/>
               </w:rPr>
-              <w:t xml:space="preserve">Total Number of Test Cases</w:t>
+              <w:t xml:space="preserve">Total Number of Feature Test Cases</w:t>
             </w:r>
           </w:p>
         </w:tc>
@@ -6819,6 +4241,10 @@
               <w:keepLines w:val="0"/>
               <w:pageBreakBefore w:val="0"/>
               <w:widowControl w:val="0"/>
+              <w:numPr>
+                <w:ilvl w:val="0"/>
+                <w:numId w:val="4"/>
+              </w:numPr>
               <w:pBdr>
                 <w:top w:space="0" w:sz="0" w:val="nil"/>
                 <w:left w:space="0" w:sz="0" w:val="nil"/>
@@ -6828,286 +4254,17 @@
               </w:pBdr>
               <w:shd w:fill="auto" w:val="clear"/>
               <w:spacing w:after="0" w:before="0" w:line="240" w:lineRule="auto"/>
-              <w:ind w:left="0" w:right="0" w:firstLine="0"/>
+              <w:ind w:left="720" w:right="0" w:hanging="360"/>
               <w:jc w:val="left"/>
-              <w:rPr/>
-            </w:pPr>
-            <w:r>
-              <w:rPr>
-                <w:rtl w:val="0"/>
-              </w:rPr>
-            </w:r>
-          </w:p>
-        </w:tc>
-      </w:tr>
-      <w:tr>
-        <w:trPr>
-          <w:cantSplit w:val="0"/>
-          <w:tblHeader w:val="0"/>
-        </w:trPr>
-        <w:tc>
-          <w:tcPr>
-            <w:shd w:fill="auto" w:val="clear"/>
-            <w:tcMar>
-              <w:top w:w="100.0" w:type="dxa"/>
-              <w:left w:w="100.0" w:type="dxa"/>
-              <w:bottom w:w="100.0" w:type="dxa"/>
-              <w:right w:w="100.0" w:type="dxa"/>
-            </w:tcMar>
-            <w:vAlign w:val="top"/>
-          </w:tcPr>
-          <w:p>
-            <w:pPr>
-              <w:widowControl w:val="0"/>
-              <w:spacing w:line="240" w:lineRule="auto"/>
-              <w:rPr/>
-            </w:pPr>
-            <w:r>
-              <w:rPr>
-                <w:rtl w:val="0"/>
-              </w:rPr>
-              <w:t xml:space="preserve">Unit Test Suite Passing</w:t>
-            </w:r>
-          </w:p>
-        </w:tc>
-        <w:tc>
-          <w:tcPr>
-            <w:shd w:fill="auto" w:val="clear"/>
-            <w:tcMar>
-              <w:top w:w="100.0" w:type="dxa"/>
-              <w:left w:w="100.0" w:type="dxa"/>
-              <w:bottom w:w="100.0" w:type="dxa"/>
-              <w:right w:w="100.0" w:type="dxa"/>
-            </w:tcMar>
-            <w:vAlign w:val="top"/>
-          </w:tcPr>
-          <w:p>
-            <w:pPr>
-              <w:keepNext w:val="0"/>
-              <w:keepLines w:val="0"/>
-              <w:pageBreakBefore w:val="0"/>
-              <w:widowControl w:val="0"/>
-              <w:pBdr>
-                <w:top w:space="0" w:sz="0" w:val="nil"/>
-                <w:left w:space="0" w:sz="0" w:val="nil"/>
-                <w:bottom w:space="0" w:sz="0" w:val="nil"/>
-                <w:right w:space="0" w:sz="0" w:val="nil"/>
-                <w:between w:space="0" w:sz="0" w:val="nil"/>
-              </w:pBdr>
-              <w:shd w:fill="auto" w:val="clear"/>
-              <w:spacing w:after="0" w:before="0" w:line="240" w:lineRule="auto"/>
-              <w:ind w:left="0" w:right="0" w:firstLine="0"/>
-              <w:jc w:val="left"/>
-              <w:rPr/>
-            </w:pPr>
-            <w:r>
-              <w:rPr>
-                <w:rtl w:val="0"/>
-              </w:rPr>
-            </w:r>
-          </w:p>
-        </w:tc>
-      </w:tr>
-      <w:tr>
-        <w:trPr>
-          <w:cantSplit w:val="0"/>
-          <w:tblHeader w:val="0"/>
-        </w:trPr>
-        <w:tc>
-          <w:tcPr>
-            <w:shd w:fill="auto" w:val="clear"/>
-            <w:tcMar>
-              <w:top w:w="100.0" w:type="dxa"/>
-              <w:left w:w="100.0" w:type="dxa"/>
-              <w:bottom w:w="100.0" w:type="dxa"/>
-              <w:right w:w="100.0" w:type="dxa"/>
-            </w:tcMar>
-            <w:vAlign w:val="top"/>
-          </w:tcPr>
-          <w:p>
-            <w:pPr>
-              <w:widowControl w:val="0"/>
-              <w:spacing w:line="240" w:lineRule="auto"/>
-              <w:rPr/>
-            </w:pPr>
-            <w:r>
-              <w:rPr>
-                <w:rtl w:val="0"/>
-              </w:rPr>
-              <w:t xml:space="preserve">Unit Test Per Method</w:t>
-            </w:r>
-          </w:p>
-        </w:tc>
-        <w:tc>
-          <w:tcPr>
-            <w:shd w:fill="auto" w:val="clear"/>
-            <w:tcMar>
-              <w:top w:w="100.0" w:type="dxa"/>
-              <w:left w:w="100.0" w:type="dxa"/>
-              <w:bottom w:w="100.0" w:type="dxa"/>
-              <w:right w:w="100.0" w:type="dxa"/>
-            </w:tcMar>
-            <w:vAlign w:val="top"/>
-          </w:tcPr>
-          <w:p>
-            <w:pPr>
-              <w:keepNext w:val="0"/>
-              <w:keepLines w:val="0"/>
-              <w:pageBreakBefore w:val="0"/>
-              <w:widowControl w:val="0"/>
-              <w:pBdr>
-                <w:top w:space="0" w:sz="0" w:val="nil"/>
-                <w:left w:space="0" w:sz="0" w:val="nil"/>
-                <w:bottom w:space="0" w:sz="0" w:val="nil"/>
-                <w:right w:space="0" w:sz="0" w:val="nil"/>
-                <w:between w:space="0" w:sz="0" w:val="nil"/>
-              </w:pBdr>
-              <w:shd w:fill="auto" w:val="clear"/>
-              <w:spacing w:after="0" w:before="0" w:line="240" w:lineRule="auto"/>
-              <w:ind w:left="0" w:right="0" w:firstLine="0"/>
-              <w:jc w:val="left"/>
-              <w:rPr/>
-            </w:pPr>
-            <w:r>
-              <w:rPr>
-                <w:rtl w:val="0"/>
-              </w:rPr>
-            </w:r>
-          </w:p>
-        </w:tc>
-      </w:tr>
-      <w:tr>
-        <w:trPr>
-          <w:cantSplit w:val="0"/>
-          <w:tblHeader w:val="0"/>
-        </w:trPr>
-        <w:tc>
-          <w:tcPr>
-            <w:shd w:fill="auto" w:val="clear"/>
-            <w:tcMar>
-              <w:top w:w="100.0" w:type="dxa"/>
-              <w:left w:w="100.0" w:type="dxa"/>
-              <w:bottom w:w="100.0" w:type="dxa"/>
-              <w:right w:w="100.0" w:type="dxa"/>
-            </w:tcMar>
-            <w:vAlign w:val="top"/>
-          </w:tcPr>
-          <w:p>
-            <w:pPr>
-              <w:widowControl w:val="0"/>
-              <w:spacing w:line="240" w:lineRule="auto"/>
-              <w:rPr/>
-            </w:pPr>
-            <w:r>
-              <w:rPr>
-                <w:rtl w:val="0"/>
-              </w:rPr>
-              <w:t xml:space="preserve">Overall Unit Test Coverage</w:t>
-            </w:r>
-          </w:p>
-        </w:tc>
-        <w:tc>
-          <w:tcPr>
-            <w:shd w:fill="auto" w:val="clear"/>
-            <w:tcMar>
-              <w:top w:w="100.0" w:type="dxa"/>
-              <w:left w:w="100.0" w:type="dxa"/>
-              <w:bottom w:w="100.0" w:type="dxa"/>
-              <w:right w:w="100.0" w:type="dxa"/>
-            </w:tcMar>
-            <w:vAlign w:val="top"/>
-          </w:tcPr>
-          <w:p>
-            <w:pPr>
-              <w:keepNext w:val="0"/>
-              <w:keepLines w:val="0"/>
-              <w:pageBreakBefore w:val="0"/>
-              <w:widowControl w:val="0"/>
-              <w:pBdr>
-                <w:top w:space="0" w:sz="0" w:val="nil"/>
-                <w:left w:space="0" w:sz="0" w:val="nil"/>
-                <w:bottom w:space="0" w:sz="0" w:val="nil"/>
-                <w:right w:space="0" w:sz="0" w:val="nil"/>
-                <w:between w:space="0" w:sz="0" w:val="nil"/>
-              </w:pBdr>
-              <w:shd w:fill="auto" w:val="clear"/>
-              <w:spacing w:after="0" w:before="0" w:line="240" w:lineRule="auto"/>
-              <w:ind w:left="0" w:right="0" w:firstLine="0"/>
-              <w:jc w:val="left"/>
-              <w:rPr/>
-            </w:pPr>
-            <w:r>
-              <w:rPr>
-                <w:rtl w:val="0"/>
-              </w:rPr>
-            </w:r>
-          </w:p>
-        </w:tc>
-      </w:tr>
-      <w:tr>
-        <w:trPr>
-          <w:cantSplit w:val="0"/>
-          <w:tblHeader w:val="0"/>
-        </w:trPr>
-        <w:tc>
-          <w:tcPr>
-            <w:shd w:fill="auto" w:val="clear"/>
-            <w:tcMar>
-              <w:top w:w="100.0" w:type="dxa"/>
-              <w:left w:w="100.0" w:type="dxa"/>
-              <w:bottom w:w="100.0" w:type="dxa"/>
-              <w:right w:w="100.0" w:type="dxa"/>
-            </w:tcMar>
-            <w:vAlign w:val="top"/>
-          </w:tcPr>
-          <w:p>
-            <w:pPr>
-              <w:widowControl w:val="0"/>
-              <w:spacing w:line="240" w:lineRule="auto"/>
-              <w:rPr/>
-            </w:pPr>
-            <w:r>
-              <w:rPr>
-                <w:rtl w:val="0"/>
-              </w:rPr>
-              <w:t xml:space="preserve">Total Number of Feature Test Cases</w:t>
-            </w:r>
-          </w:p>
-        </w:tc>
-        <w:tc>
-          <w:tcPr>
-            <w:shd w:fill="auto" w:val="clear"/>
-            <w:tcMar>
-              <w:top w:w="100.0" w:type="dxa"/>
-              <w:left w:w="100.0" w:type="dxa"/>
-              <w:bottom w:w="100.0" w:type="dxa"/>
-              <w:right w:w="100.0" w:type="dxa"/>
-            </w:tcMar>
-            <w:vAlign w:val="top"/>
-          </w:tcPr>
-          <w:p>
-            <w:pPr>
-              <w:keepNext w:val="0"/>
-              <w:keepLines w:val="0"/>
-              <w:pageBreakBefore w:val="0"/>
-              <w:widowControl w:val="0"/>
-              <w:pBdr>
-                <w:top w:space="0" w:sz="0" w:val="nil"/>
-                <w:left w:space="0" w:sz="0" w:val="nil"/>
-                <w:bottom w:space="0" w:sz="0" w:val="nil"/>
-                <w:right w:space="0" w:sz="0" w:val="nil"/>
-                <w:between w:space="0" w:sz="0" w:val="nil"/>
-              </w:pBdr>
-              <w:shd w:fill="auto" w:val="clear"/>
-              <w:spacing w:after="0" w:before="0" w:line="240" w:lineRule="auto"/>
-              <w:ind w:left="0" w:right="0" w:firstLine="0"/>
-              <w:jc w:val="left"/>
-              <w:rPr/>
-            </w:pPr>
-            <w:r>
-              <w:rPr>
-                <w:rtl w:val="0"/>
-              </w:rPr>
+              <w:rPr>
+                <w:u w:val="none"/>
+              </w:rPr>
+            </w:pPr>
+            <w:r>
+              <w:rPr>
+                <w:rtl w:val="0"/>
+              </w:rPr>
+              <w:t xml:space="preserve">Iteration 2: 9 System tests</w:t>
             </w:r>
           </w:p>
         </w:tc>
@@ -7159,7 +4316,6 @@
     </w:p>
     <w:p>
       <w:pPr>
-        <w:widowControl w:val="0"/>
         <w:ind w:left="720" w:firstLine="0"/>
         <w:rPr/>
       </w:pPr>
@@ -7167,7 +4323,6 @@
         <w:rPr>
           <w:rtl w:val="0"/>
         </w:rPr>
-        <w:t xml:space="preserve">(This table summarizes AI contribution in this document)</w:t>
       </w:r>
     </w:p>
     <w:tbl>
@@ -7460,6 +4615,7 @@
               <w:rPr>
                 <w:rtl w:val="0"/>
               </w:rPr>
+              <w:t xml:space="preserve">Italia Tran</w:t>
             </w:r>
           </w:p>
         </w:tc>
@@ -7490,6 +4646,7 @@
               <w:rPr>
                 <w:rtl w:val="0"/>
               </w:rPr>
+              <w:t xml:space="preserve">Manual Testing Report</w:t>
             </w:r>
           </w:p>
         </w:tc>
@@ -7514,6 +4671,7 @@
               <w:rPr>
                 <w:rtl w:val="0"/>
               </w:rPr>
+              <w:t xml:space="preserve">Italia Tran</w:t>
             </w:r>
           </w:p>
         </w:tc>
@@ -7538,6 +4696,7 @@
               <w:rPr>
                 <w:rtl w:val="0"/>
               </w:rPr>
+              <w:t xml:space="preserve">90%</w:t>
             </w:r>
           </w:p>
         </w:tc>
@@ -7562,6 +4721,7 @@
               <w:rPr>
                 <w:rtl w:val="0"/>
               </w:rPr>
+              <w:t xml:space="preserve">Used AI to render user stories and the associated system test as a table specific to iteration 2</w:t>
             </w:r>
           </w:p>
         </w:tc>
@@ -7586,6 +4746,7 @@
               <w:rPr>
                 <w:rtl w:val="0"/>
               </w:rPr>
+              <w:t xml:space="preserve">Italia Tran</w:t>
             </w:r>
           </w:p>
         </w:tc>
@@ -7646,13 +4807,12 @@
           <w:ilvl w:val="1"/>
           <w:numId w:val="1"/>
         </w:numPr>
-        <w:spacing w:after="0" w:afterAutospacing="0"/>
         <w:ind w:left="1440" w:hanging="360"/>
         <w:rPr>
           <w:u w:val="none"/>
         </w:rPr>
       </w:pPr>
-      <w:hyperlink r:id="rId48">
+      <w:hyperlink r:id="rId26">
         <w:r>
           <w:rPr>
             <w:color w:val="1155cc"/>
@@ -7668,6 +4828,30 @@
         </w:rPr>
         <w:t xml:space="preserve"> </w:t>
       </w:r>
+    </w:p>
+    <w:p>
+      <w:pPr>
+        <w:pageBreakBefore w:val="0"/>
+        <w:numPr>
+          <w:ilvl w:val="1"/>
+          <w:numId w:val="1"/>
+        </w:numPr>
+        <w:spacing w:after="0" w:afterAutospacing="0"/>
+        <w:ind w:left="1440" w:hanging="360"/>
+        <w:rPr>
+          <w:u w:val="none"/>
+        </w:rPr>
+      </w:pPr>
+      <w:hyperlink r:id="rId27">
+        <w:r>
+          <w:rPr>
+            <w:color w:val="1155cc"/>
+            <w:u w:val="single"/>
+            <w:rtl w:val="0"/>
+          </w:rPr>
+          <w:t xml:space="preserve">AI Usage Log - Manual Testing Report Iteration 2</w:t>
+        </w:r>
+      </w:hyperlink>
       <w:r>
         <w:rPr>
           <w:rtl w:val="0"/>
@@ -7740,7 +4924,7 @@
       </w:r>
     </w:p>
     <w:sectPr>
-      <w:headerReference r:id="rId49" w:type="default"/>
+      <w:headerReference r:id="rId28" w:type="default"/>
       <w:pgSz w:h="15840" w:w="12240" w:orient="portrait"/>
       <w:pgMar w:bottom="1440" w:top="1440" w:left="1440" w:right="1440" w:header="0" w:footer="720"/>
       <w:pgNumType w:start="1"/>
@@ -8006,11 +5190,237 @@
       </w:rPr>
     </w:lvl>
   </w:abstractNum>
+  <w:abstractNum w:abstractNumId="3">
+    <w:lvl w:ilvl="0">
+      <w:start w:val="1"/>
+      <w:numFmt w:val="bullet"/>
+      <w:lvlText w:val="●"/>
+      <w:lvlJc w:val="left"/>
+      <w:pPr>
+        <w:ind w:left="720" w:hanging="360"/>
+      </w:pPr>
+      <w:rPr>
+        <w:u w:val="none"/>
+      </w:rPr>
+    </w:lvl>
+    <w:lvl w:ilvl="1">
+      <w:start w:val="1"/>
+      <w:numFmt w:val="bullet"/>
+      <w:lvlText w:val="○"/>
+      <w:lvlJc w:val="left"/>
+      <w:pPr>
+        <w:ind w:left="1440" w:hanging="360"/>
+      </w:pPr>
+      <w:rPr>
+        <w:u w:val="none"/>
+      </w:rPr>
+    </w:lvl>
+    <w:lvl w:ilvl="2">
+      <w:start w:val="1"/>
+      <w:numFmt w:val="bullet"/>
+      <w:lvlText w:val="■"/>
+      <w:lvlJc w:val="left"/>
+      <w:pPr>
+        <w:ind w:left="2160" w:hanging="360"/>
+      </w:pPr>
+      <w:rPr>
+        <w:u w:val="none"/>
+      </w:rPr>
+    </w:lvl>
+    <w:lvl w:ilvl="3">
+      <w:start w:val="1"/>
+      <w:numFmt w:val="bullet"/>
+      <w:lvlText w:val="●"/>
+      <w:lvlJc w:val="left"/>
+      <w:pPr>
+        <w:ind w:left="2880" w:hanging="360"/>
+      </w:pPr>
+      <w:rPr>
+        <w:u w:val="none"/>
+      </w:rPr>
+    </w:lvl>
+    <w:lvl w:ilvl="4">
+      <w:start w:val="1"/>
+      <w:numFmt w:val="bullet"/>
+      <w:lvlText w:val="○"/>
+      <w:lvlJc w:val="left"/>
+      <w:pPr>
+        <w:ind w:left="3600" w:hanging="360"/>
+      </w:pPr>
+      <w:rPr>
+        <w:u w:val="none"/>
+      </w:rPr>
+    </w:lvl>
+    <w:lvl w:ilvl="5">
+      <w:start w:val="1"/>
+      <w:numFmt w:val="bullet"/>
+      <w:lvlText w:val="■"/>
+      <w:lvlJc w:val="left"/>
+      <w:pPr>
+        <w:ind w:left="4320" w:hanging="360"/>
+      </w:pPr>
+      <w:rPr>
+        <w:u w:val="none"/>
+      </w:rPr>
+    </w:lvl>
+    <w:lvl w:ilvl="6">
+      <w:start w:val="1"/>
+      <w:numFmt w:val="bullet"/>
+      <w:lvlText w:val="●"/>
+      <w:lvlJc w:val="left"/>
+      <w:pPr>
+        <w:ind w:left="5040" w:hanging="360"/>
+      </w:pPr>
+      <w:rPr>
+        <w:u w:val="none"/>
+      </w:rPr>
+    </w:lvl>
+    <w:lvl w:ilvl="7">
+      <w:start w:val="1"/>
+      <w:numFmt w:val="bullet"/>
+      <w:lvlText w:val="○"/>
+      <w:lvlJc w:val="left"/>
+      <w:pPr>
+        <w:ind w:left="5760" w:hanging="360"/>
+      </w:pPr>
+      <w:rPr>
+        <w:u w:val="none"/>
+      </w:rPr>
+    </w:lvl>
+    <w:lvl w:ilvl="8">
+      <w:start w:val="1"/>
+      <w:numFmt w:val="bullet"/>
+      <w:lvlText w:val="■"/>
+      <w:lvlJc w:val="left"/>
+      <w:pPr>
+        <w:ind w:left="6480" w:hanging="360"/>
+      </w:pPr>
+      <w:rPr>
+        <w:u w:val="none"/>
+      </w:rPr>
+    </w:lvl>
+  </w:abstractNum>
+  <w:abstractNum w:abstractNumId="4">
+    <w:lvl w:ilvl="0">
+      <w:start w:val="1"/>
+      <w:numFmt w:val="bullet"/>
+      <w:lvlText w:val="●"/>
+      <w:lvlJc w:val="left"/>
+      <w:pPr>
+        <w:ind w:left="720" w:hanging="360"/>
+      </w:pPr>
+      <w:rPr>
+        <w:u w:val="none"/>
+      </w:rPr>
+    </w:lvl>
+    <w:lvl w:ilvl="1">
+      <w:start w:val="1"/>
+      <w:numFmt w:val="bullet"/>
+      <w:lvlText w:val="○"/>
+      <w:lvlJc w:val="left"/>
+      <w:pPr>
+        <w:ind w:left="1440" w:hanging="360"/>
+      </w:pPr>
+      <w:rPr>
+        <w:u w:val="none"/>
+      </w:rPr>
+    </w:lvl>
+    <w:lvl w:ilvl="2">
+      <w:start w:val="1"/>
+      <w:numFmt w:val="bullet"/>
+      <w:lvlText w:val="■"/>
+      <w:lvlJc w:val="left"/>
+      <w:pPr>
+        <w:ind w:left="2160" w:hanging="360"/>
+      </w:pPr>
+      <w:rPr>
+        <w:u w:val="none"/>
+      </w:rPr>
+    </w:lvl>
+    <w:lvl w:ilvl="3">
+      <w:start w:val="1"/>
+      <w:numFmt w:val="bullet"/>
+      <w:lvlText w:val="●"/>
+      <w:lvlJc w:val="left"/>
+      <w:pPr>
+        <w:ind w:left="2880" w:hanging="360"/>
+      </w:pPr>
+      <w:rPr>
+        <w:u w:val="none"/>
+      </w:rPr>
+    </w:lvl>
+    <w:lvl w:ilvl="4">
+      <w:start w:val="1"/>
+      <w:numFmt w:val="bullet"/>
+      <w:lvlText w:val="○"/>
+      <w:lvlJc w:val="left"/>
+      <w:pPr>
+        <w:ind w:left="3600" w:hanging="360"/>
+      </w:pPr>
+      <w:rPr>
+        <w:u w:val="none"/>
+      </w:rPr>
+    </w:lvl>
+    <w:lvl w:ilvl="5">
+      <w:start w:val="1"/>
+      <w:numFmt w:val="bullet"/>
+      <w:lvlText w:val="■"/>
+      <w:lvlJc w:val="left"/>
+      <w:pPr>
+        <w:ind w:left="4320" w:hanging="360"/>
+      </w:pPr>
+      <w:rPr>
+        <w:u w:val="none"/>
+      </w:rPr>
+    </w:lvl>
+    <w:lvl w:ilvl="6">
+      <w:start w:val="1"/>
+      <w:numFmt w:val="bullet"/>
+      <w:lvlText w:val="●"/>
+      <w:lvlJc w:val="left"/>
+      <w:pPr>
+        <w:ind w:left="5040" w:hanging="360"/>
+      </w:pPr>
+      <w:rPr>
+        <w:u w:val="none"/>
+      </w:rPr>
+    </w:lvl>
+    <w:lvl w:ilvl="7">
+      <w:start w:val="1"/>
+      <w:numFmt w:val="bullet"/>
+      <w:lvlText w:val="○"/>
+      <w:lvlJc w:val="left"/>
+      <w:pPr>
+        <w:ind w:left="5760" w:hanging="360"/>
+      </w:pPr>
+      <w:rPr>
+        <w:u w:val="none"/>
+      </w:rPr>
+    </w:lvl>
+    <w:lvl w:ilvl="8">
+      <w:start w:val="1"/>
+      <w:numFmt w:val="bullet"/>
+      <w:lvlText w:val="■"/>
+      <w:lvlJc w:val="left"/>
+      <w:pPr>
+        <w:ind w:left="6480" w:hanging="360"/>
+      </w:pPr>
+      <w:rPr>
+        <w:u w:val="none"/>
+      </w:rPr>
+    </w:lvl>
+  </w:abstractNum>
   <w:num w:numId="1">
     <w:abstractNumId w:val="1"/>
   </w:num>
   <w:num w:numId="2">
     <w:abstractNumId w:val="2"/>
+  </w:num>
+  <w:num w:numId="3">
+    <w:abstractNumId w:val="3"/>
+  </w:num>
+  <w:num w:numId="4">
+    <w:abstractNumId w:val="4"/>
   </w:num>
 </w:numbering>
 </file>

--- a/doc/CS673_STD_team1.docx
+++ b/doc/CS673_STD_team1.docx
@@ -541,7 +541,7 @@
                 <w:u w:val="single"/>
                 <w:rtl w:val="0"/>
               </w:rPr>
-              <w:t xml:space="preserve">09/21/2026</w:t>
+              <w:t xml:space="preserve">10/12/2026</w:t>
             </w:r>
           </w:p>
         </w:tc>
@@ -699,7 +699,7 @@
                 <w:u w:val="single"/>
                 <w:rtl w:val="0"/>
               </w:rPr>
-              <w:t xml:space="preserve">09/20/2026</w:t>
+              <w:t xml:space="preserve">10/12/2026</w:t>
             </w:r>
           </w:p>
         </w:tc>
@@ -857,7 +857,7 @@
                 <w:u w:val="single"/>
                 <w:rtl w:val="0"/>
               </w:rPr>
-              <w:t xml:space="preserve">09/20/2026</w:t>
+              <w:t xml:space="preserve">10/12/2026</w:t>
             </w:r>
           </w:p>
         </w:tc>
@@ -1173,7 +1173,7 @@
                 <w:u w:val="single"/>
                 <w:rtl w:val="0"/>
               </w:rPr>
-              <w:t xml:space="preserve">09/20/2026</w:t>
+              <w:t xml:space="preserve">10/12/2026</w:t>
             </w:r>
           </w:p>
         </w:tc>
@@ -1631,160 +1631,6 @@
               <w:keepLines w:val="0"/>
               <w:pageBreakBefore w:val="0"/>
               <w:widowControl w:val="0"/>
-              <w:numPr>
-                <w:ilvl w:val="0"/>
-                <w:numId w:val="2"/>
-              </w:numPr>
-              <w:pBdr>
-                <w:top w:space="0" w:sz="0" w:val="nil"/>
-                <w:left w:space="0" w:sz="0" w:val="nil"/>
-                <w:bottom w:space="0" w:sz="0" w:val="nil"/>
-                <w:right w:space="0" w:sz="0" w:val="nil"/>
-                <w:between w:space="0" w:sz="0" w:val="nil"/>
-              </w:pBdr>
-              <w:shd w:fill="auto" w:val="clear"/>
-              <w:spacing w:after="0" w:before="0" w:line="240" w:lineRule="auto"/>
-              <w:ind w:left="720" w:hanging="360"/>
-              <w:rPr>
-                <w:sz w:val="24"/>
-                <w:szCs w:val="24"/>
-              </w:rPr>
-            </w:pPr>
-            <w:r>
-              <w:rPr>
-                <w:sz w:val="24"/>
-                <w:szCs w:val="24"/>
-                <w:rtl w:val="0"/>
-              </w:rPr>
-              <w:t xml:space="preserve">Testing Summary</w:t>
-            </w:r>
-          </w:p>
-          <w:p>
-            <w:pPr>
-              <w:keepNext w:val="0"/>
-              <w:keepLines w:val="0"/>
-              <w:pageBreakBefore w:val="0"/>
-              <w:widowControl w:val="0"/>
-              <w:numPr>
-                <w:ilvl w:val="0"/>
-                <w:numId w:val="2"/>
-              </w:numPr>
-              <w:pBdr>
-                <w:top w:space="0" w:sz="0" w:val="nil"/>
-                <w:left w:space="0" w:sz="0" w:val="nil"/>
-                <w:bottom w:space="0" w:sz="0" w:val="nil"/>
-                <w:right w:space="0" w:sz="0" w:val="nil"/>
-                <w:between w:space="0" w:sz="0" w:val="nil"/>
-              </w:pBdr>
-              <w:shd w:fill="auto" w:val="clear"/>
-              <w:spacing w:after="0" w:before="0" w:line="240" w:lineRule="auto"/>
-              <w:ind w:left="720" w:hanging="360"/>
-              <w:rPr>
-                <w:sz w:val="24"/>
-                <w:szCs w:val="24"/>
-              </w:rPr>
-            </w:pPr>
-            <w:r>
-              <w:rPr>
-                <w:sz w:val="24"/>
-                <w:szCs w:val="24"/>
-                <w:rtl w:val="0"/>
-              </w:rPr>
-              <w:t xml:space="preserve">Manual Testing Report</w:t>
-            </w:r>
-          </w:p>
-          <w:p>
-            <w:pPr>
-              <w:keepNext w:val="0"/>
-              <w:keepLines w:val="0"/>
-              <w:pageBreakBefore w:val="0"/>
-              <w:widowControl w:val="0"/>
-              <w:numPr>
-                <w:ilvl w:val="0"/>
-                <w:numId w:val="2"/>
-              </w:numPr>
-              <w:pBdr>
-                <w:top w:space="0" w:sz="0" w:val="nil"/>
-                <w:left w:space="0" w:sz="0" w:val="nil"/>
-                <w:bottom w:space="0" w:sz="0" w:val="nil"/>
-                <w:right w:space="0" w:sz="0" w:val="nil"/>
-                <w:between w:space="0" w:sz="0" w:val="nil"/>
-              </w:pBdr>
-              <w:shd w:fill="auto" w:val="clear"/>
-              <w:spacing w:after="0" w:before="0" w:line="240" w:lineRule="auto"/>
-              <w:ind w:left="720" w:hanging="360"/>
-              <w:rPr>
-                <w:sz w:val="24"/>
-                <w:szCs w:val="24"/>
-              </w:rPr>
-            </w:pPr>
-            <w:r>
-              <w:rPr>
-                <w:sz w:val="24"/>
-                <w:szCs w:val="24"/>
-                <w:rtl w:val="0"/>
-              </w:rPr>
-              <w:t xml:space="preserve">Automated Testing Report</w:t>
-            </w:r>
-          </w:p>
-          <w:p>
-            <w:pPr>
-              <w:keepNext w:val="0"/>
-              <w:keepLines w:val="0"/>
-              <w:pageBreakBefore w:val="0"/>
-              <w:widowControl w:val="0"/>
-              <w:numPr>
-                <w:ilvl w:val="0"/>
-                <w:numId w:val="2"/>
-              </w:numPr>
-              <w:pBdr>
-                <w:top w:space="0" w:sz="0" w:val="nil"/>
-                <w:left w:space="0" w:sz="0" w:val="nil"/>
-                <w:bottom w:space="0" w:sz="0" w:val="nil"/>
-                <w:right w:space="0" w:sz="0" w:val="nil"/>
-                <w:between w:space="0" w:sz="0" w:val="nil"/>
-              </w:pBdr>
-              <w:shd w:fill="auto" w:val="clear"/>
-              <w:spacing w:after="0" w:before="0" w:line="240" w:lineRule="auto"/>
-              <w:ind w:left="720" w:hanging="360"/>
-              <w:rPr>
-                <w:sz w:val="24"/>
-                <w:szCs w:val="24"/>
-              </w:rPr>
-            </w:pPr>
-            <w:r>
-              <w:rPr>
-                <w:sz w:val="24"/>
-                <w:szCs w:val="24"/>
-                <w:rtl w:val="0"/>
-              </w:rPr>
-              <w:t xml:space="preserve">Testing Metrics</w:t>
-            </w:r>
-          </w:p>
-        </w:tc>
-      </w:tr>
-      <w:tr>
-        <w:trPr>
-          <w:cantSplit w:val="0"/>
-          <w:tblHeader w:val="0"/>
-        </w:trPr>
-        <w:tc>
-          <w:tcPr>
-            <w:shd w:fill="auto" w:val="clear"/>
-            <w:tcMar>
-              <w:top w:w="100.0" w:type="dxa"/>
-              <w:left w:w="100.0" w:type="dxa"/>
-              <w:bottom w:w="100.0" w:type="dxa"/>
-              <w:right w:w="100.0" w:type="dxa"/>
-            </w:tcMar>
-            <w:vAlign w:val="top"/>
-          </w:tcPr>
-          <w:p>
-            <w:pPr>
-              <w:keepNext w:val="0"/>
-              <w:keepLines w:val="0"/>
-              <w:pageBreakBefore w:val="0"/>
-              <w:widowControl w:val="0"/>
               <w:pBdr>
                 <w:top w:space="0" w:sz="0" w:val="nil"/>
                 <w:left w:space="0" w:sz="0" w:val="nil"/>
@@ -1796,37 +1642,19 @@
               <w:spacing w:after="0" w:before="0" w:line="240" w:lineRule="auto"/>
               <w:ind w:left="0" w:firstLine="0"/>
               <w:rPr>
-                <w:b w:val="1"/>
-                <w:bCs w:val="1"/>
-                <w:sz w:val="24"/>
-                <w:szCs w:val="24"/>
-                <w:u w:val="single"/>
-              </w:rPr>
-            </w:pPr>
-            <w:r>
-              <w:rPr>
-                <w:b w:val="1"/>
-                <w:bCs w:val="1"/>
-                <w:sz w:val="24"/>
-                <w:szCs w:val="24"/>
-                <w:u w:val="single"/>
-                <w:rtl w:val="0"/>
-              </w:rPr>
-              <w:t xml:space="preserve">1.0.1</w:t>
-            </w:r>
-          </w:p>
-        </w:tc>
-        <w:tc>
-          <w:tcPr>
-            <w:shd w:fill="auto" w:val="clear"/>
-            <w:tcMar>
-              <w:top w:w="100.0" w:type="dxa"/>
-              <w:left w:w="100.0" w:type="dxa"/>
-              <w:bottom w:w="100.0" w:type="dxa"/>
-              <w:right w:w="100.0" w:type="dxa"/>
-            </w:tcMar>
-            <w:vAlign w:val="top"/>
-          </w:tcPr>
+                <w:sz w:val="24"/>
+                <w:szCs w:val="24"/>
+              </w:rPr>
+            </w:pPr>
+            <w:r>
+              <w:rPr>
+                <w:sz w:val="24"/>
+                <w:szCs w:val="24"/>
+                <w:rtl w:val="0"/>
+              </w:rPr>
+              <w:t xml:space="preserve">Testing Summary</w:t>
+            </w:r>
+          </w:p>
           <w:p>
             <w:pPr>
               <w:keepNext w:val="0"/>
@@ -1844,37 +1672,19 @@
               <w:spacing w:after="0" w:before="0" w:line="240" w:lineRule="auto"/>
               <w:ind w:left="0" w:firstLine="0"/>
               <w:rPr>
-                <w:b w:val="1"/>
-                <w:bCs w:val="1"/>
-                <w:sz w:val="24"/>
-                <w:szCs w:val="24"/>
-                <w:u w:val="single"/>
-              </w:rPr>
-            </w:pPr>
-            <w:r>
-              <w:rPr>
-                <w:b w:val="1"/>
-                <w:bCs w:val="1"/>
-                <w:sz w:val="24"/>
-                <w:szCs w:val="24"/>
-                <w:u w:val="single"/>
-                <w:rtl w:val="0"/>
-              </w:rPr>
-              <w:t xml:space="preserve">Italia Tran</w:t>
-            </w:r>
-          </w:p>
-        </w:tc>
-        <w:tc>
-          <w:tcPr>
-            <w:shd w:fill="auto" w:val="clear"/>
-            <w:tcMar>
-              <w:top w:w="100.0" w:type="dxa"/>
-              <w:left w:w="100.0" w:type="dxa"/>
-              <w:bottom w:w="100.0" w:type="dxa"/>
-              <w:right w:w="100.0" w:type="dxa"/>
-            </w:tcMar>
-            <w:vAlign w:val="top"/>
-          </w:tcPr>
+                <w:sz w:val="24"/>
+                <w:szCs w:val="24"/>
+              </w:rPr>
+            </w:pPr>
+            <w:r>
+              <w:rPr>
+                <w:sz w:val="24"/>
+                <w:szCs w:val="24"/>
+                <w:rtl w:val="0"/>
+              </w:rPr>
+              <w:t xml:space="preserve">Manual Testing Report</w:t>
+            </w:r>
+          </w:p>
           <w:p>
             <w:pPr>
               <w:keepNext w:val="0"/>
@@ -1892,6 +1702,84 @@
               <w:spacing w:after="0" w:before="0" w:line="240" w:lineRule="auto"/>
               <w:ind w:left="0" w:firstLine="0"/>
               <w:rPr>
+                <w:sz w:val="24"/>
+                <w:szCs w:val="24"/>
+              </w:rPr>
+            </w:pPr>
+            <w:r>
+              <w:rPr>
+                <w:sz w:val="24"/>
+                <w:szCs w:val="24"/>
+                <w:rtl w:val="0"/>
+              </w:rPr>
+              <w:t xml:space="preserve">Automated Testing Report</w:t>
+            </w:r>
+          </w:p>
+          <w:p>
+            <w:pPr>
+              <w:keepNext w:val="0"/>
+              <w:keepLines w:val="0"/>
+              <w:pageBreakBefore w:val="0"/>
+              <w:widowControl w:val="0"/>
+              <w:pBdr>
+                <w:top w:space="0" w:sz="0" w:val="nil"/>
+                <w:left w:space="0" w:sz="0" w:val="nil"/>
+                <w:bottom w:space="0" w:sz="0" w:val="nil"/>
+                <w:right w:space="0" w:sz="0" w:val="nil"/>
+                <w:between w:space="0" w:sz="0" w:val="nil"/>
+              </w:pBdr>
+              <w:shd w:fill="auto" w:val="clear"/>
+              <w:spacing w:after="0" w:before="0" w:line="240" w:lineRule="auto"/>
+              <w:ind w:left="0" w:firstLine="0"/>
+              <w:rPr>
+                <w:sz w:val="24"/>
+                <w:szCs w:val="24"/>
+              </w:rPr>
+            </w:pPr>
+            <w:r>
+              <w:rPr>
+                <w:sz w:val="24"/>
+                <w:szCs w:val="24"/>
+                <w:rtl w:val="0"/>
+              </w:rPr>
+              <w:t xml:space="preserve">Testing Metrics</w:t>
+            </w:r>
+          </w:p>
+        </w:tc>
+      </w:tr>
+      <w:tr>
+        <w:trPr>
+          <w:cantSplit w:val="0"/>
+          <w:tblHeader w:val="0"/>
+        </w:trPr>
+        <w:tc>
+          <w:tcPr>
+            <w:shd w:fill="auto" w:val="clear"/>
+            <w:tcMar>
+              <w:top w:w="100.0" w:type="dxa"/>
+              <w:left w:w="100.0" w:type="dxa"/>
+              <w:bottom w:w="100.0" w:type="dxa"/>
+              <w:right w:w="100.0" w:type="dxa"/>
+            </w:tcMar>
+            <w:vAlign w:val="top"/>
+          </w:tcPr>
+          <w:p>
+            <w:pPr>
+              <w:keepNext w:val="0"/>
+              <w:keepLines w:val="0"/>
+              <w:pageBreakBefore w:val="0"/>
+              <w:widowControl w:val="0"/>
+              <w:pBdr>
+                <w:top w:space="0" w:sz="0" w:val="nil"/>
+                <w:left w:space="0" w:sz="0" w:val="nil"/>
+                <w:bottom w:space="0" w:sz="0" w:val="nil"/>
+                <w:right w:space="0" w:sz="0" w:val="nil"/>
+                <w:between w:space="0" w:sz="0" w:val="nil"/>
+              </w:pBdr>
+              <w:shd w:fill="auto" w:val="clear"/>
+              <w:spacing w:after="0" w:before="0" w:line="240" w:lineRule="auto"/>
+              <w:ind w:left="0" w:firstLine="0"/>
+              <w:rPr>
                 <w:b w:val="1"/>
                 <w:bCs w:val="1"/>
                 <w:sz w:val="24"/>
@@ -1908,6 +1796,102 @@
                 <w:u w:val="single"/>
                 <w:rtl w:val="0"/>
               </w:rPr>
+              <w:t xml:space="preserve">1.0.1</w:t>
+            </w:r>
+          </w:p>
+        </w:tc>
+        <w:tc>
+          <w:tcPr>
+            <w:shd w:fill="auto" w:val="clear"/>
+            <w:tcMar>
+              <w:top w:w="100.0" w:type="dxa"/>
+              <w:left w:w="100.0" w:type="dxa"/>
+              <w:bottom w:w="100.0" w:type="dxa"/>
+              <w:right w:w="100.0" w:type="dxa"/>
+            </w:tcMar>
+            <w:vAlign w:val="top"/>
+          </w:tcPr>
+          <w:p>
+            <w:pPr>
+              <w:keepNext w:val="0"/>
+              <w:keepLines w:val="0"/>
+              <w:pageBreakBefore w:val="0"/>
+              <w:widowControl w:val="0"/>
+              <w:pBdr>
+                <w:top w:space="0" w:sz="0" w:val="nil"/>
+                <w:left w:space="0" w:sz="0" w:val="nil"/>
+                <w:bottom w:space="0" w:sz="0" w:val="nil"/>
+                <w:right w:space="0" w:sz="0" w:val="nil"/>
+                <w:between w:space="0" w:sz="0" w:val="nil"/>
+              </w:pBdr>
+              <w:shd w:fill="auto" w:val="clear"/>
+              <w:spacing w:after="0" w:before="0" w:line="240" w:lineRule="auto"/>
+              <w:ind w:left="0" w:firstLine="0"/>
+              <w:rPr>
+                <w:b w:val="1"/>
+                <w:bCs w:val="1"/>
+                <w:sz w:val="24"/>
+                <w:szCs w:val="24"/>
+                <w:u w:val="single"/>
+              </w:rPr>
+            </w:pPr>
+            <w:r>
+              <w:rPr>
+                <w:b w:val="1"/>
+                <w:bCs w:val="1"/>
+                <w:sz w:val="24"/>
+                <w:szCs w:val="24"/>
+                <w:u w:val="single"/>
+                <w:rtl w:val="0"/>
+              </w:rPr>
+              <w:t xml:space="preserve">Italia Tran</w:t>
+            </w:r>
+          </w:p>
+        </w:tc>
+        <w:tc>
+          <w:tcPr>
+            <w:shd w:fill="auto" w:val="clear"/>
+            <w:tcMar>
+              <w:top w:w="100.0" w:type="dxa"/>
+              <w:left w:w="100.0" w:type="dxa"/>
+              <w:bottom w:w="100.0" w:type="dxa"/>
+              <w:right w:w="100.0" w:type="dxa"/>
+            </w:tcMar>
+            <w:vAlign w:val="top"/>
+          </w:tcPr>
+          <w:p>
+            <w:pPr>
+              <w:keepNext w:val="0"/>
+              <w:keepLines w:val="0"/>
+              <w:pageBreakBefore w:val="0"/>
+              <w:widowControl w:val="0"/>
+              <w:pBdr>
+                <w:top w:space="0" w:sz="0" w:val="nil"/>
+                <w:left w:space="0" w:sz="0" w:val="nil"/>
+                <w:bottom w:space="0" w:sz="0" w:val="nil"/>
+                <w:right w:space="0" w:sz="0" w:val="nil"/>
+                <w:between w:space="0" w:sz="0" w:val="nil"/>
+              </w:pBdr>
+              <w:shd w:fill="auto" w:val="clear"/>
+              <w:spacing w:after="0" w:before="0" w:line="240" w:lineRule="auto"/>
+              <w:ind w:left="0" w:firstLine="0"/>
+              <w:rPr>
+                <w:b w:val="1"/>
+                <w:bCs w:val="1"/>
+                <w:sz w:val="24"/>
+                <w:szCs w:val="24"/>
+                <w:u w:val="single"/>
+              </w:rPr>
+            </w:pPr>
+            <w:r>
+              <w:rPr>
+                <w:b w:val="1"/>
+                <w:bCs w:val="1"/>
+                <w:sz w:val="24"/>
+                <w:szCs w:val="24"/>
+                <w:u w:val="single"/>
+                <w:rtl w:val="0"/>
+              </w:rPr>
               <w:t xml:space="preserve">10/06/2026</w:t>
             </w:r>
           </w:p>
@@ -1926,12 +1910,8 @@
           <w:p>
             <w:pPr>
               <w:widowControl w:val="0"/>
-              <w:numPr>
-                <w:ilvl w:val="0"/>
-                <w:numId w:val="2"/>
-              </w:numPr>
               <w:spacing w:line="240" w:lineRule="auto"/>
-              <w:ind w:left="720" w:hanging="360"/>
+              <w:ind w:left="0" w:firstLine="0"/>
               <w:rPr>
                 <w:sz w:val="24"/>
                 <w:szCs w:val="24"/>
@@ -1949,16 +1929,11 @@
           <w:p>
             <w:pPr>
               <w:widowControl w:val="0"/>
-              <w:numPr>
-                <w:ilvl w:val="0"/>
-                <w:numId w:val="2"/>
-              </w:numPr>
               <w:spacing w:line="240" w:lineRule="auto"/>
-              <w:ind w:left="720" w:hanging="360"/>
-              <w:rPr>
-                <w:sz w:val="24"/>
-                <w:szCs w:val="24"/>
-                <w:u w:val="none"/>
+              <w:ind w:left="0" w:firstLine="0"/>
+              <w:rPr>
+                <w:sz w:val="24"/>
+                <w:szCs w:val="24"/>
               </w:rPr>
             </w:pPr>
             <w:r>
@@ -1973,16 +1948,11 @@
           <w:p>
             <w:pPr>
               <w:widowControl w:val="0"/>
-              <w:numPr>
-                <w:ilvl w:val="0"/>
-                <w:numId w:val="2"/>
-              </w:numPr>
               <w:spacing w:line="240" w:lineRule="auto"/>
-              <w:ind w:left="720" w:hanging="360"/>
-              <w:rPr>
-                <w:sz w:val="24"/>
-                <w:szCs w:val="24"/>
-                <w:u w:val="none"/>
+              <w:ind w:left="0" w:firstLine="0"/>
+              <w:rPr>
+                <w:sz w:val="24"/>
+                <w:szCs w:val="24"/>
               </w:rPr>
             </w:pPr>
             <w:r>
@@ -1992,6 +1962,368 @@
                 <w:rtl w:val="0"/>
               </w:rPr>
               <w:t xml:space="preserve">Updated testing metrics</w:t>
+            </w:r>
+          </w:p>
+        </w:tc>
+      </w:tr>
+      <w:tr>
+        <w:trPr>
+          <w:cantSplit w:val="0"/>
+          <w:tblHeader w:val="0"/>
+        </w:trPr>
+        <w:tc>
+          <w:tcPr>
+            <w:shd w:fill="auto" w:val="clear"/>
+            <w:tcMar>
+              <w:top w:w="100.0" w:type="dxa"/>
+              <w:left w:w="100.0" w:type="dxa"/>
+              <w:bottom w:w="100.0" w:type="dxa"/>
+              <w:right w:w="100.0" w:type="dxa"/>
+            </w:tcMar>
+            <w:vAlign w:val="top"/>
+          </w:tcPr>
+          <w:p>
+            <w:pPr>
+              <w:keepNext w:val="0"/>
+              <w:keepLines w:val="0"/>
+              <w:pageBreakBefore w:val="0"/>
+              <w:widowControl w:val="0"/>
+              <w:pBdr>
+                <w:top w:space="0" w:sz="0" w:val="nil"/>
+                <w:left w:space="0" w:sz="0" w:val="nil"/>
+                <w:bottom w:space="0" w:sz="0" w:val="nil"/>
+                <w:right w:space="0" w:sz="0" w:val="nil"/>
+                <w:between w:space="0" w:sz="0" w:val="nil"/>
+              </w:pBdr>
+              <w:shd w:fill="auto" w:val="clear"/>
+              <w:spacing w:after="0" w:before="0" w:line="240" w:lineRule="auto"/>
+              <w:ind w:left="0" w:firstLine="0"/>
+              <w:rPr>
+                <w:b w:val="1"/>
+                <w:bCs w:val="1"/>
+                <w:sz w:val="24"/>
+                <w:szCs w:val="24"/>
+                <w:u w:val="single"/>
+              </w:rPr>
+            </w:pPr>
+            <w:r>
+              <w:rPr>
+                <w:b w:val="1"/>
+                <w:bCs w:val="1"/>
+                <w:sz w:val="24"/>
+                <w:szCs w:val="24"/>
+                <w:u w:val="single"/>
+                <w:rtl w:val="0"/>
+              </w:rPr>
+              <w:t xml:space="preserve">1.0.2</w:t>
+            </w:r>
+          </w:p>
+        </w:tc>
+        <w:tc>
+          <w:tcPr>
+            <w:shd w:fill="auto" w:val="clear"/>
+            <w:tcMar>
+              <w:top w:w="100.0" w:type="dxa"/>
+              <w:left w:w="100.0" w:type="dxa"/>
+              <w:bottom w:w="100.0" w:type="dxa"/>
+              <w:right w:w="100.0" w:type="dxa"/>
+            </w:tcMar>
+            <w:vAlign w:val="top"/>
+          </w:tcPr>
+          <w:p>
+            <w:pPr>
+              <w:keepNext w:val="0"/>
+              <w:keepLines w:val="0"/>
+              <w:pageBreakBefore w:val="0"/>
+              <w:widowControl w:val="0"/>
+              <w:pBdr>
+                <w:top w:space="0" w:sz="0" w:val="nil"/>
+                <w:left w:space="0" w:sz="0" w:val="nil"/>
+                <w:bottom w:space="0" w:sz="0" w:val="nil"/>
+                <w:right w:space="0" w:sz="0" w:val="nil"/>
+                <w:between w:space="0" w:sz="0" w:val="nil"/>
+              </w:pBdr>
+              <w:shd w:fill="auto" w:val="clear"/>
+              <w:spacing w:after="0" w:before="0" w:line="240" w:lineRule="auto"/>
+              <w:ind w:left="0" w:firstLine="0"/>
+              <w:rPr>
+                <w:b w:val="1"/>
+                <w:bCs w:val="1"/>
+                <w:sz w:val="24"/>
+                <w:szCs w:val="24"/>
+                <w:u w:val="single"/>
+              </w:rPr>
+            </w:pPr>
+            <w:r>
+              <w:rPr>
+                <w:b w:val="1"/>
+                <w:bCs w:val="1"/>
+                <w:sz w:val="24"/>
+                <w:szCs w:val="24"/>
+                <w:u w:val="single"/>
+                <w:rtl w:val="0"/>
+              </w:rPr>
+              <w:t xml:space="preserve">Sara Orion</w:t>
+            </w:r>
+          </w:p>
+        </w:tc>
+        <w:tc>
+          <w:tcPr>
+            <w:shd w:fill="auto" w:val="clear"/>
+            <w:tcMar>
+              <w:top w:w="100.0" w:type="dxa"/>
+              <w:left w:w="100.0" w:type="dxa"/>
+              <w:bottom w:w="100.0" w:type="dxa"/>
+              <w:right w:w="100.0" w:type="dxa"/>
+            </w:tcMar>
+            <w:vAlign w:val="top"/>
+          </w:tcPr>
+          <w:p>
+            <w:pPr>
+              <w:keepNext w:val="0"/>
+              <w:keepLines w:val="0"/>
+              <w:pageBreakBefore w:val="0"/>
+              <w:widowControl w:val="0"/>
+              <w:pBdr>
+                <w:top w:space="0" w:sz="0" w:val="nil"/>
+                <w:left w:space="0" w:sz="0" w:val="nil"/>
+                <w:bottom w:space="0" w:sz="0" w:val="nil"/>
+                <w:right w:space="0" w:sz="0" w:val="nil"/>
+                <w:between w:space="0" w:sz="0" w:val="nil"/>
+              </w:pBdr>
+              <w:shd w:fill="auto" w:val="clear"/>
+              <w:spacing w:after="0" w:before="0" w:line="240" w:lineRule="auto"/>
+              <w:ind w:left="0" w:firstLine="0"/>
+              <w:rPr>
+                <w:b w:val="1"/>
+                <w:bCs w:val="1"/>
+                <w:sz w:val="24"/>
+                <w:szCs w:val="24"/>
+                <w:u w:val="single"/>
+              </w:rPr>
+            </w:pPr>
+            <w:r>
+              <w:rPr>
+                <w:b w:val="1"/>
+                <w:bCs w:val="1"/>
+                <w:sz w:val="24"/>
+                <w:szCs w:val="24"/>
+                <w:u w:val="single"/>
+                <w:rtl w:val="0"/>
+              </w:rPr>
+              <w:t xml:space="preserve">10/12/2026</w:t>
+            </w:r>
+          </w:p>
+        </w:tc>
+        <w:tc>
+          <w:tcPr>
+            <w:shd w:fill="auto" w:val="clear"/>
+            <w:tcMar>
+              <w:top w:w="100.0" w:type="dxa"/>
+              <w:left w:w="100.0" w:type="dxa"/>
+              <w:bottom w:w="100.0" w:type="dxa"/>
+              <w:right w:w="100.0" w:type="dxa"/>
+            </w:tcMar>
+            <w:vAlign w:val="top"/>
+          </w:tcPr>
+          <w:p>
+            <w:pPr>
+              <w:widowControl w:val="0"/>
+              <w:spacing w:line="240" w:lineRule="auto"/>
+              <w:ind w:left="0" w:firstLine="0"/>
+              <w:rPr>
+                <w:sz w:val="24"/>
+                <w:szCs w:val="24"/>
+              </w:rPr>
+            </w:pPr>
+            <w:r>
+              <w:rPr>
+                <w:sz w:val="24"/>
+                <w:szCs w:val="24"/>
+                <w:rtl w:val="0"/>
+              </w:rPr>
+              <w:t xml:space="preserve">Added details to Automated Testing Reports</w:t>
+            </w:r>
+          </w:p>
+        </w:tc>
+      </w:tr>
+      <w:tr>
+        <w:trPr>
+          <w:cantSplit w:val="0"/>
+          <w:tblHeader w:val="0"/>
+        </w:trPr>
+        <w:tc>
+          <w:tcPr>
+            <w:shd w:fill="auto" w:val="clear"/>
+            <w:tcMar>
+              <w:top w:w="100.0" w:type="dxa"/>
+              <w:left w:w="100.0" w:type="dxa"/>
+              <w:bottom w:w="100.0" w:type="dxa"/>
+              <w:right w:w="100.0" w:type="dxa"/>
+            </w:tcMar>
+            <w:vAlign w:val="top"/>
+          </w:tcPr>
+          <w:p>
+            <w:pPr>
+              <w:keepNext w:val="0"/>
+              <w:keepLines w:val="0"/>
+              <w:pageBreakBefore w:val="0"/>
+              <w:widowControl w:val="0"/>
+              <w:pBdr>
+                <w:top w:space="0" w:sz="0" w:val="nil"/>
+                <w:left w:space="0" w:sz="0" w:val="nil"/>
+                <w:bottom w:space="0" w:sz="0" w:val="nil"/>
+                <w:right w:space="0" w:sz="0" w:val="nil"/>
+                <w:between w:space="0" w:sz="0" w:val="nil"/>
+              </w:pBdr>
+              <w:shd w:fill="auto" w:val="clear"/>
+              <w:spacing w:after="0" w:before="0" w:line="240" w:lineRule="auto"/>
+              <w:ind w:left="0" w:firstLine="0"/>
+              <w:rPr>
+                <w:b w:val="1"/>
+                <w:bCs w:val="1"/>
+                <w:sz w:val="24"/>
+                <w:szCs w:val="24"/>
+                <w:u w:val="single"/>
+              </w:rPr>
+            </w:pPr>
+            <w:r>
+              <w:rPr>
+                <w:b w:val="1"/>
+                <w:bCs w:val="1"/>
+                <w:sz w:val="24"/>
+                <w:szCs w:val="24"/>
+                <w:u w:val="single"/>
+                <w:rtl w:val="0"/>
+              </w:rPr>
+              <w:t xml:space="preserve">1.0.3</w:t>
+            </w:r>
+          </w:p>
+        </w:tc>
+        <w:tc>
+          <w:tcPr>
+            <w:shd w:fill="auto" w:val="clear"/>
+            <w:tcMar>
+              <w:top w:w="100.0" w:type="dxa"/>
+              <w:left w:w="100.0" w:type="dxa"/>
+              <w:bottom w:w="100.0" w:type="dxa"/>
+              <w:right w:w="100.0" w:type="dxa"/>
+            </w:tcMar>
+            <w:vAlign w:val="top"/>
+          </w:tcPr>
+          <w:p>
+            <w:pPr>
+              <w:keepNext w:val="0"/>
+              <w:keepLines w:val="0"/>
+              <w:pageBreakBefore w:val="0"/>
+              <w:widowControl w:val="0"/>
+              <w:pBdr>
+                <w:top w:space="0" w:sz="0" w:val="nil"/>
+                <w:left w:space="0" w:sz="0" w:val="nil"/>
+                <w:bottom w:space="0" w:sz="0" w:val="nil"/>
+                <w:right w:space="0" w:sz="0" w:val="nil"/>
+                <w:between w:space="0" w:sz="0" w:val="nil"/>
+              </w:pBdr>
+              <w:shd w:fill="auto" w:val="clear"/>
+              <w:spacing w:after="0" w:before="0" w:line="240" w:lineRule="auto"/>
+              <w:ind w:left="0" w:firstLine="0"/>
+              <w:rPr>
+                <w:b w:val="1"/>
+                <w:bCs w:val="1"/>
+                <w:sz w:val="24"/>
+                <w:szCs w:val="24"/>
+                <w:u w:val="single"/>
+              </w:rPr>
+            </w:pPr>
+            <w:r>
+              <w:rPr>
+                <w:b w:val="1"/>
+                <w:bCs w:val="1"/>
+                <w:sz w:val="24"/>
+                <w:szCs w:val="24"/>
+                <w:u w:val="single"/>
+                <w:rtl w:val="0"/>
+              </w:rPr>
+              <w:t xml:space="preserve">Italia Tran</w:t>
+            </w:r>
+          </w:p>
+        </w:tc>
+        <w:tc>
+          <w:tcPr>
+            <w:shd w:fill="auto" w:val="clear"/>
+            <w:tcMar>
+              <w:top w:w="100.0" w:type="dxa"/>
+              <w:left w:w="100.0" w:type="dxa"/>
+              <w:bottom w:w="100.0" w:type="dxa"/>
+              <w:right w:w="100.0" w:type="dxa"/>
+            </w:tcMar>
+            <w:vAlign w:val="top"/>
+          </w:tcPr>
+          <w:p>
+            <w:pPr>
+              <w:keepNext w:val="0"/>
+              <w:keepLines w:val="0"/>
+              <w:pageBreakBefore w:val="0"/>
+              <w:widowControl w:val="0"/>
+              <w:pBdr>
+                <w:top w:space="0" w:sz="0" w:val="nil"/>
+                <w:left w:space="0" w:sz="0" w:val="nil"/>
+                <w:bottom w:space="0" w:sz="0" w:val="nil"/>
+                <w:right w:space="0" w:sz="0" w:val="nil"/>
+                <w:between w:space="0" w:sz="0" w:val="nil"/>
+              </w:pBdr>
+              <w:shd w:fill="auto" w:val="clear"/>
+              <w:spacing w:after="0" w:before="0" w:line="240" w:lineRule="auto"/>
+              <w:ind w:left="0" w:firstLine="0"/>
+              <w:rPr>
+                <w:b w:val="1"/>
+                <w:bCs w:val="1"/>
+                <w:sz w:val="24"/>
+                <w:szCs w:val="24"/>
+                <w:u w:val="single"/>
+              </w:rPr>
+            </w:pPr>
+            <w:r>
+              <w:rPr>
+                <w:b w:val="1"/>
+                <w:bCs w:val="1"/>
+                <w:sz w:val="24"/>
+                <w:szCs w:val="24"/>
+                <w:u w:val="single"/>
+                <w:rtl w:val="0"/>
+              </w:rPr>
+              <w:t xml:space="preserve">10/12/2026</w:t>
+            </w:r>
+          </w:p>
+        </w:tc>
+        <w:tc>
+          <w:tcPr>
+            <w:shd w:fill="auto" w:val="clear"/>
+            <w:tcMar>
+              <w:top w:w="100.0" w:type="dxa"/>
+              <w:left w:w="100.0" w:type="dxa"/>
+              <w:bottom w:w="100.0" w:type="dxa"/>
+              <w:right w:w="100.0" w:type="dxa"/>
+            </w:tcMar>
+            <w:vAlign w:val="top"/>
+          </w:tcPr>
+          <w:p>
+            <w:pPr>
+              <w:widowControl w:val="0"/>
+              <w:spacing w:line="240" w:lineRule="auto"/>
+              <w:ind w:left="0" w:firstLine="0"/>
+              <w:rPr>
+                <w:sz w:val="24"/>
+                <w:szCs w:val="24"/>
+              </w:rPr>
+            </w:pPr>
+            <w:r>
+              <w:rPr>
+                <w:sz w:val="24"/>
+                <w:szCs w:val="24"/>
+                <w:rtl w:val="0"/>
+              </w:rPr>
+              <w:t xml:space="preserve">Added system tests for iteration 3</w:t>
             </w:r>
           </w:p>
         </w:tc>
@@ -2022,7 +2354,7 @@
     </w:p>
     <w:sdt>
       <w:sdtPr>
-        <w:id w:val="-1253712616"/>
+        <w:id w:val="-502778162"/>
         <w:docPartObj>
           <w:docPartGallery w:val="Table of Contents"/>
           <w:docPartUnique w:val="1"/>
@@ -2051,7 +2383,7 @@
           </w:pPr>
           <w:r>
             <w:fldChar w:fldCharType="begin"/>
-            <w:instrText xml:space="preserve"> TOC \h \u \z \n \t "Heading 1,1,Heading 2,2,Heading 3,3,Heading 4,4,Heading 5,5,Heading 6,6,"</w:instrText>
+            <w:instrText xml:space="preserve"> TOC \h \u \z \n \t "Heading 1,1,Heading 3,3,Heading 5,5,Heading 6,6,"</w:instrText>
             <w:fldChar w:fldCharType="separate"/>
           </w:r>
           <w:hyperlink w:anchor="_sm5odwyvuk3j">
@@ -2499,6 +2831,29 @@
           <w:rtl w:val="0"/>
         </w:rPr>
         <w:t xml:space="preserve">Any feature/user story shall have a system test assigned to it. The person implementing the feature/user story is also responsible for writing the system test case. The first pass of each test will be tested by the implementer. A second pass shall be done and verified by the QA Lead.</w:t>
+      </w:r>
+    </w:p>
+    <w:p>
+      <w:pPr>
+        <w:keepNext w:val="0"/>
+        <w:keepLines w:val="0"/>
+        <w:pageBreakBefore w:val="0"/>
+        <w:widowControl w:val="0"/>
+        <w:pBdr>
+          <w:top w:space="0" w:sz="0" w:val="nil"/>
+          <w:left w:space="0" w:sz="0" w:val="nil"/>
+          <w:bottom w:space="0" w:sz="0" w:val="nil"/>
+          <w:right w:space="0" w:sz="0" w:val="nil"/>
+          <w:between w:space="0" w:sz="0" w:val="nil"/>
+        </w:pBdr>
+        <w:shd w:fill="auto" w:val="clear"/>
+        <w:ind w:left="720" w:firstLine="0"/>
+        <w:rPr/>
+      </w:pPr>
+      <w:r>
+        <w:rPr>
+          <w:rtl w:val="0"/>
+        </w:rPr>
       </w:r>
     </w:p>
     <w:p>
@@ -3345,6 +3700,647 @@
     </w:p>
     <w:p>
       <w:pPr>
+        <w:keepNext w:val="0"/>
+        <w:keepLines w:val="0"/>
+        <w:pageBreakBefore w:val="0"/>
+        <w:widowControl w:val="0"/>
+        <w:ind w:left="0" w:firstLine="0"/>
+        <w:rPr>
+          <w:sz w:val="34"/>
+          <w:szCs w:val="34"/>
+        </w:rPr>
+      </w:pPr>
+      <w:r>
+        <w:rPr>
+          <w:rtl w:val="0"/>
+        </w:rPr>
+        <w:tab/>
+      </w:r>
+      <w:r>
+        <w:rPr>
+          <w:sz w:val="28"/>
+          <w:szCs w:val="28"/>
+          <w:rtl w:val="0"/>
+        </w:rPr>
+        <w:t xml:space="preserve">Iteration 3</w:t>
+      </w:r>
+      <w:r>
+        <w:rPr>
+          <w:rtl w:val="0"/>
+        </w:rPr>
+      </w:r>
+    </w:p>
+    <w:tbl>
+      <w:tblPr>
+        <w:tblStyle w:val="Table4"/>
+        <w:tblW w:w="8640.0" w:type="dxa"/>
+        <w:jc w:val="left"/>
+        <w:tblInd w:w="720.0" w:type="dxa"/>
+        <w:tblBorders>
+          <w:top w:color="000000" w:space="0" w:sz="8" w:val="single"/>
+          <w:left w:color="000000" w:space="0" w:sz="8" w:val="single"/>
+          <w:bottom w:color="000000" w:space="0" w:sz="8" w:val="single"/>
+          <w:right w:color="000000" w:space="0" w:sz="8" w:val="single"/>
+          <w:insideH w:color="000000" w:space="0" w:sz="8" w:val="single"/>
+          <w:insideV w:color="000000" w:space="0" w:sz="8" w:val="single"/>
+        </w:tblBorders>
+        <w:tblLayout w:type="fixed"/>
+        <w:tblLook w:val="0600"/>
+      </w:tblPr>
+      <w:tblGrid>
+        <w:gridCol w:w="4320"/>
+        <w:gridCol w:w="4320"/>
+        <w:tblGridChange w:id="0">
+          <w:tblGrid>
+            <w:gridCol w:w="4320"/>
+            <w:gridCol w:w="4320"/>
+          </w:tblGrid>
+        </w:tblGridChange>
+      </w:tblGrid>
+      <w:tr>
+        <w:trPr>
+          <w:cantSplit w:val="0"/>
+          <w:tblHeader w:val="0"/>
+        </w:trPr>
+        <w:tc>
+          <w:tcPr>
+            <w:shd w:fill="auto" w:val="clear"/>
+            <w:tcMar>
+              <w:top w:w="100.0" w:type="dxa"/>
+              <w:left w:w="100.0" w:type="dxa"/>
+              <w:bottom w:w="100.0" w:type="dxa"/>
+              <w:right w:w="100.0" w:type="dxa"/>
+            </w:tcMar>
+            <w:vAlign w:val="top"/>
+          </w:tcPr>
+          <w:p>
+            <w:pPr>
+              <w:widowControl w:val="0"/>
+              <w:spacing w:line="240" w:lineRule="auto"/>
+              <w:rPr>
+                <w:b w:val="1"/>
+                <w:bCs w:val="1"/>
+              </w:rPr>
+            </w:pPr>
+            <w:r>
+              <w:rPr>
+                <w:b w:val="1"/>
+                <w:bCs w:val="1"/>
+                <w:rtl w:val="0"/>
+              </w:rPr>
+              <w:t xml:space="preserve">User Story</w:t>
+            </w:r>
+          </w:p>
+        </w:tc>
+        <w:tc>
+          <w:tcPr>
+            <w:shd w:fill="auto" w:val="clear"/>
+            <w:tcMar>
+              <w:top w:w="100.0" w:type="dxa"/>
+              <w:left w:w="100.0" w:type="dxa"/>
+              <w:bottom w:w="100.0" w:type="dxa"/>
+              <w:right w:w="100.0" w:type="dxa"/>
+            </w:tcMar>
+            <w:vAlign w:val="top"/>
+          </w:tcPr>
+          <w:p>
+            <w:pPr>
+              <w:widowControl w:val="0"/>
+              <w:spacing w:line="240" w:lineRule="auto"/>
+              <w:rPr>
+                <w:b w:val="1"/>
+                <w:bCs w:val="1"/>
+              </w:rPr>
+            </w:pPr>
+            <w:r>
+              <w:rPr>
+                <w:b w:val="1"/>
+                <w:bCs w:val="1"/>
+                <w:rtl w:val="0"/>
+              </w:rPr>
+              <w:t xml:space="preserve">System Test Link</w:t>
+            </w:r>
+          </w:p>
+        </w:tc>
+      </w:tr>
+      <w:tr>
+        <w:trPr>
+          <w:cantSplit w:val="0"/>
+          <w:tblHeader w:val="0"/>
+        </w:trPr>
+        <w:tc>
+          <w:tcPr>
+            <w:tcMar>
+              <w:top w:w="100.0" w:type="dxa"/>
+              <w:left w:w="100.0" w:type="dxa"/>
+              <w:bottom w:w="100.0" w:type="dxa"/>
+              <w:right w:w="100.0" w:type="dxa"/>
+            </w:tcMar>
+            <w:vAlign w:val="top"/>
+          </w:tcPr>
+          <w:p>
+            <w:pPr>
+              <w:widowControl w:val="0"/>
+              <w:spacing w:line="240" w:lineRule="auto"/>
+              <w:rPr/>
+            </w:pPr>
+            <w:hyperlink r:id="rId24">
+              <w:r>
+                <w:rPr>
+                  <w:color w:val="1155cc"/>
+                  <w:u w:val="single"/>
+                  <w:rtl w:val="0"/>
+                </w:rPr>
+                <w:t xml:space="preserve">[STORY] Print Receipt (#48)</w:t>
+              </w:r>
+            </w:hyperlink>
+            <w:r>
+              <w:rPr>
+                <w:rtl w:val="0"/>
+              </w:rPr>
+            </w:r>
+          </w:p>
+        </w:tc>
+        <w:tc>
+          <w:tcPr>
+            <w:tcMar>
+              <w:top w:w="100.0" w:type="dxa"/>
+              <w:left w:w="100.0" w:type="dxa"/>
+              <w:bottom w:w="100.0" w:type="dxa"/>
+              <w:right w:w="100.0" w:type="dxa"/>
+            </w:tcMar>
+            <w:vAlign w:val="top"/>
+          </w:tcPr>
+          <w:p>
+            <w:pPr>
+              <w:widowControl w:val="0"/>
+              <w:spacing w:line="240" w:lineRule="auto"/>
+              <w:rPr/>
+            </w:pPr>
+            <w:hyperlink r:id="rId25">
+              <w:r>
+                <w:rPr>
+                  <w:color w:val="1155cc"/>
+                  <w:u w:val="single"/>
+                  <w:rtl w:val="0"/>
+                </w:rPr>
+                <w:t xml:space="preserve">[TEST] Print Receipt (#134)</w:t>
+              </w:r>
+            </w:hyperlink>
+            <w:r>
+              <w:rPr>
+                <w:rtl w:val="0"/>
+              </w:rPr>
+            </w:r>
+          </w:p>
+        </w:tc>
+      </w:tr>
+      <w:tr>
+        <w:trPr>
+          <w:cantSplit w:val="0"/>
+          <w:tblHeader w:val="0"/>
+        </w:trPr>
+        <w:tc>
+          <w:tcPr>
+            <w:tcMar>
+              <w:top w:w="100.0" w:type="dxa"/>
+              <w:left w:w="100.0" w:type="dxa"/>
+              <w:bottom w:w="100.0" w:type="dxa"/>
+              <w:right w:w="100.0" w:type="dxa"/>
+            </w:tcMar>
+            <w:vAlign w:val="top"/>
+          </w:tcPr>
+          <w:p>
+            <w:pPr>
+              <w:widowControl w:val="0"/>
+              <w:spacing w:line="240" w:lineRule="auto"/>
+              <w:rPr/>
+            </w:pPr>
+            <w:hyperlink r:id="rId26">
+              <w:r>
+                <w:rPr>
+                  <w:color w:val="1155cc"/>
+                  <w:u w:val="single"/>
+                  <w:rtl w:val="0"/>
+                </w:rPr>
+                <w:t xml:space="preserve">[STORY] Sale Report by Date Range (#29)</w:t>
+              </w:r>
+            </w:hyperlink>
+            <w:r>
+              <w:rPr>
+                <w:rtl w:val="0"/>
+              </w:rPr>
+            </w:r>
+          </w:p>
+        </w:tc>
+        <w:tc>
+          <w:tcPr>
+            <w:tcMar>
+              <w:top w:w="100.0" w:type="dxa"/>
+              <w:left w:w="100.0" w:type="dxa"/>
+              <w:bottom w:w="100.0" w:type="dxa"/>
+              <w:right w:w="100.0" w:type="dxa"/>
+            </w:tcMar>
+            <w:vAlign w:val="top"/>
+          </w:tcPr>
+          <w:p>
+            <w:pPr>
+              <w:widowControl w:val="0"/>
+              <w:spacing w:line="240" w:lineRule="auto"/>
+              <w:rPr/>
+            </w:pPr>
+            <w:hyperlink r:id="rId27">
+              <w:r>
+                <w:rPr>
+                  <w:color w:val="1155cc"/>
+                  <w:u w:val="single"/>
+                  <w:rtl w:val="0"/>
+                </w:rPr>
+                <w:t xml:space="preserve">[TEST] Sale Report by Date Range (#136)</w:t>
+              </w:r>
+            </w:hyperlink>
+            <w:r>
+              <w:rPr>
+                <w:rtl w:val="0"/>
+              </w:rPr>
+            </w:r>
+          </w:p>
+        </w:tc>
+      </w:tr>
+      <w:tr>
+        <w:trPr>
+          <w:cantSplit w:val="0"/>
+          <w:tblHeader w:val="0"/>
+        </w:trPr>
+        <w:tc>
+          <w:tcPr>
+            <w:tcMar>
+              <w:top w:w="100.0" w:type="dxa"/>
+              <w:left w:w="100.0" w:type="dxa"/>
+              <w:bottom w:w="100.0" w:type="dxa"/>
+              <w:right w:w="100.0" w:type="dxa"/>
+            </w:tcMar>
+            <w:vAlign w:val="top"/>
+          </w:tcPr>
+          <w:p>
+            <w:pPr>
+              <w:widowControl w:val="0"/>
+              <w:spacing w:line="240" w:lineRule="auto"/>
+              <w:rPr/>
+            </w:pPr>
+            <w:hyperlink r:id="rId28">
+              <w:r>
+                <w:rPr>
+                  <w:color w:val="1155cc"/>
+                  <w:u w:val="single"/>
+                  <w:rtl w:val="0"/>
+                </w:rPr>
+                <w:t xml:space="preserve">[STORY] Product Level Sale Analysis (#30)</w:t>
+              </w:r>
+            </w:hyperlink>
+            <w:r>
+              <w:rPr>
+                <w:rtl w:val="0"/>
+              </w:rPr>
+            </w:r>
+          </w:p>
+        </w:tc>
+        <w:tc>
+          <w:tcPr>
+            <w:tcMar>
+              <w:top w:w="100.0" w:type="dxa"/>
+              <w:left w:w="100.0" w:type="dxa"/>
+              <w:bottom w:w="100.0" w:type="dxa"/>
+              <w:right w:w="100.0" w:type="dxa"/>
+            </w:tcMar>
+            <w:vAlign w:val="top"/>
+          </w:tcPr>
+          <w:p>
+            <w:pPr>
+              <w:widowControl w:val="0"/>
+              <w:spacing w:line="240" w:lineRule="auto"/>
+              <w:rPr/>
+            </w:pPr>
+            <w:hyperlink r:id="rId29">
+              <w:r>
+                <w:rPr>
+                  <w:color w:val="1155cc"/>
+                  <w:u w:val="single"/>
+                  <w:rtl w:val="0"/>
+                </w:rPr>
+                <w:t xml:space="preserve">[TEST] Product Level Sale Analysis (#137)</w:t>
+              </w:r>
+            </w:hyperlink>
+            <w:r>
+              <w:rPr>
+                <w:rtl w:val="0"/>
+              </w:rPr>
+            </w:r>
+          </w:p>
+        </w:tc>
+      </w:tr>
+      <w:tr>
+        <w:trPr>
+          <w:cantSplit w:val="0"/>
+          <w:tblHeader w:val="0"/>
+        </w:trPr>
+        <w:tc>
+          <w:tcPr>
+            <w:tcMar>
+              <w:top w:w="100.0" w:type="dxa"/>
+              <w:left w:w="100.0" w:type="dxa"/>
+              <w:bottom w:w="100.0" w:type="dxa"/>
+              <w:right w:w="100.0" w:type="dxa"/>
+            </w:tcMar>
+            <w:vAlign w:val="top"/>
+          </w:tcPr>
+          <w:p>
+            <w:pPr>
+              <w:widowControl w:val="0"/>
+              <w:spacing w:line="240" w:lineRule="auto"/>
+              <w:rPr/>
+            </w:pPr>
+            <w:hyperlink r:id="rId30">
+              <w:r>
+                <w:rPr>
+                  <w:color w:val="1155cc"/>
+                  <w:u w:val="single"/>
+                  <w:rtl w:val="0"/>
+                </w:rPr>
+                <w:t xml:space="preserve">[STORY] Administrator System Access &amp; Role Assignment Control (#19)</w:t>
+              </w:r>
+            </w:hyperlink>
+            <w:r>
+              <w:rPr>
+                <w:rtl w:val="0"/>
+              </w:rPr>
+            </w:r>
+          </w:p>
+        </w:tc>
+        <w:tc>
+          <w:tcPr>
+            <w:tcMar>
+              <w:top w:w="100.0" w:type="dxa"/>
+              <w:left w:w="100.0" w:type="dxa"/>
+              <w:bottom w:w="100.0" w:type="dxa"/>
+              <w:right w:w="100.0" w:type="dxa"/>
+            </w:tcMar>
+            <w:vAlign w:val="top"/>
+          </w:tcPr>
+          <w:p>
+            <w:pPr>
+              <w:widowControl w:val="0"/>
+              <w:spacing w:line="240" w:lineRule="auto"/>
+              <w:rPr/>
+            </w:pPr>
+            <w:hyperlink r:id="rId31">
+              <w:r>
+                <w:rPr>
+                  <w:color w:val="1155cc"/>
+                  <w:u w:val="single"/>
+                  <w:rtl w:val="0"/>
+                </w:rPr>
+                <w:t xml:space="preserve">[TEST] Administrator System Access &amp; Role Assignment Control (#138)</w:t>
+              </w:r>
+            </w:hyperlink>
+            <w:r>
+              <w:rPr>
+                <w:rtl w:val="0"/>
+              </w:rPr>
+            </w:r>
+          </w:p>
+        </w:tc>
+      </w:tr>
+      <w:tr>
+        <w:trPr>
+          <w:cantSplit w:val="0"/>
+          <w:tblHeader w:val="0"/>
+        </w:trPr>
+        <w:tc>
+          <w:tcPr>
+            <w:tcMar>
+              <w:top w:w="100.0" w:type="dxa"/>
+              <w:left w:w="100.0" w:type="dxa"/>
+              <w:bottom w:w="100.0" w:type="dxa"/>
+              <w:right w:w="100.0" w:type="dxa"/>
+            </w:tcMar>
+            <w:vAlign w:val="top"/>
+          </w:tcPr>
+          <w:p>
+            <w:pPr>
+              <w:widowControl w:val="0"/>
+              <w:spacing w:line="240" w:lineRule="auto"/>
+              <w:rPr/>
+            </w:pPr>
+            <w:hyperlink r:id="rId32">
+              <w:r>
+                <w:rPr>
+                  <w:color w:val="1155cc"/>
+                  <w:u w:val="single"/>
+                  <w:rtl w:val="0"/>
+                </w:rPr>
+                <w:t xml:space="preserve">[STORY] Manager Role Permission &amp; View Authorization (#17)</w:t>
+              </w:r>
+            </w:hyperlink>
+            <w:r>
+              <w:rPr>
+                <w:rtl w:val="0"/>
+              </w:rPr>
+            </w:r>
+          </w:p>
+        </w:tc>
+        <w:tc>
+          <w:tcPr>
+            <w:tcMar>
+              <w:top w:w="100.0" w:type="dxa"/>
+              <w:left w:w="100.0" w:type="dxa"/>
+              <w:bottom w:w="100.0" w:type="dxa"/>
+              <w:right w:w="100.0" w:type="dxa"/>
+            </w:tcMar>
+            <w:vAlign w:val="top"/>
+          </w:tcPr>
+          <w:p>
+            <w:pPr>
+              <w:widowControl w:val="0"/>
+              <w:spacing w:line="240" w:lineRule="auto"/>
+              <w:rPr/>
+            </w:pPr>
+            <w:hyperlink r:id="rId33">
+              <w:r>
+                <w:rPr>
+                  <w:color w:val="1155cc"/>
+                  <w:u w:val="single"/>
+                  <w:rtl w:val="0"/>
+                </w:rPr>
+                <w:t xml:space="preserve">[TEST] Manager Role Permission &amp; View Authorization (#139)</w:t>
+              </w:r>
+            </w:hyperlink>
+            <w:r>
+              <w:rPr>
+                <w:rtl w:val="0"/>
+              </w:rPr>
+            </w:r>
+          </w:p>
+        </w:tc>
+      </w:tr>
+      <w:tr>
+        <w:trPr>
+          <w:cantSplit w:val="0"/>
+          <w:tblHeader w:val="0"/>
+        </w:trPr>
+        <w:tc>
+          <w:tcPr>
+            <w:tcMar>
+              <w:top w:w="100.0" w:type="dxa"/>
+              <w:left w:w="100.0" w:type="dxa"/>
+              <w:bottom w:w="100.0" w:type="dxa"/>
+              <w:right w:w="100.0" w:type="dxa"/>
+            </w:tcMar>
+            <w:vAlign w:val="top"/>
+          </w:tcPr>
+          <w:p>
+            <w:pPr>
+              <w:widowControl w:val="0"/>
+              <w:spacing w:line="240" w:lineRule="auto"/>
+              <w:rPr/>
+            </w:pPr>
+            <w:hyperlink r:id="rId34">
+              <w:r>
+                <w:rPr>
+                  <w:color w:val="1155cc"/>
+                  <w:u w:val="single"/>
+                  <w:rtl w:val="0"/>
+                </w:rPr>
+                <w:t xml:space="preserve">[STORY] Input Sales Price on Inventory page (#148)</w:t>
+              </w:r>
+            </w:hyperlink>
+            <w:r>
+              <w:rPr>
+                <w:rtl w:val="0"/>
+              </w:rPr>
+            </w:r>
+          </w:p>
+        </w:tc>
+        <w:tc>
+          <w:tcPr>
+            <w:tcMar>
+              <w:top w:w="100.0" w:type="dxa"/>
+              <w:left w:w="100.0" w:type="dxa"/>
+              <w:bottom w:w="100.0" w:type="dxa"/>
+              <w:right w:w="100.0" w:type="dxa"/>
+            </w:tcMar>
+            <w:vAlign w:val="top"/>
+          </w:tcPr>
+          <w:p>
+            <w:pPr>
+              <w:widowControl w:val="0"/>
+              <w:spacing w:line="240" w:lineRule="auto"/>
+              <w:rPr/>
+            </w:pPr>
+            <w:hyperlink r:id="rId35">
+              <w:r>
+                <w:rPr>
+                  <w:color w:val="1155cc"/>
+                  <w:u w:val="single"/>
+                  <w:rtl w:val="0"/>
+                </w:rPr>
+                <w:t xml:space="preserve">[TEST] Input Sales Price on Inventory page (#149)</w:t>
+              </w:r>
+            </w:hyperlink>
+            <w:r>
+              <w:rPr>
+                <w:rtl w:val="0"/>
+              </w:rPr>
+            </w:r>
+          </w:p>
+        </w:tc>
+      </w:tr>
+      <w:tr>
+        <w:trPr>
+          <w:cantSplit w:val="0"/>
+          <w:tblHeader w:val="0"/>
+        </w:trPr>
+        <w:tc>
+          <w:tcPr>
+            <w:tcMar>
+              <w:top w:w="100.0" w:type="dxa"/>
+              <w:left w:w="100.0" w:type="dxa"/>
+              <w:bottom w:w="100.0" w:type="dxa"/>
+              <w:right w:w="100.0" w:type="dxa"/>
+            </w:tcMar>
+            <w:vAlign w:val="top"/>
+          </w:tcPr>
+          <w:p>
+            <w:pPr>
+              <w:widowControl w:val="0"/>
+              <w:spacing w:line="240" w:lineRule="auto"/>
+              <w:rPr/>
+            </w:pPr>
+            <w:hyperlink r:id="rId36">
+              <w:r>
+                <w:rPr>
+                  <w:color w:val="1155cc"/>
+                  <w:u w:val="single"/>
+                  <w:rtl w:val="0"/>
+                </w:rPr>
+                <w:t xml:space="preserve">[STORY] Execute Sale (#46)</w:t>
+              </w:r>
+            </w:hyperlink>
+            <w:r>
+              <w:rPr>
+                <w:rtl w:val="0"/>
+              </w:rPr>
+            </w:r>
+          </w:p>
+        </w:tc>
+        <w:tc>
+          <w:tcPr>
+            <w:tcMar>
+              <w:top w:w="100.0" w:type="dxa"/>
+              <w:left w:w="100.0" w:type="dxa"/>
+              <w:bottom w:w="100.0" w:type="dxa"/>
+              <w:right w:w="100.0" w:type="dxa"/>
+            </w:tcMar>
+            <w:vAlign w:val="top"/>
+          </w:tcPr>
+          <w:p>
+            <w:pPr>
+              <w:widowControl w:val="0"/>
+              <w:spacing w:line="240" w:lineRule="auto"/>
+              <w:rPr/>
+            </w:pPr>
+            <w:hyperlink r:id="rId37">
+              <w:r>
+                <w:rPr>
+                  <w:color w:val="1155cc"/>
+                  <w:u w:val="single"/>
+                  <w:rtl w:val="0"/>
+                </w:rPr>
+                <w:t xml:space="preserve">[TEST] Execute Sale (#142)</w:t>
+              </w:r>
+            </w:hyperlink>
+            <w:r>
+              <w:rPr>
+                <w:rtl w:val="0"/>
+              </w:rPr>
+            </w:r>
+          </w:p>
+        </w:tc>
+      </w:tr>
+    </w:tbl>
+    <w:p>
+      <w:pPr>
+        <w:widowControl w:val="0"/>
+        <w:rPr/>
+      </w:pPr>
+      <w:r>
+        <w:rPr>
+          <w:rtl w:val="0"/>
+        </w:rPr>
+      </w:r>
+    </w:p>
+    <w:p>
+      <w:pPr>
         <w:pStyle w:val="Heading1"/>
         <w:keepNext w:val="0"/>
         <w:keepLines w:val="0"/>
@@ -3378,23 +4374,25 @@
     </w:p>
     <w:p>
       <w:pPr>
+        <w:pStyle w:val="Heading2"/>
+        <w:keepNext w:val="0"/>
+        <w:keepLines w:val="0"/>
+        <w:spacing w:after="80" w:before="0" w:lineRule="auto"/>
         <w:ind w:left="720" w:firstLine="0"/>
-        <w:rPr>
-          <w:sz w:val="28"/>
-          <w:szCs w:val="28"/>
-        </w:rPr>
-      </w:pPr>
-      <w:r>
-        <w:rPr>
-          <w:sz w:val="28"/>
-          <w:szCs w:val="28"/>
-          <w:rtl w:val="0"/>
-        </w:rPr>
-        <w:t xml:space="preserve">Back-end</w:t>
+        <w:rPr/>
+      </w:pPr>
+      <w:bookmarkStart w:colFirst="0" w:colLast="0" w:name="_giquu15znco2" w:id="3"/>
+      <w:bookmarkEnd w:id="3"/>
+      <w:r>
+        <w:rPr>
+          <w:rtl w:val="0"/>
+        </w:rPr>
+        <w:t xml:space="preserve">Back-end Unit Testing Strategy (Java 21 / Spring Boot)</w:t>
       </w:r>
     </w:p>
     <w:p>
       <w:pPr>
+        <w:spacing w:after="240" w:lineRule="auto"/>
         <w:ind w:left="720" w:firstLine="0"/>
         <w:rPr/>
       </w:pPr>
@@ -3402,11 +4400,437 @@
         <w:rPr>
           <w:rtl w:val="0"/>
         </w:rPr>
-        <w:t xml:space="preserve">Back-end testing will use the JUnit/Mockito framework.Code coverage will be done using JaCoC  and the resulting summary will be posted in the Java CI with Maven workflow run for every accepted pull request.</w:t>
+        <w:t xml:space="preserve">Back-end unit testing is implemented using </w:t>
+      </w:r>
+      <w:r>
+        <w:rPr>
+          <w:b w:val="1"/>
+          <w:bCs w:val="1"/>
+          <w:rtl w:val="0"/>
+        </w:rPr>
+        <w:t xml:space="preserve">JUnit 5 (JUnit Jupiter)</w:t>
+      </w:r>
+      <w:r>
+        <w:rPr>
+          <w:rtl w:val="0"/>
+        </w:rPr>
+        <w:t xml:space="preserve"> alongside </w:t>
+      </w:r>
+      <w:r>
+        <w:rPr>
+          <w:b w:val="1"/>
+          <w:bCs w:val="1"/>
+          <w:rtl w:val="0"/>
+        </w:rPr>
+        <w:t xml:space="preserve">Mockito</w:t>
+      </w:r>
+      <w:r>
+        <w:rPr>
+          <w:rtl w:val="0"/>
+        </w:rPr>
+        <w:t xml:space="preserve"> for mocking dependencies.</w:t>
       </w:r>
     </w:p>
     <w:p>
       <w:pPr>
+        <w:keepNext w:val="0"/>
+        <w:keepLines w:val="0"/>
+        <w:spacing w:after="40" w:before="0" w:lineRule="auto"/>
+        <w:ind w:left="720" w:firstLine="0"/>
+        <w:rPr>
+          <w:b w:val="1"/>
+          <w:bCs w:val="1"/>
+        </w:rPr>
+      </w:pPr>
+      <w:r>
+        <w:rPr>
+          <w:b w:val="1"/>
+          <w:bCs w:val="1"/>
+          <w:rtl w:val="0"/>
+        </w:rPr>
+        <w:t xml:space="preserve">Key Testing Practices:</w:t>
+      </w:r>
+    </w:p>
+    <w:p>
+      <w:pPr>
+        <w:numPr>
+          <w:ilvl w:val="0"/>
+          <w:numId w:val="4"/>
+        </w:numPr>
+        <w:spacing w:after="0" w:afterAutospacing="0" w:lineRule="auto"/>
+        <w:ind w:left="1080" w:hanging="360"/>
+        <w:rPr/>
+      </w:pPr>
+      <w:r>
+        <w:rPr>
+          <w:b w:val="1"/>
+          <w:bCs w:val="1"/>
+          <w:rtl w:val="0"/>
+        </w:rPr>
+        <w:t xml:space="preserve">Service Layer Testing (</w:t>
+      </w:r>
+      <w:r>
+        <w:rPr>
+          <w:b w:val="1"/>
+          <w:bCs w:val="1"/>
+          <w:rtl w:val="0"/>
+        </w:rPr>
+        <w:t xml:space="preserve">@ExtendWith(MockitoExtension.class)</w:t>
+      </w:r>
+      <w:r>
+        <w:rPr>
+          <w:b w:val="1"/>
+          <w:bCs w:val="1"/>
+          <w:rtl w:val="0"/>
+        </w:rPr>
+        <w:t xml:space="preserve">):</w:t>
+      </w:r>
+      <w:r>
+        <w:rPr>
+          <w:rtl w:val="0"/>
+        </w:rPr>
+        <w:t xml:space="preserve"> Business logic (e.g., inventory health status thresholds and entity-to-DTO mapping) is isolated using pure JUnit 5 and Mockito. Dependencies such as </w:t>
+      </w:r>
+      <w:r>
+        <w:rPr>
+          <w:rtl w:val="0"/>
+        </w:rPr>
+        <w:t xml:space="preserve">ProductRepository</w:t>
+      </w:r>
+      <w:r>
+        <w:rPr>
+          <w:rtl w:val="0"/>
+        </w:rPr>
+        <w:t xml:space="preserve"> are mocked (</w:t>
+      </w:r>
+      <w:r>
+        <w:rPr>
+          <w:rtl w:val="0"/>
+        </w:rPr>
+        <w:t xml:space="preserve">@Mock</w:t>
+      </w:r>
+      <w:r>
+        <w:rPr>
+          <w:rtl w:val="0"/>
+        </w:rPr>
+        <w:t xml:space="preserve">), while the service implementation (</w:t>
+      </w:r>
+      <w:r>
+        <w:rPr>
+          <w:rtl w:val="0"/>
+        </w:rPr>
+        <w:t xml:space="preserve">InventoryServiceImpl</w:t>
+      </w:r>
+      <w:r>
+        <w:rPr>
+          <w:rtl w:val="0"/>
+        </w:rPr>
+        <w:t xml:space="preserve">) is injected with those mocks (</w:t>
+      </w:r>
+      <w:r>
+        <w:rPr>
+          <w:rtl w:val="0"/>
+        </w:rPr>
+        <w:t xml:space="preserve">@InjectMocks</w:t>
+      </w:r>
+      <w:r>
+        <w:rPr>
+          <w:rtl w:val="0"/>
+        </w:rPr>
+        <w:t xml:space="preserve">). Assertions verify computed values and ensure service-repository interactions occur via exact invocation checks (e.g., </w:t>
+      </w:r>
+      <w:r>
+        <w:rPr>
+          <w:rtl w:val="0"/>
+        </w:rPr>
+        <w:t xml:space="preserve">verify(..., times(1))</w:t>
+      </w:r>
+      <w:r>
+        <w:rPr>
+          <w:rtl w:val="0"/>
+        </w:rPr>
+        <w:t xml:space="preserve">).</w:t>
+      </w:r>
+    </w:p>
+    <w:p>
+      <w:pPr>
+        <w:numPr>
+          <w:ilvl w:val="0"/>
+          <w:numId w:val="4"/>
+        </w:numPr>
+        <w:spacing w:after="0" w:afterAutospacing="0" w:lineRule="auto"/>
+        <w:ind w:left="1080" w:hanging="360"/>
+        <w:rPr/>
+      </w:pPr>
+      <w:r>
+        <w:rPr>
+          <w:b w:val="1"/>
+          <w:bCs w:val="1"/>
+          <w:rtl w:val="0"/>
+        </w:rPr>
+        <w:t xml:space="preserve">Controller Layer Testing (</w:t>
+      </w:r>
+      <w:r>
+        <w:rPr>
+          <w:b w:val="1"/>
+          <w:bCs w:val="1"/>
+          <w:rtl w:val="0"/>
+        </w:rPr>
+        <w:t xml:space="preserve">@WebMvcTest</w:t>
+      </w:r>
+      <w:r>
+        <w:rPr>
+          <w:b w:val="1"/>
+          <w:bCs w:val="1"/>
+          <w:rtl w:val="0"/>
+        </w:rPr>
+        <w:t xml:space="preserve"> &amp; </w:t>
+      </w:r>
+      <w:r>
+        <w:rPr>
+          <w:b w:val="1"/>
+          <w:bCs w:val="1"/>
+          <w:rtl w:val="0"/>
+        </w:rPr>
+        <w:t xml:space="preserve">MockMvc</w:t>
+      </w:r>
+      <w:r>
+        <w:rPr>
+          <w:b w:val="1"/>
+          <w:bCs w:val="1"/>
+          <w:rtl w:val="0"/>
+        </w:rPr>
+        <w:t xml:space="preserve">):</w:t>
+      </w:r>
+      <w:r>
+        <w:rPr>
+          <w:rtl w:val="0"/>
+        </w:rPr>
+        <w:t xml:space="preserve"> REST API endpoints are tested in isolation using </w:t>
+      </w:r>
+      <w:r>
+        <w:rPr>
+          <w:rtl w:val="0"/>
+        </w:rPr>
+        <w:t xml:space="preserve">@WebMvcTest</w:t>
+      </w:r>
+      <w:r>
+        <w:rPr>
+          <w:rtl w:val="0"/>
+        </w:rPr>
+        <w:t xml:space="preserve"> and </w:t>
+      </w:r>
+      <w:r>
+        <w:rPr>
+          <w:rtl w:val="0"/>
+        </w:rPr>
+        <w:t xml:space="preserve">@AutoConfigureMockMvc</w:t>
+      </w:r>
+      <w:r>
+        <w:rPr>
+          <w:rtl w:val="0"/>
+        </w:rPr>
+        <w:t xml:space="preserve">. Spring Beans and security dependencies (e.g., </w:t>
+      </w:r>
+      <w:r>
+        <w:rPr>
+          <w:rtl w:val="0"/>
+        </w:rPr>
+        <w:t xml:space="preserve">InventoryService</w:t>
+      </w:r>
+      <w:r>
+        <w:rPr>
+          <w:rtl w:val="0"/>
+        </w:rPr>
+        <w:t xml:space="preserve">, </w:t>
+      </w:r>
+      <w:r>
+        <w:rPr>
+          <w:rtl w:val="0"/>
+        </w:rPr>
+        <w:t xml:space="preserve">JwtTokenProvider</w:t>
+      </w:r>
+      <w:r>
+        <w:rPr>
+          <w:rtl w:val="0"/>
+        </w:rPr>
+        <w:t xml:space="preserve">, </w:t>
+      </w:r>
+      <w:r>
+        <w:rPr>
+          <w:rtl w:val="0"/>
+        </w:rPr>
+        <w:t xml:space="preserve">UserDetailsService</w:t>
+      </w:r>
+      <w:r>
+        <w:rPr>
+          <w:rtl w:val="0"/>
+        </w:rPr>
+        <w:t xml:space="preserve">, </w:t>
+      </w:r>
+      <w:r>
+        <w:rPr>
+          <w:rtl w:val="0"/>
+        </w:rPr>
+        <w:t xml:space="preserve">TokenBlacklistService</w:t>
+      </w:r>
+      <w:r>
+        <w:rPr>
+          <w:rtl w:val="0"/>
+        </w:rPr>
+        <w:t xml:space="preserve">) are injected as mock beans via Spring’s </w:t>
+      </w:r>
+      <w:r>
+        <w:rPr>
+          <w:rtl w:val="0"/>
+        </w:rPr>
+        <w:t xml:space="preserve">@MockitoBean</w:t>
+      </w:r>
+      <w:r>
+        <w:rPr>
+          <w:rtl w:val="0"/>
+        </w:rPr>
+        <w:t xml:space="preserve">. Tests verify:</w:t>
+      </w:r>
+    </w:p>
+    <w:p>
+      <w:pPr>
+        <w:numPr>
+          <w:ilvl w:val="1"/>
+          <w:numId w:val="4"/>
+        </w:numPr>
+        <w:spacing w:after="0" w:afterAutospacing="0" w:lineRule="auto"/>
+        <w:ind w:left="1440" w:hanging="360"/>
+        <w:rPr/>
+      </w:pPr>
+      <w:r>
+        <w:rPr>
+          <w:rtl w:val="0"/>
+        </w:rPr>
+        <w:t xml:space="preserve">HTTP response statuses (e.g., </w:t>
+      </w:r>
+      <w:r>
+        <w:rPr>
+          <w:rtl w:val="0"/>
+        </w:rPr>
+        <w:t xml:space="preserve">200 OK</w:t>
+      </w:r>
+      <w:r>
+        <w:rPr>
+          <w:rtl w:val="0"/>
+        </w:rPr>
+        <w:t xml:space="preserve">, </w:t>
+      </w:r>
+      <w:r>
+        <w:rPr>
+          <w:rtl w:val="0"/>
+        </w:rPr>
+        <w:t xml:space="preserve">201 Created</w:t>
+      </w:r>
+      <w:r>
+        <w:rPr>
+          <w:rtl w:val="0"/>
+        </w:rPr>
+        <w:t xml:space="preserve">).</w:t>
+      </w:r>
+    </w:p>
+    <w:p>
+      <w:pPr>
+        <w:numPr>
+          <w:ilvl w:val="1"/>
+          <w:numId w:val="4"/>
+        </w:numPr>
+        <w:spacing w:after="0" w:afterAutospacing="0" w:lineRule="auto"/>
+        <w:ind w:left="1440" w:hanging="360"/>
+        <w:rPr/>
+      </w:pPr>
+      <w:r>
+        <w:rPr>
+          <w:rtl w:val="0"/>
+        </w:rPr>
+        <w:t xml:space="preserve">Security configurations using simulated users and roles (</w:t>
+      </w:r>
+      <w:r>
+        <w:rPr>
+          <w:rtl w:val="0"/>
+        </w:rPr>
+        <w:t xml:space="preserve">.with(user(...).roles(...))</w:t>
+      </w:r>
+      <w:r>
+        <w:rPr>
+          <w:rtl w:val="0"/>
+        </w:rPr>
+        <w:t xml:space="preserve">) and CSRF tokens (</w:t>
+      </w:r>
+      <w:r>
+        <w:rPr>
+          <w:rtl w:val="0"/>
+        </w:rPr>
+        <w:t xml:space="preserve">.with(csrf())</w:t>
+      </w:r>
+      <w:r>
+        <w:rPr>
+          <w:rtl w:val="0"/>
+        </w:rPr>
+        <w:t xml:space="preserve">).</w:t>
+      </w:r>
+    </w:p>
+    <w:p>
+      <w:pPr>
+        <w:numPr>
+          <w:ilvl w:val="1"/>
+          <w:numId w:val="4"/>
+        </w:numPr>
+        <w:spacing w:after="240" w:lineRule="auto"/>
+        <w:ind w:left="1440" w:hanging="360"/>
+        <w:rPr/>
+      </w:pPr>
+      <w:r>
+        <w:rPr>
+          <w:rtl w:val="0"/>
+        </w:rPr>
+        <w:t xml:space="preserve">Standardized JSON API wrapper payloads (</w:t>
+      </w:r>
+      <w:r>
+        <w:rPr>
+          <w:rtl w:val="0"/>
+        </w:rPr>
+        <w:t xml:space="preserve">$.success</w:t>
+      </w:r>
+      <w:r>
+        <w:rPr>
+          <w:rtl w:val="0"/>
+        </w:rPr>
+        <w:t xml:space="preserve">, </w:t>
+      </w:r>
+      <w:r>
+        <w:rPr>
+          <w:rtl w:val="0"/>
+        </w:rPr>
+        <w:t xml:space="preserve">$.message</w:t>
+      </w:r>
+      <w:r>
+        <w:rPr>
+          <w:rtl w:val="0"/>
+        </w:rPr>
+        <w:t xml:space="preserve">, </w:t>
+      </w:r>
+      <w:r>
+        <w:rPr>
+          <w:rtl w:val="0"/>
+        </w:rPr>
+        <w:t xml:space="preserve">$.data</w:t>
+      </w:r>
+      <w:r>
+        <w:rPr>
+          <w:rtl w:val="0"/>
+        </w:rPr>
+        <w:t xml:space="preserve">) using JsonPath expressions.</w:t>
+      </w:r>
+    </w:p>
+    <w:p>
+      <w:pPr>
+        <w:spacing w:after="240" w:lineRule="auto"/>
         <w:ind w:left="720" w:firstLine="0"/>
         <w:rPr/>
       </w:pPr>
@@ -3414,10 +4838,12 @@
         <w:rPr>
           <w:rtl w:val="0"/>
         </w:rPr>
+        <w:t xml:space="preserve">Code coverage will be generated using JaCoCo framework and the resulting summary will be posted in the Java CI with Maven workflow run for every accepted pull request.</w:t>
       </w:r>
     </w:p>
     <w:p>
       <w:pPr>
+        <w:spacing w:after="240" w:lineRule="auto"/>
         <w:ind w:left="720" w:firstLine="0"/>
         <w:rPr/>
       </w:pPr>
@@ -3425,189 +4851,44 @@
         <w:rPr>
           <w:rtl w:val="0"/>
         </w:rPr>
-        <w:t xml:space="preserve">The API testing directory is found as follows:</w:t>
       </w:r>
     </w:p>
     <w:p>
       <w:pPr>
+        <w:pStyle w:val="Heading2"/>
         <w:ind w:left="720" w:firstLine="0"/>
         <w:rPr/>
       </w:pPr>
-      <w:r>
-        <w:rPr>
-          <w:rtl w:val="0"/>
-        </w:rPr>
-        <w:t xml:space="preserve">code/</w:t>
+      <w:bookmarkStart w:colFirst="0" w:colLast="0" w:name="_n45w9ia5p53j" w:id="4"/>
+      <w:bookmarkEnd w:id="4"/>
+      <w:r>
+        <w:rPr>
+          <w:rtl w:val="0"/>
+        </w:rPr>
+        <w:t xml:space="preserve">Iteration 3 Back-end Summary</w:t>
       </w:r>
     </w:p>
     <w:p>
       <w:pPr>
-        <w:ind w:left="720" w:firstLine="0"/>
-        <w:rPr/>
-      </w:pPr>
-      <w:r>
-        <w:rPr>
-          <w:rtl w:val="0"/>
-        </w:rPr>
-        <w:t xml:space="preserve">├── docker-compose.yml        </w:t>
-      </w:r>
-    </w:p>
-    <w:p>
-      <w:pPr>
-        <w:ind w:left="720" w:firstLine="0"/>
-        <w:rPr/>
-      </w:pPr>
-      <w:r>
-        <w:rPr>
-          <w:rtl w:val="0"/>
-        </w:rPr>
-        <w:t xml:space="preserve">├── api/                       </w:t>
-      </w:r>
-    </w:p>
-    <w:p>
-      <w:pPr>
-        <w:ind w:left="720" w:firstLine="0"/>
-        <w:rPr/>
-      </w:pPr>
-      <w:r>
-        <w:rPr>
-          <w:rtl w:val="0"/>
-        </w:rPr>
-        <w:t xml:space="preserve">│   ├── README.md              </w:t>
-      </w:r>
-    </w:p>
-    <w:p>
-      <w:pPr>
-        <w:ind w:left="720" w:firstLine="0"/>
-        <w:rPr/>
-      </w:pPr>
-      <w:r>
-        <w:rPr>
-          <w:rtl w:val="0"/>
-        </w:rPr>
-        <w:t xml:space="preserve">│   ├── Dockerfile             </w:t>
-      </w:r>
-    </w:p>
-    <w:p>
-      <w:pPr>
-        <w:ind w:left="720" w:firstLine="0"/>
-        <w:rPr/>
-      </w:pPr>
-      <w:r>
-        <w:rPr>
-          <w:rtl w:val="0"/>
-        </w:rPr>
-        <w:t xml:space="preserve">│   ├── pom.xml                </w:t>
-      </w:r>
-    </w:p>
-    <w:p>
-      <w:pPr>
-        <w:ind w:left="720" w:firstLine="0"/>
-        <w:rPr/>
-      </w:pPr>
-      <w:r>
-        <w:rPr>
-          <w:rtl w:val="0"/>
-        </w:rPr>
-        <w:t xml:space="preserve">│   ├── docs/                  </w:t>
-      </w:r>
-    </w:p>
-    <w:p>
-      <w:pPr>
-        <w:ind w:left="720" w:firstLine="0"/>
-        <w:rPr/>
-      </w:pPr>
-      <w:r>
-        <w:rPr>
-          <w:rtl w:val="0"/>
-        </w:rPr>
-        <w:t xml:space="preserve">│   └── src/                       </w:t>
-      </w:r>
-    </w:p>
-    <w:p>
-      <w:pPr>
-        <w:ind w:left="720" w:firstLine="0"/>
-        <w:rPr/>
-      </w:pPr>
-      <w:r>
-        <w:rPr>
-          <w:rtl w:val="0"/>
-        </w:rPr>
-        <w:t xml:space="preserve">│   </w:t>
-        <w:tab/>
-        <w:t xml:space="preserve">├── main            </w:t>
-      </w:r>
-    </w:p>
-    <w:p>
-      <w:pPr>
-        <w:ind w:left="720" w:firstLine="0"/>
-        <w:rPr/>
-      </w:pPr>
-      <w:r>
-        <w:rPr>
-          <w:rtl w:val="0"/>
-        </w:rPr>
-        <w:t xml:space="preserve">│   </w:t>
-        <w:tab/>
-        <w:t xml:space="preserve">├── </w:t>
-      </w:r>
-      <w:r>
-        <w:rPr>
-          <w:b w:val="1"/>
-          <w:bCs w:val="1"/>
-          <w:highlight w:val="yellow"/>
-          <w:rtl w:val="0"/>
-        </w:rPr>
-        <w:t xml:space="preserve">test</w:t>
-      </w:r>
-      <w:r>
-        <w:rPr>
-          <w:b w:val="1"/>
-          <w:bCs w:val="1"/>
-          <w:rtl w:val="0"/>
-        </w:rPr>
-        <w:t xml:space="preserve"> </w:t>
-      </w:r>
-      <w:r>
-        <w:rPr>
-          <w:rtl w:val="0"/>
-        </w:rPr>
-        <w:t xml:space="preserve">   </w:t>
-      </w:r>
-    </w:p>
-    <w:p>
-      <w:pPr>
-        <w:ind w:left="720" w:firstLine="0"/>
-        <w:rPr/>
-      </w:pPr>
-      <w:r>
-        <w:rPr>
-          <w:rtl w:val="0"/>
-        </w:rPr>
-        <w:t xml:space="preserve">Iteration 2 Back-end Summary</w:t>
-      </w:r>
-    </w:p>
-    <w:p>
-      <w:pPr>
-        <w:ind w:left="720" w:firstLine="0"/>
+        <w:ind w:left="180" w:firstLine="0"/>
         <w:rPr/>
       </w:pPr>
       <w:r>
         <w:rPr/>
         <w:drawing>
-          <wp:inline distB="114300" distT="114300" distL="114300" distR="114300">
-            <wp:extent cx="4733925" cy="2543175"/>
+          <wp:inline distB="19050" distT="19050" distL="19050" distR="19050">
+            <wp:extent cx="5700713" cy="4492267"/>
             <wp:effectExtent b="0" l="0" r="0" t="0"/>
-            <wp:docPr id="2" name="image2.png"/>
+            <wp:docPr id="2" name="image1.png"/>
             <a:graphic>
               <a:graphicData uri="http://schemas.openxmlformats.org/drawingml/2006/picture">
                 <pic:pic>
                   <pic:nvPicPr>
-                    <pic:cNvPr id="0" name="image2.png"/>
+                    <pic:cNvPr id="0" name="image1.png"/>
                     <pic:cNvPicPr preferRelativeResize="0"/>
                   </pic:nvPicPr>
                   <pic:blipFill>
-                    <a:blip r:embed="rId24"/>
+                    <a:blip r:embed="rId38"/>
                     <a:srcRect b="0" l="0" r="0" t="0"/>
                     <a:stretch>
                       <a:fillRect/>
@@ -3616,7 +4897,7 @@
                   <pic:spPr>
                     <a:xfrm>
                       <a:off x="0" y="0"/>
-                      <a:ext cx="4733925" cy="2543175"/>
+                      <a:ext cx="5700713" cy="4492267"/>
                     </a:xfrm>
                     <a:prstGeom prst="rect"/>
                     <a:ln/>
@@ -3635,34 +4916,433 @@
     </w:p>
     <w:p>
       <w:pPr>
+        <w:ind w:left="0" w:firstLine="0"/>
+        <w:rPr/>
+      </w:pPr>
+      <w:r>
+        <w:rPr>
+          <w:rtl w:val="0"/>
+        </w:rPr>
+      </w:r>
+    </w:p>
+    <w:p>
+      <w:pPr>
+        <w:pStyle w:val="Heading2"/>
+        <w:keepNext w:val="1"/>
+        <w:keepLines w:val="0"/>
+        <w:spacing w:after="80" w:before="0" w:lineRule="auto"/>
         <w:ind w:left="720" w:firstLine="0"/>
         <w:rPr/>
       </w:pPr>
-      <w:r>
-        <w:rPr>
-          <w:rtl w:val="0"/>
-        </w:rPr>
+      <w:bookmarkStart w:colFirst="0" w:colLast="0" w:name="_rhkm3zp4b85o" w:id="5"/>
+      <w:bookmarkEnd w:id="5"/>
+      <w:r>
+        <w:rPr>
+          <w:rtl w:val="0"/>
+        </w:rPr>
+        <w:t xml:space="preserve">Front-end Unit Testing Strategy (Angular 21 / Vitest)</w:t>
       </w:r>
     </w:p>
     <w:p>
       <w:pPr>
+        <w:spacing w:after="240" w:lineRule="auto"/>
         <w:ind w:left="720" w:firstLine="0"/>
-        <w:rPr>
-          <w:sz w:val="28"/>
-          <w:szCs w:val="28"/>
-        </w:rPr>
-      </w:pPr>
-      <w:r>
-        <w:rPr>
-          <w:sz w:val="28"/>
-          <w:szCs w:val="28"/>
+        <w:rPr/>
+      </w:pPr>
+      <w:r>
+        <w:rPr>
           <w:rtl w:val="0"/>
         </w:rPr>
         <w:t xml:space="preserve">Front-end</w:t>
+      </w:r>
+      <w:r>
+        <w:rPr>
+          <w:rtl w:val="0"/>
+        </w:rPr>
+        <w:t xml:space="preserve"> unit testing is built using </w:t>
+      </w:r>
+      <w:r>
+        <w:rPr>
+          <w:b w:val="1"/>
+          <w:bCs w:val="1"/>
+          <w:rtl w:val="0"/>
+        </w:rPr>
+        <w:t xml:space="preserve">Vitest</w:t>
+      </w:r>
+      <w:r>
+        <w:rPr>
+          <w:rtl w:val="0"/>
+        </w:rPr>
+        <w:t xml:space="preserve"> in combination with standard Angular testing utilities (</w:t>
+      </w:r>
+      <w:r>
+        <w:rPr>
+          <w:rtl w:val="0"/>
+        </w:rPr>
+        <w:t xml:space="preserve">TestBed</w:t>
+      </w:r>
+      <w:r>
+        <w:rPr>
+          <w:rtl w:val="0"/>
+        </w:rPr>
+        <w:t xml:space="preserve">). Vitest provides a fast test runner replacing traditional Karma/Jasmine setups, utilizing Jest-compatible spy and mock APIs (e.g., </w:t>
+      </w:r>
+      <w:r>
+        <w:rPr>
+          <w:rtl w:val="0"/>
+        </w:rPr>
+        <w:t xml:space="preserve">vi.fn()</w:t>
+      </w:r>
+      <w:r>
+        <w:rPr>
+          <w:rtl w:val="0"/>
+        </w:rPr>
+        <w:t xml:space="preserve">).</w:t>
       </w:r>
     </w:p>
     <w:p>
       <w:pPr>
+        <w:keepNext w:val="0"/>
+        <w:keepLines w:val="0"/>
+        <w:spacing w:after="40" w:before="0" w:lineRule="auto"/>
+        <w:ind w:left="720" w:firstLine="0"/>
+        <w:rPr>
+          <w:b w:val="1"/>
+          <w:bCs w:val="1"/>
+        </w:rPr>
+      </w:pPr>
+      <w:r>
+        <w:rPr>
+          <w:b w:val="1"/>
+          <w:bCs w:val="1"/>
+          <w:rtl w:val="0"/>
+        </w:rPr>
+        <w:t xml:space="preserve">Key Testing Practices:</w:t>
+      </w:r>
+    </w:p>
+    <w:p>
+      <w:pPr>
+        <w:numPr>
+          <w:ilvl w:val="0"/>
+          <w:numId w:val="2"/>
+        </w:numPr>
+        <w:spacing w:after="0" w:afterAutospacing="0" w:lineRule="auto"/>
+        <w:ind w:left="1080" w:hanging="360"/>
+        <w:rPr/>
+      </w:pPr>
+      <w:r>
+        <w:rPr>
+          <w:b w:val="1"/>
+          <w:bCs w:val="1"/>
+          <w:rtl w:val="0"/>
+        </w:rPr>
+        <w:t xml:space="preserve">HTTP Service Unit Testing (</w:t>
+      </w:r>
+      <w:r>
+        <w:rPr>
+          <w:b w:val="1"/>
+          <w:bCs w:val="1"/>
+          <w:rtl w:val="0"/>
+        </w:rPr>
+        <w:t xml:space="preserve">HttpTestingController</w:t>
+      </w:r>
+      <w:r>
+        <w:rPr>
+          <w:b w:val="1"/>
+          <w:bCs w:val="1"/>
+          <w:rtl w:val="0"/>
+        </w:rPr>
+        <w:t xml:space="preserve">):</w:t>
+      </w:r>
+      <w:r>
+        <w:rPr>
+          <w:rtl w:val="0"/>
+        </w:rPr>
+        <w:t xml:space="preserve"> Angular services handling backend communication (e.g., </w:t>
+      </w:r>
+      <w:r>
+        <w:rPr>
+          <w:rtl w:val="0"/>
+        </w:rPr>
+        <w:t xml:space="preserve">InventoryService</w:t>
+      </w:r>
+      <w:r>
+        <w:rPr>
+          <w:rtl w:val="0"/>
+        </w:rPr>
+        <w:t xml:space="preserve">) are tested with </w:t>
+      </w:r>
+      <w:r>
+        <w:rPr>
+          <w:rtl w:val="0"/>
+        </w:rPr>
+        <w:t xml:space="preserve">provideHttpClient()</w:t>
+      </w:r>
+      <w:r>
+        <w:rPr>
+          <w:rtl w:val="0"/>
+        </w:rPr>
+        <w:t xml:space="preserve"> and </w:t>
+      </w:r>
+      <w:r>
+        <w:rPr>
+          <w:rtl w:val="0"/>
+        </w:rPr>
+        <w:t xml:space="preserve">provideHttpClientTesting()</w:t>
+      </w:r>
+      <w:r>
+        <w:rPr>
+          <w:rtl w:val="0"/>
+        </w:rPr>
+        <w:t xml:space="preserve">. Tests verify endpoint paths, HTTP verbs (</w:t>
+      </w:r>
+      <w:r>
+        <w:rPr>
+          <w:rtl w:val="0"/>
+        </w:rPr>
+        <w:t xml:space="preserve">GET</w:t>
+      </w:r>
+      <w:r>
+        <w:rPr>
+          <w:rtl w:val="0"/>
+        </w:rPr>
+        <w:t xml:space="preserve">, </w:t>
+      </w:r>
+      <w:r>
+        <w:rPr>
+          <w:rtl w:val="0"/>
+        </w:rPr>
+        <w:t xml:space="preserve">POST</w:t>
+      </w:r>
+      <w:r>
+        <w:rPr>
+          <w:rtl w:val="0"/>
+        </w:rPr>
+        <w:t xml:space="preserve">), request body payloads, and response transformations without making actual network calls.</w:t>
+      </w:r>
+    </w:p>
+    <w:p>
+      <w:pPr>
+        <w:numPr>
+          <w:ilvl w:val="0"/>
+          <w:numId w:val="2"/>
+        </w:numPr>
+        <w:spacing w:after="0" w:afterAutospacing="0" w:lineRule="auto"/>
+        <w:ind w:left="1080" w:hanging="360"/>
+        <w:rPr/>
+      </w:pPr>
+      <w:r>
+        <w:rPr>
+          <w:b w:val="1"/>
+          <w:bCs w:val="1"/>
+          <w:rtl w:val="0"/>
+        </w:rPr>
+        <w:t xml:space="preserve">Standalone Component &amp; Integration Testing:</w:t>
+      </w:r>
+      <w:r>
+        <w:rPr>
+          <w:rtl w:val="0"/>
+        </w:rPr>
+        <w:t xml:space="preserve"> Components are tested using </w:t>
+      </w:r>
+      <w:r>
+        <w:rPr>
+          <w:rtl w:val="0"/>
+        </w:rPr>
+        <w:t xml:space="preserve">TestBed.configureTestingModule</w:t>
+      </w:r>
+      <w:r>
+        <w:rPr>
+          <w:rtl w:val="0"/>
+        </w:rPr>
+        <w:t xml:space="preserve">.</w:t>
+      </w:r>
+    </w:p>
+    <w:p>
+      <w:pPr>
+        <w:numPr>
+          <w:ilvl w:val="1"/>
+          <w:numId w:val="2"/>
+        </w:numPr>
+        <w:spacing w:after="0" w:afterAutospacing="0" w:lineRule="auto"/>
+        <w:ind w:left="1440" w:hanging="360"/>
+        <w:rPr/>
+      </w:pPr>
+      <w:r>
+        <w:rPr>
+          <w:b w:val="1"/>
+          <w:bCs w:val="1"/>
+          <w:rtl w:val="0"/>
+        </w:rPr>
+        <w:t xml:space="preserve">Page / Container Components:</w:t>
+      </w:r>
+      <w:r>
+        <w:rPr>
+          <w:rtl w:val="0"/>
+        </w:rPr>
+        <w:t xml:space="preserve"> Higher-level page components are tested to verify proper rendering and DOM existence of child components.</w:t>
+      </w:r>
+    </w:p>
+    <w:p>
+      <w:pPr>
+        <w:numPr>
+          <w:ilvl w:val="1"/>
+          <w:numId w:val="2"/>
+        </w:numPr>
+        <w:spacing w:after="0" w:afterAutospacing="0" w:lineRule="auto"/>
+        <w:ind w:left="1440" w:hanging="360"/>
+        <w:rPr/>
+      </w:pPr>
+      <w:r>
+        <w:rPr>
+          <w:b w:val="1"/>
+          <w:bCs w:val="1"/>
+          <w:rtl w:val="0"/>
+        </w:rPr>
+        <w:t xml:space="preserve">Reactive Forms &amp; Custom Validation:</w:t>
+      </w:r>
+      <w:r>
+        <w:rPr>
+          <w:rtl w:val="0"/>
+        </w:rPr>
+        <w:t xml:space="preserve"> Form components are tested for custom validation rules (e.g., non-negative, non-decimal </w:t>
+      </w:r>
+      <w:r>
+        <w:rPr>
+          <w:rtl w:val="0"/>
+        </w:rPr>
+        <w:t xml:space="preserve">positiveIntegerValidator</w:t>
+      </w:r>
+      <w:r>
+        <w:rPr>
+          <w:rtl w:val="0"/>
+        </w:rPr>
+        <w:t xml:space="preserve">), state transitions (</w:t>
+      </w:r>
+      <w:r>
+        <w:rPr>
+          <w:rtl w:val="0"/>
+        </w:rPr>
+        <w:t xml:space="preserve">isSubmitting</w:t>
+      </w:r>
+      <w:r>
+        <w:rPr>
+          <w:rtl w:val="0"/>
+        </w:rPr>
+        <w:t xml:space="preserve">), form resets, and </w:t>
+      </w:r>
+      <w:r>
+        <w:rPr>
+          <w:rtl w:val="0"/>
+        </w:rPr>
+        <w:t xml:space="preserve">@Output</w:t>
+      </w:r>
+      <w:r>
+        <w:rPr>
+          <w:rtl w:val="0"/>
+        </w:rPr>
+        <w:t xml:space="preserve"> event emissions.</w:t>
+      </w:r>
+    </w:p>
+    <w:p>
+      <w:pPr>
+        <w:numPr>
+          <w:ilvl w:val="1"/>
+          <w:numId w:val="2"/>
+        </w:numPr>
+        <w:spacing w:after="240" w:lineRule="auto"/>
+        <w:ind w:left="1440" w:hanging="360"/>
+        <w:rPr/>
+      </w:pPr>
+      <w:r>
+        <w:rPr>
+          <w:b w:val="1"/>
+          <w:bCs w:val="1"/>
+          <w:rtl w:val="0"/>
+        </w:rPr>
+        <w:t xml:space="preserve">Signal State &amp; HTTP Error Handling:</w:t>
+      </w:r>
+      <w:r>
+        <w:rPr>
+          <w:rtl w:val="0"/>
+        </w:rPr>
+        <w:t xml:space="preserve"> Testing covers component lifecycle hooks (</w:t>
+      </w:r>
+      <w:r>
+        <w:rPr>
+          <w:rtl w:val="0"/>
+        </w:rPr>
+        <w:t xml:space="preserve">ngOnInit</w:t>
+      </w:r>
+      <w:r>
+        <w:rPr>
+          <w:rtl w:val="0"/>
+        </w:rPr>
+        <w:t xml:space="preserve">), Angular Signal state updates (</w:t>
+      </w:r>
+      <w:r>
+        <w:rPr>
+          <w:rtl w:val="0"/>
+        </w:rPr>
+        <w:t xml:space="preserve">healthItems</w:t>
+      </w:r>
+      <w:r>
+        <w:rPr>
+          <w:rtl w:val="0"/>
+        </w:rPr>
+        <w:t xml:space="preserve">, </w:t>
+      </w:r>
+      <w:r>
+        <w:rPr>
+          <w:rtl w:val="0"/>
+        </w:rPr>
+        <w:t xml:space="preserve">inventoryItems</w:t>
+      </w:r>
+      <w:r>
+        <w:rPr>
+          <w:rtl w:val="0"/>
+        </w:rPr>
+        <w:t xml:space="preserve">, </w:t>
+      </w:r>
+      <w:r>
+        <w:rPr>
+          <w:rtl w:val="0"/>
+        </w:rPr>
+        <w:t xml:space="preserve">isLoading</w:t>
+      </w:r>
+      <w:r>
+        <w:rPr>
+          <w:rtl w:val="0"/>
+        </w:rPr>
+        <w:t xml:space="preserve">), dynamic CSS class formatting, and graceful error handling for standard HTTP errors (e.g., </w:t>
+      </w:r>
+      <w:r>
+        <w:rPr>
+          <w:rtl w:val="0"/>
+        </w:rPr>
+        <w:t xml:space="preserve">404 Not Found</w:t>
+      </w:r>
+      <w:r>
+        <w:rPr>
+          <w:rtl w:val="0"/>
+        </w:rPr>
+        <w:t xml:space="preserve">) or custom </w:t>
+      </w:r>
+      <w:r>
+        <w:rPr>
+          <w:rtl w:val="0"/>
+        </w:rPr>
+        <w:t xml:space="preserve">ApiResponse</w:t>
+      </w:r>
+      <w:r>
+        <w:rPr>
+          <w:rtl w:val="0"/>
+        </w:rPr>
+        <w:t xml:space="preserve"> error structures.</w:t>
+      </w:r>
+    </w:p>
+    <w:p>
+      <w:pPr>
         <w:ind w:left="720" w:firstLine="0"/>
         <w:rPr/>
       </w:pPr>
@@ -3670,76 +5350,45 @@
         <w:rPr>
           <w:rtl w:val="0"/>
         </w:rPr>
-        <w:t xml:space="preserve">Front-end testing will use Vitest as part of the testing framework as the project is Angular based. Each feature that is created should have its own *spec.ts file where the unit tests will be implemented. </w:t>
+        <w:t xml:space="preserve">Code coverage will be done through the default Angular framework and the resulting summary will be posted in the Frontend CI Test workflow run for every accepted pull request.</w:t>
       </w:r>
     </w:p>
     <w:p>
       <w:pPr>
+        <w:pStyle w:val="Heading2"/>
         <w:ind w:left="720" w:firstLine="0"/>
         <w:rPr/>
       </w:pPr>
-      <w:r>
-        <w:rPr>
-          <w:rtl w:val="0"/>
-        </w:rPr>
+      <w:bookmarkStart w:colFirst="0" w:colLast="0" w:name="_xxsaqp16b9hc" w:id="6"/>
+      <w:bookmarkEnd w:id="6"/>
+      <w:r>
+        <w:rPr>
+          <w:rtl w:val="0"/>
+        </w:rPr>
+        <w:t xml:space="preserve">Iteration 3 Front-end Summary</w:t>
       </w:r>
     </w:p>
     <w:p>
       <w:pPr>
-        <w:ind w:left="720" w:firstLine="0"/>
-        <w:rPr/>
-      </w:pPr>
-      <w:r>
-        <w:rPr>
-          <w:rtl w:val="0"/>
-        </w:rPr>
-        <w:t xml:space="preserve">Code coverage will be done through the default Angular framework and the resulting summary will be posted in the Frontend CI Test workflow run for every accepted pull request.</w:t>
-      </w:r>
-    </w:p>
-    <w:p>
-      <w:pPr>
-        <w:ind w:left="720" w:firstLine="0"/>
-        <w:rPr/>
-      </w:pPr>
-      <w:r>
-        <w:rPr>
-          <w:rtl w:val="0"/>
-        </w:rPr>
-      </w:r>
-    </w:p>
-    <w:p>
-      <w:pPr>
-        <w:ind w:left="720" w:firstLine="0"/>
-        <w:rPr/>
-      </w:pPr>
-      <w:r>
-        <w:rPr>
-          <w:rtl w:val="0"/>
-        </w:rPr>
-        <w:t xml:space="preserve">Iteration 2 Front-end Summary</w:t>
-      </w:r>
-    </w:p>
-    <w:p>
-      <w:pPr>
-        <w:ind w:left="720" w:firstLine="0"/>
+        <w:ind w:left="180" w:firstLine="0"/>
         <w:rPr/>
       </w:pPr>
       <w:r>
         <w:rPr/>
         <w:drawing>
-          <wp:inline distB="114300" distT="114300" distL="114300" distR="114300">
-            <wp:extent cx="4019550" cy="2076450"/>
+          <wp:inline distB="19050" distT="19050" distL="19050" distR="19050">
+            <wp:extent cx="5995988" cy="3064886"/>
             <wp:effectExtent b="0" l="0" r="0" t="0"/>
-            <wp:docPr id="1" name="image1.png"/>
+            <wp:docPr id="1" name="image2.png"/>
             <a:graphic>
               <a:graphicData uri="http://schemas.openxmlformats.org/drawingml/2006/picture">
                 <pic:pic>
                   <pic:nvPicPr>
-                    <pic:cNvPr id="0" name="image1.png"/>
+                    <pic:cNvPr id="0" name="image2.png"/>
                     <pic:cNvPicPr preferRelativeResize="0"/>
                   </pic:nvPicPr>
                   <pic:blipFill>
-                    <a:blip r:embed="rId25"/>
+                    <a:blip r:embed="rId39"/>
                     <a:srcRect b="0" l="0" r="0" t="0"/>
                     <a:stretch>
                       <a:fillRect/>
@@ -3748,7 +5397,7 @@
                   <pic:spPr>
                     <a:xfrm>
                       <a:off x="0" y="0"/>
-                      <a:ext cx="4019550" cy="2076450"/>
+                      <a:ext cx="5995988" cy="3064886"/>
                     </a:xfrm>
                     <a:prstGeom prst="rect"/>
                     <a:ln/>
@@ -3789,8 +5438,8 @@
           <w:u w:val="none"/>
         </w:rPr>
       </w:pPr>
-      <w:bookmarkStart w:colFirst="0" w:colLast="0" w:name="_rijyjeu2ojqa" w:id="3"/>
-      <w:bookmarkEnd w:id="3"/>
+      <w:bookmarkStart w:colFirst="0" w:colLast="0" w:name="_rijyjeu2ojqa" w:id="7"/>
+      <w:bookmarkEnd w:id="7"/>
       <w:r>
         <w:rPr>
           <w:rtl w:val="0"/>
@@ -3847,7 +5496,7 @@
     </w:p>
     <w:tbl>
       <w:tblPr>
-        <w:tblStyle w:val="Table4"/>
+        <w:tblStyle w:val="Table5"/>
         <w:tblW w:w="8550.0" w:type="dxa"/>
         <w:jc w:val="left"/>
         <w:tblInd w:w="810.0" w:type="dxa"/>
@@ -4031,7 +5680,7 @@
               <w:rPr>
                 <w:rtl w:val="0"/>
               </w:rPr>
-              <w:t xml:space="preserve">Front-end: 103 tests</w:t>
+              <w:t xml:space="preserve">Front-end: 175 tests</w:t>
             </w:r>
           </w:p>
           <w:p>
@@ -4063,7 +5712,7 @@
               <w:rPr>
                 <w:rtl w:val="0"/>
               </w:rPr>
-              <w:t xml:space="preserve">Back-end: 74 tests</w:t>
+              <w:t xml:space="preserve">Back-end: 121 tests</w:t>
             </w:r>
           </w:p>
         </w:tc>
@@ -4241,10 +5890,6 @@
               <w:keepLines w:val="0"/>
               <w:pageBreakBefore w:val="0"/>
               <w:widowControl w:val="0"/>
-              <w:numPr>
-                <w:ilvl w:val="0"/>
-                <w:numId w:val="4"/>
-              </w:numPr>
               <w:pBdr>
                 <w:top w:space="0" w:sz="0" w:val="nil"/>
                 <w:left w:space="0" w:sz="0" w:val="nil"/>
@@ -4254,17 +5899,41 @@
               </w:pBdr>
               <w:shd w:fill="auto" w:val="clear"/>
               <w:spacing w:after="0" w:before="0" w:line="240" w:lineRule="auto"/>
-              <w:ind w:left="720" w:right="0" w:hanging="360"/>
+              <w:ind w:left="0" w:right="0" w:firstLine="0"/>
               <w:jc w:val="left"/>
-              <w:rPr>
-                <w:u w:val="none"/>
-              </w:rPr>
+              <w:rPr/>
             </w:pPr>
             <w:r>
               <w:rPr>
                 <w:rtl w:val="0"/>
               </w:rPr>
               <w:t xml:space="preserve">Iteration 2: 9 System tests</w:t>
+            </w:r>
+          </w:p>
+          <w:p>
+            <w:pPr>
+              <w:keepNext w:val="0"/>
+              <w:keepLines w:val="0"/>
+              <w:pageBreakBefore w:val="0"/>
+              <w:widowControl w:val="0"/>
+              <w:pBdr>
+                <w:top w:space="0" w:sz="0" w:val="nil"/>
+                <w:left w:space="0" w:sz="0" w:val="nil"/>
+                <w:bottom w:space="0" w:sz="0" w:val="nil"/>
+                <w:right w:space="0" w:sz="0" w:val="nil"/>
+                <w:between w:space="0" w:sz="0" w:val="nil"/>
+              </w:pBdr>
+              <w:shd w:fill="auto" w:val="clear"/>
+              <w:spacing w:after="0" w:before="0" w:line="240" w:lineRule="auto"/>
+              <w:ind w:left="0" w:right="0" w:firstLine="0"/>
+              <w:jc w:val="left"/>
+              <w:rPr/>
+            </w:pPr>
+            <w:r>
+              <w:rPr>
+                <w:rtl w:val="0"/>
+              </w:rPr>
+              <w:t xml:space="preserve">Iteration 3: 8 System tests</w:t>
             </w:r>
           </w:p>
         </w:tc>
@@ -4305,8 +5974,8 @@
         </w:numPr>
         <w:ind w:left="720" w:hanging="360"/>
       </w:pPr>
-      <w:bookmarkStart w:colFirst="0" w:colLast="0" w:name="_161vmjht87fy" w:id="4"/>
-      <w:bookmarkEnd w:id="4"/>
+      <w:bookmarkStart w:colFirst="0" w:colLast="0" w:name="_161vmjht87fy" w:id="8"/>
+      <w:bookmarkEnd w:id="8"/>
       <w:r>
         <w:rPr>
           <w:rtl w:val="0"/>
@@ -4327,7 +5996,7 @@
     </w:p>
     <w:tbl>
       <w:tblPr>
-        <w:tblStyle w:val="Table5"/>
+        <w:tblStyle w:val="Table6"/>
         <w:tblW w:w="8745.0" w:type="dxa"/>
         <w:jc w:val="left"/>
         <w:tblInd w:w="720.0" w:type="dxa"/>
@@ -4751,6 +6420,137 @@
           </w:p>
         </w:tc>
       </w:tr>
+      <w:tr>
+        <w:trPr>
+          <w:cantSplit w:val="0"/>
+          <w:tblHeader w:val="0"/>
+        </w:trPr>
+        <w:tc>
+          <w:tcPr>
+            <w:shd w:fill="auto" w:val="clear"/>
+            <w:tcMar>
+              <w:top w:w="100.0" w:type="dxa"/>
+              <w:left w:w="100.0" w:type="dxa"/>
+              <w:bottom w:w="100.0" w:type="dxa"/>
+              <w:right w:w="100.0" w:type="dxa"/>
+            </w:tcMar>
+            <w:vAlign w:val="top"/>
+          </w:tcPr>
+          <w:p>
+            <w:pPr>
+              <w:widowControl w:val="0"/>
+              <w:spacing w:line="240" w:lineRule="auto"/>
+              <w:rPr/>
+            </w:pPr>
+            <w:r>
+              <w:rPr>
+                <w:rtl w:val="0"/>
+              </w:rPr>
+              <w:t xml:space="preserve">Manual Testing Report</w:t>
+            </w:r>
+          </w:p>
+        </w:tc>
+        <w:tc>
+          <w:tcPr>
+            <w:shd w:fill="auto" w:val="clear"/>
+            <w:tcMar>
+              <w:top w:w="100.0" w:type="dxa"/>
+              <w:left w:w="100.0" w:type="dxa"/>
+              <w:bottom w:w="100.0" w:type="dxa"/>
+              <w:right w:w="100.0" w:type="dxa"/>
+            </w:tcMar>
+            <w:vAlign w:val="top"/>
+          </w:tcPr>
+          <w:p>
+            <w:pPr>
+              <w:widowControl w:val="0"/>
+              <w:spacing w:line="240" w:lineRule="auto"/>
+              <w:rPr/>
+            </w:pPr>
+            <w:r>
+              <w:rPr>
+                <w:rtl w:val="0"/>
+              </w:rPr>
+              <w:t xml:space="preserve">Italia Tran</w:t>
+            </w:r>
+          </w:p>
+        </w:tc>
+        <w:tc>
+          <w:tcPr>
+            <w:shd w:fill="auto" w:val="clear"/>
+            <w:tcMar>
+              <w:top w:w="100.0" w:type="dxa"/>
+              <w:left w:w="100.0" w:type="dxa"/>
+              <w:bottom w:w="100.0" w:type="dxa"/>
+              <w:right w:w="100.0" w:type="dxa"/>
+            </w:tcMar>
+            <w:vAlign w:val="top"/>
+          </w:tcPr>
+          <w:p>
+            <w:pPr>
+              <w:widowControl w:val="0"/>
+              <w:spacing w:line="240" w:lineRule="auto"/>
+              <w:rPr/>
+            </w:pPr>
+            <w:r>
+              <w:rPr>
+                <w:rtl w:val="0"/>
+              </w:rPr>
+              <w:t xml:space="preserve">90%</w:t>
+            </w:r>
+          </w:p>
+        </w:tc>
+        <w:tc>
+          <w:tcPr>
+            <w:shd w:fill="auto" w:val="clear"/>
+            <w:tcMar>
+              <w:top w:w="100.0" w:type="dxa"/>
+              <w:left w:w="100.0" w:type="dxa"/>
+              <w:bottom w:w="100.0" w:type="dxa"/>
+              <w:right w:w="100.0" w:type="dxa"/>
+            </w:tcMar>
+            <w:vAlign w:val="top"/>
+          </w:tcPr>
+          <w:p>
+            <w:pPr>
+              <w:widowControl w:val="0"/>
+              <w:spacing w:line="240" w:lineRule="auto"/>
+              <w:rPr/>
+            </w:pPr>
+            <w:r>
+              <w:rPr>
+                <w:rtl w:val="0"/>
+              </w:rPr>
+              <w:t xml:space="preserve">Used AI to render user stories and the associated system test as a table specific to iteration 3</w:t>
+            </w:r>
+          </w:p>
+        </w:tc>
+        <w:tc>
+          <w:tcPr>
+            <w:shd w:fill="auto" w:val="clear"/>
+            <w:tcMar>
+              <w:top w:w="100.0" w:type="dxa"/>
+              <w:left w:w="100.0" w:type="dxa"/>
+              <w:bottom w:w="100.0" w:type="dxa"/>
+              <w:right w:w="100.0" w:type="dxa"/>
+            </w:tcMar>
+            <w:vAlign w:val="top"/>
+          </w:tcPr>
+          <w:p>
+            <w:pPr>
+              <w:widowControl w:val="0"/>
+              <w:spacing w:line="240" w:lineRule="auto"/>
+              <w:rPr/>
+            </w:pPr>
+            <w:r>
+              <w:rPr>
+                <w:rtl w:val="0"/>
+              </w:rPr>
+              <w:t xml:space="preserve">Italia Tran</w:t>
+            </w:r>
+          </w:p>
+        </w:tc>
+      </w:tr>
     </w:tbl>
     <w:p>
       <w:pPr>
@@ -4788,8 +6588,8 @@
           <w:u w:val="none"/>
         </w:rPr>
       </w:pPr>
-      <w:bookmarkStart w:colFirst="0" w:colLast="0" w:name="_15tmymhipvdv" w:id="5"/>
-      <w:bookmarkEnd w:id="5"/>
+      <w:bookmarkStart w:colFirst="0" w:colLast="0" w:name="_15tmymhipvdv" w:id="9"/>
+      <w:bookmarkEnd w:id="9"/>
       <w:r>
         <w:rPr>
           <w:rFonts w:ascii="Trebuchet MS" w:cs="Trebuchet MS" w:eastAsia="Trebuchet MS" w:hAnsi="Trebuchet MS"/>
@@ -4812,7 +6612,7 @@
           <w:u w:val="none"/>
         </w:rPr>
       </w:pPr>
-      <w:hyperlink r:id="rId26">
+      <w:hyperlink r:id="rId40">
         <w:r>
           <w:rPr>
             <w:color w:val="1155cc"/>
@@ -4836,13 +6636,12 @@
           <w:ilvl w:val="1"/>
           <w:numId w:val="1"/>
         </w:numPr>
-        <w:spacing w:after="0" w:afterAutospacing="0"/>
         <w:ind w:left="1440" w:hanging="360"/>
         <w:rPr>
           <w:u w:val="none"/>
         </w:rPr>
       </w:pPr>
-      <w:hyperlink r:id="rId27">
+      <w:hyperlink r:id="rId41">
         <w:r>
           <w:rPr>
             <w:color w:val="1155cc"/>
@@ -4850,6 +6649,35 @@
             <w:rtl w:val="0"/>
           </w:rPr>
           <w:t xml:space="preserve">AI Usage Log - Manual Testing Report Iteration 2</w:t>
+        </w:r>
+      </w:hyperlink>
+      <w:r>
+        <w:rPr>
+          <w:rtl w:val="0"/>
+        </w:rPr>
+      </w:r>
+    </w:p>
+    <w:p>
+      <w:pPr>
+        <w:pageBreakBefore w:val="0"/>
+        <w:numPr>
+          <w:ilvl w:val="1"/>
+          <w:numId w:val="1"/>
+        </w:numPr>
+        <w:spacing w:after="0" w:afterAutospacing="0"/>
+        <w:ind w:left="1440" w:hanging="360"/>
+        <w:rPr>
+          <w:u w:val="none"/>
+        </w:rPr>
+      </w:pPr>
+      <w:hyperlink r:id="rId42">
+        <w:r>
+          <w:rPr>
+            <w:color w:val="1155cc"/>
+            <w:u w:val="single"/>
+            <w:rtl w:val="0"/>
+          </w:rPr>
+          <w:t xml:space="preserve">AI Usage Log - Manual Testing Report Iteration 3</w:t>
         </w:r>
       </w:hyperlink>
       <w:r>
@@ -4883,8 +6711,8 @@
           <w:u w:val="none"/>
         </w:rPr>
       </w:pPr>
-      <w:bookmarkStart w:colFirst="0" w:colLast="0" w:name="_8n34lvocupub" w:id="6"/>
-      <w:bookmarkEnd w:id="6"/>
+      <w:bookmarkStart w:colFirst="0" w:colLast="0" w:name="_8n34lvocupub" w:id="10"/>
+      <w:bookmarkEnd w:id="10"/>
       <w:r>
         <w:rPr>
           <w:rFonts w:ascii="Trebuchet MS" w:cs="Trebuchet MS" w:eastAsia="Trebuchet MS" w:hAnsi="Trebuchet MS"/>
@@ -4892,30 +6720,13 @@
           <w:szCs w:val="32"/>
           <w:rtl w:val="0"/>
         </w:rPr>
-        <w:t xml:space="preserve">Glossary</w:t>
-      </w:r>
-    </w:p>
-    <w:p>
-      <w:pPr>
-        <w:keepNext w:val="0"/>
-        <w:keepLines w:val="0"/>
-        <w:pageBreakBefore w:val="0"/>
-        <w:widowControl w:val="0"/>
-        <w:pBdr>
-          <w:top w:space="0" w:sz="0" w:val="nil"/>
-          <w:left w:space="0" w:sz="0" w:val="nil"/>
-          <w:bottom w:space="0" w:sz="0" w:val="nil"/>
-          <w:right w:space="0" w:sz="0" w:val="nil"/>
-          <w:between w:space="0" w:sz="0" w:val="nil"/>
-        </w:pBdr>
-        <w:shd w:fill="auto" w:val="clear"/>
-        <w:rPr/>
-      </w:pPr>
-      <w:r>
-        <w:rPr>
-          <w:rtl w:val="0"/>
-        </w:rPr>
-        <w:t xml:space="preserve">            </w:t>
+        <w:t xml:space="preserve">Glossar</w:t>
+      </w:r>
+      <w:r>
+        <w:rPr>
+          <w:rtl w:val="0"/>
+        </w:rPr>
+        <w:t xml:space="preserve">y</w:t>
       </w:r>
       <w:r>
         <w:rPr>
@@ -4924,7 +6735,7 @@
       </w:r>
     </w:p>
     <w:sectPr>
-      <w:headerReference r:id="rId28" w:type="default"/>
+      <w:headerReference r:id="rId43" w:type="default"/>
       <w:pgSz w:h="15840" w:w="12240" w:orient="portrait"/>
       <w:pgMar w:bottom="1440" w:top="1440" w:left="1440" w:right="1440" w:header="0" w:footer="720"/>
       <w:pgNumType w:start="1"/>
@@ -5090,6 +6901,7 @@
         <w:ind w:left="720" w:hanging="360"/>
       </w:pPr>
       <w:rPr>
+        <w:rFonts w:ascii="Arial" w:cs="Arial" w:eastAsia="Arial" w:hAnsi="Arial"/>
         <w:u w:val="none"/>
       </w:rPr>
     </w:lvl>
@@ -5102,6 +6914,7 @@
         <w:ind w:left="1440" w:hanging="360"/>
       </w:pPr>
       <w:rPr>
+        <w:rFonts w:ascii="Arial" w:cs="Arial" w:eastAsia="Arial" w:hAnsi="Arial"/>
         <w:u w:val="none"/>
       </w:rPr>
     </w:lvl>
@@ -5307,9 +7120,10 @@
       <w:lvlText w:val="●"/>
       <w:lvlJc w:val="left"/>
       <w:pPr>
-        <w:ind w:left="720" w:hanging="360"/>
+        <w:ind w:left="1440" w:hanging="720"/>
       </w:pPr>
       <w:rPr>
+        <w:rFonts w:ascii="Arial" w:cs="Arial" w:eastAsia="Arial" w:hAnsi="Arial"/>
         <w:u w:val="none"/>
       </w:rPr>
     </w:lvl>
@@ -5322,6 +7136,7 @@
         <w:ind w:left="1440" w:hanging="360"/>
       </w:pPr>
       <w:rPr>
+        <w:rFonts w:ascii="Arial" w:cs="Arial" w:eastAsia="Arial" w:hAnsi="Arial"/>
         <w:u w:val="none"/>
       </w:rPr>
     </w:lvl>
@@ -5627,6 +7442,13 @@
     </w:tblPr>
   </w:style>
   <w:style w:type="table" w:styleId="Table5">
+    <w:basedOn w:val="TableNormal"/>
+    <w:tblPr>
+      <w:tblStyleRowBandSize w:val="1"/>
+      <w:tblStyleColBandSize w:val="1"/>
+    </w:tblPr>
+  </w:style>
+  <w:style w:type="table" w:styleId="Table6">
     <w:basedOn w:val="TableNormal"/>
     <w:tblPr>
       <w:tblStyleRowBandSize w:val="1"/>
